--- a/DashRite-Live-Links-Directory.docx
+++ b/DashRite-Live-Links-Directory.docx
@@ -9252,6 +9252,305 @@
           <w:szCs w:val="20"/>
         </w:rPr>
         <w:t>•  Insight: each link is a proof point; the more of them a prospect can click, the more credible the firm.</w:t>
+      </w:r>
+    </w:p>
+    <w:p>
+      <w:r>
+        <w:br w:type="page"/>
+      </w:r>
+    </w:p>
+    <w:p>
+      <w:pPr>
+        <w:keepNext/>
+        <w:spacing w:before="0" w:after="120"/>
+      </w:pPr>
+      <w:r>
+        <w:rPr>
+          <w:rFonts w:ascii="Calibri" w:hAnsi="Calibri" w:cs="Calibri"/>
+          <w:b/>
+          <w:color w:val="1F3A73"/>
+          <w:sz w:val="30"/>
+        </w:rPr>
+        <w:t xml:space="preserve">What each live page gives you</w:t>
+      </w:r>
+    </w:p>
+    <w:p>
+      <w:pPr>
+        <w:spacing w:before="0" w:after="200"/>
+      </w:pPr>
+      <w:r>
+        <w:rPr>
+          <w:rFonts w:ascii="Calibri" w:hAnsi="Calibri" w:cs="Calibri"/>
+          <w:color w:val="3A4460"/>
+          <w:sz w:val="20"/>
+        </w:rPr>
+        <w:t xml:space="preserve">Updated 24 September 2026. Every app page now carries the same intelligence layer, so once you know one page you know them all.</w:t>
+      </w:r>
+    </w:p>
+    <w:p>
+      <w:pPr>
+        <w:keepNext/>
+        <w:spacing w:before="0" w:after="20"/>
+        <w:ind w:left="240"/>
+      </w:pPr>
+      <w:r>
+        <w:rPr>
+          <w:rFonts w:ascii="Calibri" w:hAnsi="Calibri" w:cs="Calibri"/>
+          <w:b/>
+          <w:sz w:val="20"/>
+        </w:rPr>
+        <w:t xml:space="preserve">At a glance</w:t>
+      </w:r>
+    </w:p>
+    <w:p>
+      <w:pPr>
+        <w:spacing w:before="0" w:after="140"/>
+        <w:ind w:left="240"/>
+      </w:pPr>
+      <w:r>
+        <w:rPr>
+          <w:rFonts w:ascii="Calibri" w:hAnsi="Calibri" w:cs="Calibri"/>
+          <w:sz w:val="20"/>
+        </w:rPr>
+        <w:t xml:space="preserve">The one question the app answers, the three questions it helps you settle, who uses it, how often, and the numbers to watch.</w:t>
+      </w:r>
+    </w:p>
+    <w:p>
+      <w:pPr>
+        <w:keepNext/>
+        <w:spacing w:before="0" w:after="20"/>
+        <w:ind w:left="240"/>
+      </w:pPr>
+      <w:r>
+        <w:rPr>
+          <w:rFonts w:ascii="Calibri" w:hAnsi="Calibri" w:cs="Calibri"/>
+          <w:b/>
+          <w:sz w:val="20"/>
+        </w:rPr>
+        <w:t xml:space="preserve">Your figures and intelligence brief</w:t>
+      </w:r>
+    </w:p>
+    <w:p>
+      <w:pPr>
+        <w:spacing w:before="0" w:after="140"/>
+        <w:ind w:left="240"/>
+      </w:pPr>
+      <w:r>
+        <w:rPr>
+          <w:rFonts w:ascii="Calibri" w:hAnsi="Calibri" w:cs="Calibri"/>
+          <w:sz w:val="20"/>
+        </w:rPr>
+        <w:t xml:space="preserve">Edit any figure and the page recomputes a read, the reason, the next action, a confidence band, the counter-case and what would change the call.</w:t>
+      </w:r>
+    </w:p>
+    <w:p>
+      <w:pPr>
+        <w:keepNext/>
+        <w:spacing w:before="0" w:after="20"/>
+        <w:ind w:left="240"/>
+      </w:pPr>
+      <w:r>
+        <w:rPr>
+          <w:rFonts w:ascii="Calibri" w:hAnsi="Calibri" w:cs="Calibri"/>
+          <w:b/>
+          <w:sz w:val="20"/>
+        </w:rPr>
+        <w:t xml:space="preserve">True data from the ledger</w:t>
+      </w:r>
+    </w:p>
+    <w:p>
+      <w:pPr>
+        <w:spacing w:before="0" w:after="140"/>
+        <w:ind w:left="240"/>
+      </w:pPr>
+      <w:r>
+        <w:rPr>
+          <w:rFonts w:ascii="Calibri" w:hAnsi="Calibri" w:cs="Calibri"/>
+          <w:sz w:val="20"/>
+        </w:rPr>
+        <w:t xml:space="preserve">A strip of real figures from Dash as of 24 September 2026, with the trial balance of $5,870.70 shown as tied. These figures are fixed to that date and are refreshed when the pages are next published.</w:t>
+      </w:r>
+    </w:p>
+    <w:p>
+      <w:pPr>
+        <w:keepNext/>
+        <w:spacing w:before="0" w:after="20"/>
+        <w:ind w:left="240"/>
+      </w:pPr>
+      <w:r>
+        <w:rPr>
+          <w:rFonts w:ascii="Calibri" w:hAnsi="Calibri" w:cs="Calibri"/>
+          <w:b/>
+          <w:sz w:val="20"/>
+        </w:rPr>
+        <w:t xml:space="preserve">Signal health and The Founders’ read</w:t>
+      </w:r>
+    </w:p>
+    <w:p>
+      <w:pPr>
+        <w:spacing w:before="0" w:after="140"/>
+        <w:ind w:left="240"/>
+      </w:pPr>
+      <w:r>
+        <w:rPr>
+          <w:rFonts w:ascii="Calibri" w:hAnsi="Calibri" w:cs="Calibri"/>
+          <w:sz w:val="20"/>
+        </w:rPr>
+        <w:t xml:space="preserve">A ring showing the share of healthy signals, a bar for each signal, and four lens cards rated On track or Watch.</w:t>
+      </w:r>
+    </w:p>
+    <w:p>
+      <w:pPr>
+        <w:keepNext/>
+        <w:spacing w:before="0" w:after="20"/>
+        <w:ind w:left="240"/>
+      </w:pPr>
+      <w:r>
+        <w:rPr>
+          <w:rFonts w:ascii="Calibri" w:hAnsi="Calibri" w:cs="Calibri"/>
+          <w:b/>
+          <w:sz w:val="20"/>
+        </w:rPr>
+        <w:t xml:space="preserve">Your action plan</w:t>
+      </w:r>
+    </w:p>
+    <w:p>
+      <w:pPr>
+        <w:spacing w:before="0" w:after="140"/>
+        <w:ind w:left="240"/>
+      </w:pPr>
+      <w:r>
+        <w:rPr>
+          <w:rFonts w:ascii="Calibri" w:hAnsi="Calibri" w:cs="Calibri"/>
+          <w:sz w:val="20"/>
+        </w:rPr>
+        <w:t xml:space="preserve">The top three signals that need action, ranked, with the page’s recommended next step on the first.</w:t>
+      </w:r>
+    </w:p>
+    <w:p>
+      <w:pPr>
+        <w:keepNext/>
+        <w:spacing w:before="0" w:after="20"/>
+        <w:ind w:left="240"/>
+      </w:pPr>
+      <w:r>
+        <w:rPr>
+          <w:rFonts w:ascii="Calibri" w:hAnsi="Calibri" w:cs="Calibri"/>
+          <w:b/>
+          <w:sz w:val="20"/>
+        </w:rPr>
+        <w:t xml:space="preserve">What changed since your last visit</w:t>
+      </w:r>
+    </w:p>
+    <w:p>
+      <w:pPr>
+        <w:spacing w:before="0" w:after="140"/>
+        <w:ind w:left="240"/>
+      </w:pPr>
+      <w:r>
+        <w:rPr>
+          <w:rFonts w:ascii="Calibri" w:hAnsi="Calibri" w:cs="Calibri"/>
+          <w:sz w:val="20"/>
+        </w:rPr>
+        <w:t xml:space="preserve">Each visit saves the health score in your browser, so the page shows a trend line and the change since your last day.</w:t>
+      </w:r>
+    </w:p>
+    <w:p>
+      <w:pPr>
+        <w:keepNext/>
+        <w:spacing w:before="0" w:after="20"/>
+        <w:ind w:left="240"/>
+      </w:pPr>
+      <w:r>
+        <w:rPr>
+          <w:rFonts w:ascii="Calibri" w:hAnsi="Calibri" w:cs="Calibri"/>
+          <w:b/>
+          <w:sz w:val="20"/>
+        </w:rPr>
+        <w:t xml:space="preserve">Ask this page</w:t>
+      </w:r>
+    </w:p>
+    <w:p>
+      <w:pPr>
+        <w:spacing w:before="0" w:after="140"/>
+        <w:ind w:left="240"/>
+      </w:pPr>
+      <w:r>
+        <w:rPr>
+          <w:rFonts w:ascii="Calibri" w:hAnsi="Calibri" w:cs="Calibri"/>
+          <w:sz w:val="20"/>
+        </w:rPr>
+        <w:t xml:space="preserve">Type a question and the page answers from its own figures and guidance, with the matching words highlighted and a confidence rating. Nothing leaves your browser.</w:t>
+      </w:r>
+    </w:p>
+    <w:p>
+      <w:pPr>
+        <w:keepNext/>
+        <w:spacing w:before="0" w:after="20"/>
+        <w:ind w:left="240"/>
+      </w:pPr>
+      <w:r>
+        <w:rPr>
+          <w:rFonts w:ascii="Calibri" w:hAnsi="Calibri" w:cs="Calibri"/>
+          <w:b/>
+          <w:sz w:val="20"/>
+        </w:rPr>
+        <w:t xml:space="preserve">Navigation and shortcuts</w:t>
+      </w:r>
+    </w:p>
+    <w:p>
+      <w:pPr>
+        <w:spacing w:before="0" w:after="140"/>
+        <w:ind w:left="240"/>
+      </w:pPr>
+      <w:r>
+        <w:rPr>
+          <w:rFonts w:ascii="Calibri" w:hAnsi="Calibri" w:cs="Calibri"/>
+          <w:sz w:val="20"/>
+        </w:rPr>
+        <w:t xml:space="preserve">A pinned section bar, a back-to-top button, and the keys / to search, p to print, t for the top and ? for help.</w:t>
+      </w:r>
+    </w:p>
+    <w:p>
+      <w:pPr>
+        <w:keepNext/>
+        <w:spacing w:before="160" w:after="80"/>
+      </w:pPr>
+      <w:r>
+        <w:rPr>
+          <w:rFonts w:ascii="Calibri" w:hAnsi="Calibri" w:cs="Calibri"/>
+          <w:b/>
+          <w:color w:val="1F3A73"/>
+          <w:sz w:val="24"/>
+        </w:rPr>
+        <w:t xml:space="preserve">The Dash Live Links page</w:t>
+      </w:r>
+    </w:p>
+    <w:p>
+      <w:pPr>
+        <w:spacing w:before="0" w:after="140"/>
+        <w:ind w:left="240"/>
+      </w:pPr>
+      <w:r>
+        <w:rPr>
+          <w:rFonts w:ascii="Calibri" w:hAnsi="Calibri" w:cs="Calibri"/>
+          <w:sz w:val="20"/>
+        </w:rPr>
+        <w:t xml:space="preserve">It lists all 21 public pages in four groups, with a page count on each group, a search box, and an Open and Copy link on every card. A Recently opened row keeps your usual stops at the top, most recent first.</w:t>
+      </w:r>
+    </w:p>
+    <w:p>
+      <w:pPr>
+        <w:spacing w:before="0" w:after="200"/>
+        <w:ind w:left="240"/>
+      </w:pPr>
+      <w:r>
+        <w:rPr>
+          <w:rFonts w:ascii="Calibri" w:hAnsi="Calibri" w:cs="Calibri"/>
+          <w:color w:val="3A4460"/>
+          <w:sz w:val="20"/>
+        </w:rPr>
+        <w:t xml:space="preserve">The two Founders pages are unchanged and remain the reference design for the others.</w:t>
       </w:r>
     </w:p>
     <w:p>

--- a/DashRite-Live-Links-Directory.docx
+++ b/DashRite-Live-Links-Directory.docx
@@ -100,6 +100,7 @@
     </w:p>
     <w:p>
       <w:pPr>
+        <w:keepNext/>
         <w:pageBreakBefore/>
         <w:spacing w:after="80"/>
         <w:rPr>
@@ -117,11 +118,33 @@
           <w:szCs w:val="20"/>
         </w:rPr>
         <w:lastRenderedPageBreak/>
-        <w:t>Dash CRM</w:t>
-      </w:r>
-    </w:p>
-    <w:p>
-      <w:pPr>
+        <w:t xml:space="preserve">Main sites (4)</w:t>
+      </w:r>
+    </w:p>
+    <w:p>
+      <w:pPr>
+        <w:keepNext/>
+        <w:spacing w:after="40"/>
+        <w:ind w:left="240"/>
+        <w:rPr>
+          <w:rFonts w:ascii="Calibri" w:hAnsi="Calibri" w:cs="Calibri"/>
+          <w:sz w:val="20"/>
+          <w:szCs w:val="20"/>
+        </w:rPr>
+      </w:pPr>
+      <w:r>
+        <w:rPr>
+          <w:rFonts w:ascii="Calibri" w:hAnsi="Calibri" w:cs="Calibri"/>
+          <w:b/>
+          <w:sz w:val="20"/>
+          <w:szCs w:val="20"/>
+        </w:rPr>
+        <w:t xml:space="preserve">Website — the public site</w:t>
+      </w:r>
+    </w:p>
+    <w:p>
+      <w:pPr>
+        <w:keepNext/>
         <w:rPr>
           <w:rFonts w:ascii="Calibri" w:hAnsi="Calibri" w:cs="Calibri"/>
           <w:sz w:val="20"/>
@@ -135,27 +158,70 @@
           <w:sz w:val="20"/>
           <w:szCs w:val="20"/>
         </w:rPr>
-        <w:t>Your operating system. Open Dash for the live books; the app pages describe each app and let you test figures.</w:t>
-      </w:r>
-    </w:p>
-    <w:p>
-      <w:pPr>
-        <w:spacing w:after="40"/>
-        <w:ind w:left="240"/>
-        <w:rPr>
-          <w:rFonts w:ascii="Calibri" w:hAnsi="Calibri" w:cs="Calibri"/>
-          <w:sz w:val="20"/>
-          <w:szCs w:val="20"/>
-        </w:rPr>
-      </w:pPr>
-      <w:r>
-        <w:rPr>
-          <w:rFonts w:ascii="Calibri" w:hAnsi="Calibri" w:cs="Calibri"/>
-          <w:b/>
-          <w:sz w:val="20"/>
-          <w:szCs w:val="20"/>
-        </w:rPr>
-        <w:t>Dash (open the app)</w:t>
+        <w:t xml:space="preserve">The public site for DashRite Advisory LLC.</w:t>
+      </w:r>
+    </w:p>
+    <w:p>
+      <w:pPr>
+        <w:spacing w:after="120"/>
+        <w:ind w:left="240"/>
+        <w:rPr>
+          <w:rFonts w:ascii="Calibri" w:hAnsi="Calibri" w:cs="Calibri"/>
+          <w:sz w:val="20"/>
+          <w:szCs w:val="20"/>
+        </w:rPr>
+      </w:pPr>
+      <w:hyperlink r:id="rId22">
+        <w:r>
+          <w:rPr>
+            <w:rFonts w:ascii="Calibri" w:hAnsi="Calibri" w:cs="Calibri"/>
+            <w:color w:val="1F4FD8"/>
+            <w:sz w:val="20"/>
+            <w:szCs w:val="20"/>
+            <w:u w:val="single"/>
+          </w:rPr>
+          <w:t xml:space="preserve">https://196969.github.io/DashRite-Advisory-/</w:t>
+        </w:r>
+      </w:hyperlink>
+    </w:p>
+    <w:p>
+      <w:pPr>
+        <w:keepNext/>
+        <w:spacing w:after="40"/>
+        <w:ind w:left="240"/>
+        <w:rPr>
+          <w:rFonts w:ascii="Calibri" w:hAnsi="Calibri" w:cs="Calibri"/>
+          <w:sz w:val="20"/>
+          <w:szCs w:val="20"/>
+        </w:rPr>
+      </w:pPr>
+      <w:r>
+        <w:rPr>
+          <w:rFonts w:ascii="Calibri" w:hAnsi="Calibri" w:cs="Calibri"/>
+          <w:b/>
+          <w:sz w:val="20"/>
+          <w:szCs w:val="20"/>
+        </w:rPr>
+        <w:t xml:space="preserve">Dash (open the app)</w:t>
+      </w:r>
+    </w:p>
+    <w:p>
+      <w:pPr>
+        <w:keepNext/>
+        <w:rPr>
+          <w:rFonts w:ascii="Calibri" w:hAnsi="Calibri" w:cs="Calibri"/>
+          <w:sz w:val="20"/>
+          <w:szCs w:val="20"/>
+        </w:rPr>
+      </w:pPr>
+      <w:r>
+        <w:rPr>
+          <w:rFonts w:ascii="Calibri" w:hAnsi="Calibri" w:cs="Calibri"/>
+          <w:color w:val="555555"/>
+          <w:sz w:val="20"/>
+          <w:szCs w:val="20"/>
+        </w:rPr>
+        <w:t xml:space="preserve">The live app on the latest build; every screen reads the one ledger.</w:t>
       </w:r>
     </w:p>
     <w:p>
@@ -177,248 +243,111 @@
             <w:szCs w:val="20"/>
             <w:u w:val="single"/>
           </w:rPr>
-          <w:t>https://196969.github.io/dash-app-/</w:t>
-        </w:r>
-      </w:hyperlink>
-    </w:p>
-    <w:p>
-      <w:pPr>
-        <w:spacing w:after="40"/>
-        <w:ind w:left="240"/>
-        <w:rPr>
-          <w:rFonts w:ascii="Calibri" w:hAnsi="Calibri" w:cs="Calibri"/>
-          <w:sz w:val="20"/>
-          <w:szCs w:val="20"/>
-        </w:rPr>
-      </w:pPr>
-      <w:r>
-        <w:rPr>
-          <w:rFonts w:ascii="Calibri" w:hAnsi="Calibri" w:cs="Calibri"/>
-          <w:b/>
-          <w:sz w:val="20"/>
-          <w:szCs w:val="20"/>
-        </w:rPr>
-        <w:t>Email signature installer</w:t>
-      </w:r>
-    </w:p>
-    <w:p>
-      <w:pPr>
-        <w:spacing w:after="120"/>
-        <w:ind w:left="240"/>
-        <w:rPr>
-          <w:rFonts w:ascii="Calibri" w:hAnsi="Calibri" w:cs="Calibri"/>
-          <w:sz w:val="20"/>
-          <w:szCs w:val="20"/>
-        </w:rPr>
-      </w:pPr>
-      <w:hyperlink r:id="rId7">
-        <w:r>
-          <w:rPr>
-            <w:rFonts w:ascii="Calibri" w:hAnsi="Calibri" w:cs="Calibri"/>
-            <w:color w:val="1F4FD8"/>
-            <w:sz w:val="20"/>
-            <w:szCs w:val="20"/>
-            <w:u w:val="single"/>
-          </w:rPr>
-          <w:t>https://196969.github.io/dash-app-/signature.html</w:t>
-        </w:r>
-      </w:hyperlink>
-    </w:p>
-    <w:p>
-      <w:pPr>
-        <w:ind w:left="240"/>
-        <w:spacing w:after="40"/>
-      </w:pPr>
-      <w:r>
-        <w:rPr>
-          <w:b/>
-          <w:sz w:val="20"/>
-        </w:rPr>
-        <w:t xml:space="preserve">Link checker (tests every link, exports CSV)</w:t>
-      </w:r>
-    </w:p>
-    <w:p>
-      <w:pPr>
-        <w:ind w:left="240"/>
-        <w:spacing w:after="120"/>
-      </w:pPr>
-      <w:hyperlink r:id="rLinkCheck">
-        <w:r>
-          <w:rPr>
-            <w:color w:val="1F4FD8"/>
-            <w:u w:val="single"/>
-            <w:sz w:val="20"/>
-          </w:rPr>
-          <w:t xml:space="preserve">https://196969.github.io/dash-app-/link-check.html</w:t>
-        </w:r>
-      </w:hyperlink>
-    </w:p>
-    <w:p>
-      <w:pPr>
-        <w:spacing w:after="40"/>
-        <w:ind w:left="240"/>
-        <w:rPr>
-          <w:rFonts w:ascii="Calibri" w:hAnsi="Calibri" w:cs="Calibri"/>
-          <w:sz w:val="20"/>
-          <w:szCs w:val="20"/>
-        </w:rPr>
-      </w:pPr>
-      <w:r>
-        <w:rPr>
-          <w:rFonts w:ascii="Calibri" w:hAnsi="Calibri" w:cs="Calibri"/>
-          <w:b/>
-          <w:sz w:val="20"/>
-          <w:szCs w:val="20"/>
-        </w:rPr>
-        <w:t>Founders — example figures</w:t>
-      </w:r>
-    </w:p>
-    <w:p>
-      <w:pPr>
-        <w:spacing w:after="120"/>
-        <w:ind w:left="240"/>
-        <w:rPr>
-          <w:rFonts w:ascii="Calibri" w:hAnsi="Calibri" w:cs="Calibri"/>
-          <w:sz w:val="20"/>
-          <w:szCs w:val="20"/>
-        </w:rPr>
-      </w:pPr>
-      <w:hyperlink r:id="rId8">
-        <w:r>
-          <w:rPr>
-            <w:rFonts w:ascii="Calibri" w:hAnsi="Calibri" w:cs="Calibri"/>
-            <w:color w:val="1F4FD8"/>
-            <w:sz w:val="20"/>
-            <w:szCs w:val="20"/>
-            <w:u w:val="single"/>
-          </w:rPr>
-          <w:t>https://196969.github.io/dash-app-/founders.html</w:t>
-        </w:r>
-      </w:hyperlink>
-    </w:p>
-    <w:p>
-      <w:pPr>
-        <w:spacing w:after="40"/>
-        <w:ind w:left="240"/>
-      </w:pPr>
-      <w:r>
-        <w:rPr>
-          <w:rFonts w:ascii="Calibri" w:hAnsi="Calibri" w:cs="Calibri"/>
-          <w:b/>
-          <w:sz w:val="20"/>
-        </w:rPr>
-        <w:t xml:space="preserve">Dash Live Links — every public page in one place</w:t>
-      </w:r>
-    </w:p>
-    <w:p>
-      <w:pPr>
-        <w:spacing w:after="120"/>
-        <w:ind w:left="240"/>
-      </w:pPr>
-      <w:hyperlink r:id="rLL1">
-        <w:r>
-          <w:rPr>
-            <w:rFonts w:ascii="Calibri" w:hAnsi="Calibri" w:cs="Calibri"/>
-            <w:color w:val="1F4FD8"/>
-            <w:sz w:val="20"/>
-            <w:u w:val="single"/>
-          </w:rPr>
-          <w:t>https://196969.github.io/dash-app-/links.html</w:t>
-        </w:r>
-      </w:hyperlink>
-    </w:p>
-    <w:p>
-      <w:pPr>
-        <w:spacing w:after="40"/>
-        <w:ind w:left="240"/>
-      </w:pPr>
-      <w:r>
-        <w:rPr>
-          <w:rFonts w:ascii="Calibri" w:hAnsi="Calibri" w:cs="Calibri"/>
-          <w:b/>
-          <w:sz w:val="20"/>
-        </w:rPr>
-        <w:t xml:space="preserve">Live Links Directory — this document, as a download</w:t>
-      </w:r>
-    </w:p>
-    <w:p>
-      <w:pPr>
-        <w:spacing w:after="120"/>
-        <w:ind w:left="240"/>
-      </w:pPr>
-      <w:hyperlink r:id="rLL2">
-        <w:r>
-          <w:rPr>
-            <w:rFonts w:ascii="Calibri" w:hAnsi="Calibri" w:cs="Calibri"/>
-            <w:color w:val="1F4FD8"/>
-            <w:sz w:val="20"/>
-            <w:u w:val="single"/>
-          </w:rPr>
-          <w:t>https://196969.github.io/dash-app-/DashRite-Live-Links-Directory.docx</w:t>
-        </w:r>
-      </w:hyperlink>
-    </w:p>
-    <w:p>
-      <w:pPr>
-        <w:spacing w:after="40"/>
-        <w:ind w:left="240"/>
-        <w:rPr>
-          <w:rFonts w:ascii="Calibri" w:hAnsi="Calibri" w:cs="Calibri"/>
-          <w:sz w:val="20"/>
-          <w:szCs w:val="20"/>
-        </w:rPr>
-      </w:pPr>
-      <w:r>
-        <w:rPr>
-          <w:rFonts w:ascii="Calibri" w:hAnsi="Calibri" w:cs="Calibri"/>
-          <w:b/>
-          <w:sz w:val="20"/>
-          <w:szCs w:val="20"/>
-        </w:rPr>
-        <w:t>Founders — true data</w:t>
-      </w:r>
-    </w:p>
-    <w:p>
-      <w:pPr>
-        <w:spacing w:after="120"/>
-        <w:ind w:left="240"/>
-        <w:rPr>
-          <w:rFonts w:ascii="Calibri" w:hAnsi="Calibri" w:cs="Calibri"/>
-          <w:sz w:val="20"/>
-          <w:szCs w:val="20"/>
-        </w:rPr>
-      </w:pPr>
-      <w:hyperlink r:id="rId9">
-        <w:r>
-          <w:rPr>
-            <w:rFonts w:ascii="Calibri" w:hAnsi="Calibri" w:cs="Calibri"/>
-            <w:color w:val="1F4FD8"/>
-            <w:sz w:val="20"/>
-            <w:szCs w:val="20"/>
-            <w:u w:val="single"/>
-          </w:rPr>
-          <w:t>https://196969.github.io/dash-app-/founders-true.html</w:t>
-        </w:r>
-      </w:hyperlink>
-    </w:p>
-    <w:p>
-      <w:pPr>
-        <w:spacing w:after="40"/>
-        <w:ind w:left="240"/>
-        <w:rPr>
-          <w:rFonts w:ascii="Calibri" w:hAnsi="Calibri" w:cs="Calibri"/>
-          <w:sz w:val="20"/>
-          <w:szCs w:val="20"/>
-        </w:rPr>
-      </w:pPr>
-      <w:r>
-        <w:rPr>
-          <w:rFonts w:ascii="Calibri" w:hAnsi="Calibri" w:cs="Calibri"/>
-          <w:b/>
-          <w:sz w:val="20"/>
-          <w:szCs w:val="20"/>
-        </w:rPr>
-        <w:t>All Dash apps</w:t>
+          <w:t xml:space="preserve">https://196969.github.io/dash-app-/</w:t>
+        </w:r>
+      </w:hyperlink>
+    </w:p>
+    <w:p>
+      <w:pPr>
+        <w:keepNext/>
+        <w:spacing w:after="40"/>
+        <w:ind w:left="240"/>
+        <w:rPr>
+          <w:rFonts w:ascii="Calibri" w:hAnsi="Calibri" w:cs="Calibri"/>
+          <w:sz w:val="20"/>
+          <w:szCs w:val="20"/>
+        </w:rPr>
+      </w:pPr>
+      <w:r>
+        <w:rPr>
+          <w:rFonts w:ascii="Calibri" w:hAnsi="Calibri" w:cs="Calibri"/>
+          <w:b/>
+          <w:sz w:val="20"/>
+          <w:szCs w:val="20"/>
+        </w:rPr>
+        <w:t xml:space="preserve">HOT Leads</w:t>
+      </w:r>
+    </w:p>
+    <w:p>
+      <w:pPr>
+        <w:keepNext/>
+        <w:rPr>
+          <w:rFonts w:ascii="Calibri" w:hAnsi="Calibri" w:cs="Calibri"/>
+          <w:sz w:val="20"/>
+          <w:szCs w:val="20"/>
+        </w:rPr>
+      </w:pPr>
+      <w:r>
+        <w:rPr>
+          <w:rFonts w:ascii="Calibri" w:hAnsi="Calibri" w:cs="Calibri"/>
+          <w:color w:val="555555"/>
+          <w:sz w:val="20"/>
+          <w:szCs w:val="20"/>
+        </w:rPr>
+        <w:t xml:space="preserve">The public hot-leads hub for every market.</w:t>
+      </w:r>
+    </w:p>
+    <w:p>
+      <w:pPr>
+        <w:spacing w:after="120"/>
+        <w:ind w:left="240"/>
+        <w:rPr>
+          <w:rFonts w:ascii="Calibri" w:hAnsi="Calibri" w:cs="Calibri"/>
+          <w:sz w:val="20"/>
+          <w:szCs w:val="20"/>
+        </w:rPr>
+      </w:pPr>
+      <w:hyperlink r:id="rId62">
+        <w:r>
+          <w:rPr>
+            <w:rFonts w:ascii="Calibri" w:hAnsi="Calibri" w:cs="Calibri"/>
+            <w:color w:val="1F4FD8"/>
+            <w:sz w:val="20"/>
+            <w:szCs w:val="20"/>
+            <w:u w:val="single"/>
+          </w:rPr>
+          <w:t xml:space="preserve">https://196969.github.io/hotleads-repo/</w:t>
+        </w:r>
+      </w:hyperlink>
+    </w:p>
+    <w:p>
+      <w:pPr>
+        <w:keepNext/>
+        <w:spacing w:after="40"/>
+        <w:ind w:left="240"/>
+        <w:rPr>
+          <w:rFonts w:ascii="Calibri" w:hAnsi="Calibri" w:cs="Calibri"/>
+          <w:sz w:val="20"/>
+          <w:szCs w:val="20"/>
+        </w:rPr>
+      </w:pPr>
+      <w:r>
+        <w:rPr>
+          <w:rFonts w:ascii="Calibri" w:hAnsi="Calibri" w:cs="Calibri"/>
+          <w:b/>
+          <w:sz w:val="20"/>
+          <w:szCs w:val="20"/>
+        </w:rPr>
+        <w:t xml:space="preserve">Apps directory</w:t>
+      </w:r>
+    </w:p>
+    <w:p>
+      <w:pPr>
+        <w:keepNext/>
+        <w:rPr>
+          <w:rFonts w:ascii="Calibri" w:hAnsi="Calibri" w:cs="Calibri"/>
+          <w:sz w:val="20"/>
+          <w:szCs w:val="20"/>
+        </w:rPr>
+      </w:pPr>
+      <w:r>
+        <w:rPr>
+          <w:rFonts w:ascii="Calibri" w:hAnsi="Calibri" w:cs="Calibri"/>
+          <w:color w:val="555555"/>
+          <w:sz w:val="20"/>
+          <w:szCs w:val="20"/>
+        </w:rPr>
+        <w:t xml:space="preserve">Every standalone Dash app on one page.</w:t>
       </w:r>
     </w:p>
     <w:p>
@@ -440,485 +369,13 @@
             <w:szCs w:val="20"/>
             <w:u w:val="single"/>
           </w:rPr>
-          <w:t>https://196969.github.io/dash-app-/apps.html</w:t>
-        </w:r>
-      </w:hyperlink>
-    </w:p>
-    <w:p>
-      <w:pPr>
-        <w:spacing w:after="40"/>
-        <w:ind w:left="240"/>
-        <w:rPr>
-          <w:rFonts w:ascii="Calibri" w:hAnsi="Calibri" w:cs="Calibri"/>
-          <w:sz w:val="20"/>
-          <w:szCs w:val="20"/>
-        </w:rPr>
-      </w:pPr>
-      <w:r>
-        <w:rPr>
-          <w:rFonts w:ascii="Calibri" w:hAnsi="Calibri" w:cs="Calibri"/>
-          <w:b/>
-          <w:sz w:val="20"/>
-          <w:szCs w:val="20"/>
-        </w:rPr>
-        <w:t>App page — Command</w:t>
-      </w:r>
-    </w:p>
-    <w:p>
-      <w:pPr>
-        <w:spacing w:after="120"/>
-        <w:ind w:left="240"/>
-        <w:rPr>
-          <w:rFonts w:ascii="Calibri" w:hAnsi="Calibri" w:cs="Calibri"/>
-          <w:sz w:val="20"/>
-          <w:szCs w:val="20"/>
-        </w:rPr>
-      </w:pPr>
-      <w:hyperlink r:id="rId11">
-        <w:r>
-          <w:rPr>
-            <w:rFonts w:ascii="Calibri" w:hAnsi="Calibri" w:cs="Calibri"/>
-            <w:color w:val="1F4FD8"/>
-            <w:sz w:val="20"/>
-            <w:szCs w:val="20"/>
-            <w:u w:val="single"/>
-          </w:rPr>
-          <w:t>https://196969.github.io/dash-app-/app-command.html</w:t>
-        </w:r>
-      </w:hyperlink>
-    </w:p>
-    <w:p>
-      <w:pPr>
-        <w:spacing w:after="40"/>
-        <w:ind w:left="240"/>
-        <w:rPr>
-          <w:rFonts w:ascii="Calibri" w:hAnsi="Calibri" w:cs="Calibri"/>
-          <w:sz w:val="20"/>
-          <w:szCs w:val="20"/>
-        </w:rPr>
-      </w:pPr>
-      <w:r>
-        <w:rPr>
-          <w:rFonts w:ascii="Calibri" w:hAnsi="Calibri" w:cs="Calibri"/>
-          <w:b/>
-          <w:sz w:val="20"/>
-          <w:szCs w:val="20"/>
-        </w:rPr>
-        <w:t>App page — Founders</w:t>
-      </w:r>
-    </w:p>
-    <w:p>
-      <w:pPr>
-        <w:spacing w:after="120"/>
-        <w:ind w:left="240"/>
-        <w:rPr>
-          <w:rFonts w:ascii="Calibri" w:hAnsi="Calibri" w:cs="Calibri"/>
-          <w:sz w:val="20"/>
-          <w:szCs w:val="20"/>
-        </w:rPr>
-      </w:pPr>
-      <w:hyperlink r:id="rId12">
-        <w:r>
-          <w:rPr>
-            <w:rFonts w:ascii="Calibri" w:hAnsi="Calibri" w:cs="Calibri"/>
-            <w:color w:val="1F4FD8"/>
-            <w:sz w:val="20"/>
-            <w:szCs w:val="20"/>
-            <w:u w:val="single"/>
-          </w:rPr>
-          <w:t>https://196969.github.io/dash-app-/app-founders.html</w:t>
-        </w:r>
-      </w:hyperlink>
-    </w:p>
-    <w:p>
-      <w:pPr>
-        <w:spacing w:after="40"/>
-        <w:ind w:left="240"/>
-        <w:rPr>
-          <w:rFonts w:ascii="Calibri" w:hAnsi="Calibri" w:cs="Calibri"/>
-          <w:sz w:val="20"/>
-          <w:szCs w:val="20"/>
-        </w:rPr>
-      </w:pPr>
-      <w:r>
-        <w:rPr>
-          <w:rFonts w:ascii="Calibri" w:hAnsi="Calibri" w:cs="Calibri"/>
-          <w:b/>
-          <w:sz w:val="20"/>
-          <w:szCs w:val="20"/>
-        </w:rPr>
-        <w:t>App page — Growth</w:t>
-      </w:r>
-    </w:p>
-    <w:p>
-      <w:pPr>
-        <w:spacing w:after="120"/>
-        <w:ind w:left="240"/>
-        <w:rPr>
-          <w:rFonts w:ascii="Calibri" w:hAnsi="Calibri" w:cs="Calibri"/>
-          <w:sz w:val="20"/>
-          <w:szCs w:val="20"/>
-        </w:rPr>
-      </w:pPr>
-      <w:hyperlink r:id="rId13">
-        <w:r>
-          <w:rPr>
-            <w:rFonts w:ascii="Calibri" w:hAnsi="Calibri" w:cs="Calibri"/>
-            <w:color w:val="1F4FD8"/>
-            <w:sz w:val="20"/>
-            <w:szCs w:val="20"/>
-            <w:u w:val="single"/>
-          </w:rPr>
-          <w:t>https://196969.github.io/dash-app-/app-growth.html</w:t>
-        </w:r>
-      </w:hyperlink>
-    </w:p>
-    <w:p>
-      <w:pPr>
-        <w:spacing w:after="40"/>
-        <w:ind w:left="240"/>
-        <w:rPr>
-          <w:rFonts w:ascii="Calibri" w:hAnsi="Calibri" w:cs="Calibri"/>
-          <w:sz w:val="20"/>
-          <w:szCs w:val="20"/>
-        </w:rPr>
-      </w:pPr>
-      <w:r>
-        <w:rPr>
-          <w:rFonts w:ascii="Calibri" w:hAnsi="Calibri" w:cs="Calibri"/>
-          <w:b/>
-          <w:sz w:val="20"/>
-          <w:szCs w:val="20"/>
-        </w:rPr>
-        <w:t>App page — Projects</w:t>
-      </w:r>
-    </w:p>
-    <w:p>
-      <w:pPr>
-        <w:spacing w:after="120"/>
-        <w:ind w:left="240"/>
-        <w:rPr>
-          <w:rFonts w:ascii="Calibri" w:hAnsi="Calibri" w:cs="Calibri"/>
-          <w:sz w:val="20"/>
-          <w:szCs w:val="20"/>
-        </w:rPr>
-      </w:pPr>
-      <w:hyperlink r:id="rId14">
-        <w:r>
-          <w:rPr>
-            <w:rFonts w:ascii="Calibri" w:hAnsi="Calibri" w:cs="Calibri"/>
-            <w:color w:val="1F4FD8"/>
-            <w:sz w:val="20"/>
-            <w:szCs w:val="20"/>
-            <w:u w:val="single"/>
-          </w:rPr>
-          <w:t>https://196969.github.io/dash-app-/app-projects.html</w:t>
-        </w:r>
-      </w:hyperlink>
-    </w:p>
-    <w:p>
-      <w:pPr>
-        <w:spacing w:after="40"/>
-        <w:ind w:left="240"/>
-        <w:rPr>
-          <w:rFonts w:ascii="Calibri" w:hAnsi="Calibri" w:cs="Calibri"/>
-          <w:sz w:val="20"/>
-          <w:szCs w:val="20"/>
-        </w:rPr>
-      </w:pPr>
-      <w:r>
-        <w:rPr>
-          <w:rFonts w:ascii="Calibri" w:hAnsi="Calibri" w:cs="Calibri"/>
-          <w:b/>
-          <w:sz w:val="20"/>
-          <w:szCs w:val="20"/>
-        </w:rPr>
-        <w:t>App page — Client Portal</w:t>
-      </w:r>
-    </w:p>
-    <w:p>
-      <w:pPr>
-        <w:spacing w:after="120"/>
-        <w:ind w:left="240"/>
-        <w:rPr>
-          <w:rFonts w:ascii="Calibri" w:hAnsi="Calibri" w:cs="Calibri"/>
-          <w:sz w:val="20"/>
-          <w:szCs w:val="20"/>
-        </w:rPr>
-      </w:pPr>
-      <w:hyperlink r:id="rId15">
-        <w:r>
-          <w:rPr>
-            <w:rFonts w:ascii="Calibri" w:hAnsi="Calibri" w:cs="Calibri"/>
-            <w:color w:val="1F4FD8"/>
-            <w:sz w:val="20"/>
-            <w:szCs w:val="20"/>
-            <w:u w:val="single"/>
-          </w:rPr>
-          <w:t>https://196969.github.io/dash-app-/app-portal.html</w:t>
-        </w:r>
-      </w:hyperlink>
-    </w:p>
-    <w:p>
-      <w:pPr>
-        <w:spacing w:after="40"/>
-        <w:ind w:left="240"/>
-        <w:rPr>
-          <w:rFonts w:ascii="Calibri" w:hAnsi="Calibri" w:cs="Calibri"/>
-          <w:sz w:val="20"/>
-          <w:szCs w:val="20"/>
-        </w:rPr>
-      </w:pPr>
-      <w:r>
-        <w:rPr>
-          <w:rFonts w:ascii="Calibri" w:hAnsi="Calibri" w:cs="Calibri"/>
-          <w:b/>
-          <w:sz w:val="20"/>
-          <w:szCs w:val="20"/>
-        </w:rPr>
-        <w:t>App page — Books</w:t>
-      </w:r>
-    </w:p>
-    <w:p>
-      <w:pPr>
-        <w:spacing w:after="120"/>
-        <w:ind w:left="240"/>
-        <w:rPr>
-          <w:rFonts w:ascii="Calibri" w:hAnsi="Calibri" w:cs="Calibri"/>
-          <w:sz w:val="20"/>
-          <w:szCs w:val="20"/>
-        </w:rPr>
-      </w:pPr>
-      <w:hyperlink r:id="rId16">
-        <w:r>
-          <w:rPr>
-            <w:rFonts w:ascii="Calibri" w:hAnsi="Calibri" w:cs="Calibri"/>
-            <w:color w:val="1F4FD8"/>
-            <w:sz w:val="20"/>
-            <w:szCs w:val="20"/>
-            <w:u w:val="single"/>
-          </w:rPr>
-          <w:t>https://196969.github.io/dash-app-/app-books.html</w:t>
-        </w:r>
-      </w:hyperlink>
-    </w:p>
-    <w:p>
-      <w:pPr>
-        <w:spacing w:after="40"/>
-        <w:ind w:left="240"/>
-        <w:rPr>
-          <w:rFonts w:ascii="Calibri" w:hAnsi="Calibri" w:cs="Calibri"/>
-          <w:sz w:val="20"/>
-          <w:szCs w:val="20"/>
-        </w:rPr>
-      </w:pPr>
-      <w:r>
-        <w:rPr>
-          <w:rFonts w:ascii="Calibri" w:hAnsi="Calibri" w:cs="Calibri"/>
-          <w:b/>
-          <w:sz w:val="20"/>
-          <w:szCs w:val="20"/>
-        </w:rPr>
-        <w:t>App page — Dash One</w:t>
-      </w:r>
-    </w:p>
-    <w:p>
-      <w:pPr>
-        <w:spacing w:after="120"/>
-        <w:ind w:left="240"/>
-        <w:rPr>
-          <w:rFonts w:ascii="Calibri" w:hAnsi="Calibri" w:cs="Calibri"/>
-          <w:sz w:val="20"/>
-          <w:szCs w:val="20"/>
-        </w:rPr>
-      </w:pPr>
-      <w:hyperlink r:id="rId17">
-        <w:r>
-          <w:rPr>
-            <w:rFonts w:ascii="Calibri" w:hAnsi="Calibri" w:cs="Calibri"/>
-            <w:color w:val="1F4FD8"/>
-            <w:sz w:val="20"/>
-            <w:szCs w:val="20"/>
-            <w:u w:val="single"/>
-          </w:rPr>
-          <w:t>https://196969.github.io/dash-app-/app-one.html</w:t>
-        </w:r>
-      </w:hyperlink>
-    </w:p>
-    <w:p>
-      <w:pPr>
-        <w:spacing w:after="40"/>
-        <w:ind w:left="240"/>
-        <w:rPr>
-          <w:rFonts w:ascii="Calibri" w:hAnsi="Calibri" w:cs="Calibri"/>
-          <w:sz w:val="20"/>
-          <w:szCs w:val="20"/>
-        </w:rPr>
-      </w:pPr>
-      <w:r>
-        <w:rPr>
-          <w:rFonts w:ascii="Calibri" w:hAnsi="Calibri" w:cs="Calibri"/>
-          <w:b/>
-          <w:sz w:val="20"/>
-          <w:szCs w:val="20"/>
-        </w:rPr>
-        <w:t>App page — People</w:t>
-      </w:r>
-    </w:p>
-    <w:p>
-      <w:pPr>
-        <w:spacing w:after="120"/>
-        <w:ind w:left="240"/>
-        <w:rPr>
-          <w:rFonts w:ascii="Calibri" w:hAnsi="Calibri" w:cs="Calibri"/>
-          <w:sz w:val="20"/>
-          <w:szCs w:val="20"/>
-        </w:rPr>
-      </w:pPr>
-      <w:hyperlink r:id="rId18">
-        <w:r>
-          <w:rPr>
-            <w:rFonts w:ascii="Calibri" w:hAnsi="Calibri" w:cs="Calibri"/>
-            <w:color w:val="1F4FD8"/>
-            <w:sz w:val="20"/>
-            <w:szCs w:val="20"/>
-            <w:u w:val="single"/>
-          </w:rPr>
-          <w:t>https://196969.github.io/dash-app-/app-people.html</w:t>
-        </w:r>
-      </w:hyperlink>
-    </w:p>
-    <w:p>
-      <w:pPr>
-        <w:spacing w:after="40"/>
-        <w:ind w:left="240"/>
-        <w:rPr>
-          <w:rFonts w:ascii="Calibri" w:hAnsi="Calibri" w:cs="Calibri"/>
-          <w:sz w:val="20"/>
-          <w:szCs w:val="20"/>
-        </w:rPr>
-      </w:pPr>
-      <w:r>
-        <w:rPr>
-          <w:rFonts w:ascii="Calibri" w:hAnsi="Calibri" w:cs="Calibri"/>
-          <w:b/>
-          <w:sz w:val="20"/>
-          <w:szCs w:val="20"/>
-        </w:rPr>
-        <w:t>App page — Learn</w:t>
-      </w:r>
-    </w:p>
-    <w:p>
-      <w:pPr>
-        <w:spacing w:after="120"/>
-        <w:ind w:left="240"/>
-        <w:rPr>
-          <w:rFonts w:ascii="Calibri" w:hAnsi="Calibri" w:cs="Calibri"/>
-          <w:sz w:val="20"/>
-          <w:szCs w:val="20"/>
-        </w:rPr>
-      </w:pPr>
-      <w:hyperlink r:id="rId19">
-        <w:r>
-          <w:rPr>
-            <w:rFonts w:ascii="Calibri" w:hAnsi="Calibri" w:cs="Calibri"/>
-            <w:color w:val="1F4FD8"/>
-            <w:sz w:val="20"/>
-            <w:szCs w:val="20"/>
-            <w:u w:val="single"/>
-          </w:rPr>
-          <w:t>https://196969.github.io/dash-app-/app-learn.html</w:t>
-        </w:r>
-      </w:hyperlink>
-    </w:p>
-    <w:p>
-      <w:pPr>
-        <w:spacing w:after="40"/>
-        <w:ind w:left="240"/>
-        <w:rPr>
-          <w:rFonts w:ascii="Calibri" w:hAnsi="Calibri" w:cs="Calibri"/>
-          <w:sz w:val="20"/>
-          <w:szCs w:val="20"/>
-        </w:rPr>
-      </w:pPr>
-      <w:r>
-        <w:rPr>
-          <w:rFonts w:ascii="Calibri" w:hAnsi="Calibri" w:cs="Calibri"/>
-          <w:b/>
-          <w:sz w:val="20"/>
-          <w:szCs w:val="20"/>
-        </w:rPr>
-        <w:t>App page — Compliance</w:t>
-      </w:r>
-    </w:p>
-    <w:p>
-      <w:pPr>
-        <w:spacing w:after="120"/>
-        <w:ind w:left="240"/>
-        <w:rPr>
-          <w:rFonts w:ascii="Calibri" w:hAnsi="Calibri" w:cs="Calibri"/>
-          <w:sz w:val="20"/>
-          <w:szCs w:val="20"/>
-        </w:rPr>
-      </w:pPr>
-      <w:hyperlink r:id="rId20">
-        <w:r>
-          <w:rPr>
-            <w:rFonts w:ascii="Calibri" w:hAnsi="Calibri" w:cs="Calibri"/>
-            <w:color w:val="1F4FD8"/>
-            <w:sz w:val="20"/>
-            <w:szCs w:val="20"/>
-            <w:u w:val="single"/>
-          </w:rPr>
-          <w:t>https://196969.github.io/dash-app-/app-compliance.html</w:t>
-        </w:r>
-      </w:hyperlink>
-    </w:p>
-    <w:p>
-      <w:pPr>
-        <w:spacing w:after="40"/>
-        <w:ind w:left="240"/>
-        <w:rPr>
-          <w:rFonts w:ascii="Calibri" w:hAnsi="Calibri" w:cs="Calibri"/>
-          <w:sz w:val="20"/>
-          <w:szCs w:val="20"/>
-        </w:rPr>
-      </w:pPr>
-      <w:r>
-        <w:rPr>
-          <w:rFonts w:ascii="Calibri" w:hAnsi="Calibri" w:cs="Calibri"/>
-          <w:b/>
-          <w:sz w:val="20"/>
-          <w:szCs w:val="20"/>
-        </w:rPr>
-        <w:t>App page — Connectors</w:t>
-      </w:r>
-    </w:p>
-    <w:p>
-      <w:pPr>
-        <w:spacing w:after="120"/>
-        <w:ind w:left="240"/>
-        <w:rPr>
-          <w:rFonts w:ascii="Calibri" w:hAnsi="Calibri" w:cs="Calibri"/>
-          <w:sz w:val="20"/>
-          <w:szCs w:val="20"/>
-        </w:rPr>
-      </w:pPr>
-      <w:hyperlink r:id="rId21">
-        <w:r>
-          <w:rPr>
-            <w:rFonts w:ascii="Calibri" w:hAnsi="Calibri" w:cs="Calibri"/>
-            <w:color w:val="1F4FD8"/>
-            <w:sz w:val="20"/>
-            <w:szCs w:val="20"/>
-            <w:u w:val="single"/>
-          </w:rPr>
-          <w:t>https://196969.github.io/dash-app-/app-connectors.html</w:t>
-        </w:r>
-      </w:hyperlink>
-    </w:p>
-    <w:p>
-      <w:pPr>
+          <w:t xml:space="preserve">https://196969.github.io/dash-app-/apps.html</w:t>
+        </w:r>
+      </w:hyperlink>
+    </w:p>
+    <w:p>
+      <w:pPr>
+        <w:keepNext/>
         <w:pageBreakBefore/>
         <w:spacing w:after="80"/>
         <w:rPr>
@@ -936,11 +393,33 @@
           <w:szCs w:val="20"/>
         </w:rPr>
         <w:lastRenderedPageBreak/>
-        <w:t>Website</w:t>
-      </w:r>
-    </w:p>
-    <w:p>
-      <w:pPr>
+        <w:t xml:space="preserve">Dash apps (12, including Live Links)</w:t>
+      </w:r>
+    </w:p>
+    <w:p>
+      <w:pPr>
+        <w:keepNext/>
+        <w:spacing w:after="40"/>
+        <w:ind w:left="240"/>
+        <w:rPr>
+          <w:rFonts w:ascii="Calibri" w:hAnsi="Calibri" w:cs="Calibri"/>
+          <w:sz w:val="20"/>
+          <w:szCs w:val="20"/>
+        </w:rPr>
+      </w:pPr>
+      <w:r>
+        <w:rPr>
+          <w:rFonts w:ascii="Calibri" w:hAnsi="Calibri" w:cs="Calibri"/>
+          <w:b/>
+          <w:sz w:val="20"/>
+          <w:szCs w:val="20"/>
+        </w:rPr>
+        <w:t xml:space="preserve">App page — Command</w:t>
+      </w:r>
+    </w:p>
+    <w:p>
+      <w:pPr>
+        <w:keepNext/>
         <w:rPr>
           <w:rFonts w:ascii="Calibri" w:hAnsi="Calibri" w:cs="Calibri"/>
           <w:sz w:val="20"/>
@@ -954,570 +433,728 @@
           <w:sz w:val="20"/>
           <w:szCs w:val="20"/>
         </w:rPr>
-        <w:t>The public site for DashRite Advisory LLC.</w:t>
-      </w:r>
-    </w:p>
-    <w:p>
-      <w:pPr>
-        <w:spacing w:after="40"/>
-        <w:ind w:left="240"/>
-        <w:rPr>
-          <w:rFonts w:ascii="Calibri" w:hAnsi="Calibri" w:cs="Calibri"/>
-          <w:sz w:val="20"/>
-          <w:szCs w:val="20"/>
-        </w:rPr>
-      </w:pPr>
-      <w:r>
-        <w:rPr>
-          <w:rFonts w:ascii="Calibri" w:hAnsi="Calibri" w:cs="Calibri"/>
-          <w:b/>
-          <w:sz w:val="20"/>
-          <w:szCs w:val="20"/>
-        </w:rPr>
-        <w:t>Home</w:t>
-      </w:r>
-    </w:p>
-    <w:p>
-      <w:pPr>
-        <w:spacing w:after="120"/>
-        <w:ind w:left="240"/>
-        <w:rPr>
-          <w:rFonts w:ascii="Calibri" w:hAnsi="Calibri" w:cs="Calibri"/>
-          <w:sz w:val="20"/>
-          <w:szCs w:val="20"/>
-        </w:rPr>
-      </w:pPr>
-      <w:hyperlink r:id="rId22">
-        <w:r>
-          <w:rPr>
-            <w:rFonts w:ascii="Calibri" w:hAnsi="Calibri" w:cs="Calibri"/>
-            <w:color w:val="1F4FD8"/>
-            <w:sz w:val="20"/>
-            <w:szCs w:val="20"/>
-            <w:u w:val="single"/>
-          </w:rPr>
-          <w:t>https://196969.github.io/DashRite-Advisory-/</w:t>
-        </w:r>
-      </w:hyperlink>
-    </w:p>
-    <w:p>
-      <w:pPr>
-        <w:spacing w:after="40"/>
-        <w:ind w:left="240"/>
-        <w:rPr>
-          <w:rFonts w:ascii="Calibri" w:hAnsi="Calibri" w:cs="Calibri"/>
-          <w:sz w:val="20"/>
-          <w:szCs w:val="20"/>
-        </w:rPr>
-      </w:pPr>
-      <w:r>
-        <w:rPr>
-          <w:rFonts w:ascii="Calibri" w:hAnsi="Calibri" w:cs="Calibri"/>
-          <w:b/>
-          <w:sz w:val="20"/>
-          <w:szCs w:val="20"/>
-        </w:rPr>
-        <w:t>About</w:t>
-      </w:r>
-    </w:p>
-    <w:p>
-      <w:pPr>
-        <w:spacing w:after="120"/>
-        <w:ind w:left="240"/>
-        <w:rPr>
-          <w:rFonts w:ascii="Calibri" w:hAnsi="Calibri" w:cs="Calibri"/>
-          <w:sz w:val="20"/>
-          <w:szCs w:val="20"/>
-        </w:rPr>
-      </w:pPr>
-      <w:hyperlink r:id="rId23">
-        <w:r>
-          <w:rPr>
-            <w:rFonts w:ascii="Calibri" w:hAnsi="Calibri" w:cs="Calibri"/>
-            <w:color w:val="1F4FD8"/>
-            <w:sz w:val="20"/>
-            <w:szCs w:val="20"/>
-            <w:u w:val="single"/>
-          </w:rPr>
-          <w:t>https://196969.github.io/DashRite-Advisory-/about.html</w:t>
-        </w:r>
-      </w:hyperlink>
-    </w:p>
-    <w:p>
-      <w:pPr>
-        <w:spacing w:after="40"/>
-        <w:ind w:left="240"/>
-        <w:rPr>
-          <w:rFonts w:ascii="Calibri" w:hAnsi="Calibri" w:cs="Calibri"/>
-          <w:sz w:val="20"/>
-          <w:szCs w:val="20"/>
-        </w:rPr>
-      </w:pPr>
-      <w:r>
-        <w:rPr>
-          <w:rFonts w:ascii="Calibri" w:hAnsi="Calibri" w:cs="Calibri"/>
-          <w:b/>
-          <w:sz w:val="20"/>
-          <w:szCs w:val="20"/>
-        </w:rPr>
-        <w:t>Services</w:t>
-      </w:r>
-    </w:p>
-    <w:p>
-      <w:pPr>
-        <w:spacing w:after="120"/>
-        <w:ind w:left="240"/>
-        <w:rPr>
-          <w:rFonts w:ascii="Calibri" w:hAnsi="Calibri" w:cs="Calibri"/>
-          <w:sz w:val="20"/>
-          <w:szCs w:val="20"/>
-        </w:rPr>
-      </w:pPr>
-      <w:hyperlink r:id="rId24">
-        <w:r>
-          <w:rPr>
-            <w:rFonts w:ascii="Calibri" w:hAnsi="Calibri" w:cs="Calibri"/>
-            <w:color w:val="1F4FD8"/>
-            <w:sz w:val="20"/>
-            <w:szCs w:val="20"/>
-            <w:u w:val="single"/>
-          </w:rPr>
-          <w:t>https://196969.github.io/DashRite-Advisory-/services.html</w:t>
-        </w:r>
-      </w:hyperlink>
-    </w:p>
-    <w:p>
-      <w:pPr>
-        <w:spacing w:after="40"/>
-        <w:ind w:left="240"/>
-        <w:rPr>
-          <w:rFonts w:ascii="Calibri" w:hAnsi="Calibri" w:cs="Calibri"/>
-          <w:sz w:val="20"/>
-          <w:szCs w:val="20"/>
-        </w:rPr>
-      </w:pPr>
-      <w:r>
-        <w:rPr>
-          <w:rFonts w:ascii="Calibri" w:hAnsi="Calibri" w:cs="Calibri"/>
-          <w:b/>
-          <w:sz w:val="20"/>
-          <w:szCs w:val="20"/>
-        </w:rPr>
-        <w:t>Industries</w:t>
-      </w:r>
-    </w:p>
-    <w:p>
-      <w:pPr>
-        <w:spacing w:after="120"/>
-        <w:ind w:left="240"/>
-        <w:rPr>
-          <w:rFonts w:ascii="Calibri" w:hAnsi="Calibri" w:cs="Calibri"/>
-          <w:sz w:val="20"/>
-          <w:szCs w:val="20"/>
-        </w:rPr>
-      </w:pPr>
-      <w:hyperlink r:id="rId25">
-        <w:r>
-          <w:rPr>
-            <w:rFonts w:ascii="Calibri" w:hAnsi="Calibri" w:cs="Calibri"/>
-            <w:color w:val="1F4FD8"/>
-            <w:sz w:val="20"/>
-            <w:szCs w:val="20"/>
-            <w:u w:val="single"/>
-          </w:rPr>
-          <w:t>https://196969.github.io/DashRite-Advisory-/industries.html</w:t>
-        </w:r>
-      </w:hyperlink>
-    </w:p>
-    <w:p>
-      <w:pPr>
-        <w:spacing w:after="40"/>
-        <w:ind w:left="240"/>
-        <w:rPr>
-          <w:rFonts w:ascii="Calibri" w:hAnsi="Calibri" w:cs="Calibri"/>
-          <w:sz w:val="20"/>
-          <w:szCs w:val="20"/>
-        </w:rPr>
-      </w:pPr>
-      <w:r>
-        <w:rPr>
-          <w:rFonts w:ascii="Calibri" w:hAnsi="Calibri" w:cs="Calibri"/>
-          <w:b/>
-          <w:sz w:val="20"/>
-          <w:szCs w:val="20"/>
-        </w:rPr>
-        <w:t>Pricing</w:t>
-      </w:r>
-    </w:p>
-    <w:p>
-      <w:pPr>
-        <w:spacing w:after="120"/>
-        <w:ind w:left="240"/>
-        <w:rPr>
-          <w:rFonts w:ascii="Calibri" w:hAnsi="Calibri" w:cs="Calibri"/>
-          <w:sz w:val="20"/>
-          <w:szCs w:val="20"/>
-        </w:rPr>
-      </w:pPr>
-      <w:hyperlink r:id="rId26">
-        <w:r>
-          <w:rPr>
-            <w:rFonts w:ascii="Calibri" w:hAnsi="Calibri" w:cs="Calibri"/>
-            <w:color w:val="1F4FD8"/>
-            <w:sz w:val="20"/>
-            <w:szCs w:val="20"/>
-            <w:u w:val="single"/>
-          </w:rPr>
-          <w:t>https://196969.github.io/DashRite-Advisory-/pricing.html</w:t>
-        </w:r>
-      </w:hyperlink>
-    </w:p>
-    <w:p>
-      <w:pPr>
-        <w:spacing w:after="40"/>
-        <w:ind w:left="240"/>
-        <w:rPr>
-          <w:rFonts w:ascii="Calibri" w:hAnsi="Calibri" w:cs="Calibri"/>
-          <w:sz w:val="20"/>
-          <w:szCs w:val="20"/>
-        </w:rPr>
-      </w:pPr>
-      <w:r>
-        <w:rPr>
-          <w:rFonts w:ascii="Calibri" w:hAnsi="Calibri" w:cs="Calibri"/>
-          <w:b/>
-          <w:sz w:val="20"/>
-          <w:szCs w:val="20"/>
-        </w:rPr>
-        <w:t>Brand</w:t>
-      </w:r>
-    </w:p>
-    <w:p>
-      <w:pPr>
-        <w:spacing w:after="120"/>
-        <w:ind w:left="240"/>
-        <w:rPr>
-          <w:rFonts w:ascii="Calibri" w:hAnsi="Calibri" w:cs="Calibri"/>
-          <w:sz w:val="20"/>
-          <w:szCs w:val="20"/>
-        </w:rPr>
-      </w:pPr>
-      <w:hyperlink r:id="rId27">
-        <w:r>
-          <w:rPr>
-            <w:rFonts w:ascii="Calibri" w:hAnsi="Calibri" w:cs="Calibri"/>
-            <w:color w:val="1F4FD8"/>
-            <w:sz w:val="20"/>
-            <w:szCs w:val="20"/>
-            <w:u w:val="single"/>
-          </w:rPr>
-          <w:t>https://196969.github.io/DashRite-Advisory-/brand.html</w:t>
-        </w:r>
-      </w:hyperlink>
-    </w:p>
-    <w:p>
-      <w:pPr>
-        <w:spacing w:after="40"/>
-        <w:ind w:left="240"/>
-        <w:rPr>
-          <w:rFonts w:ascii="Calibri" w:hAnsi="Calibri" w:cs="Calibri"/>
-          <w:sz w:val="20"/>
-          <w:szCs w:val="20"/>
-        </w:rPr>
-      </w:pPr>
-      <w:r>
-        <w:rPr>
-          <w:rFonts w:ascii="Calibri" w:hAnsi="Calibri" w:cs="Calibri"/>
-          <w:b/>
-          <w:sz w:val="20"/>
-          <w:szCs w:val="20"/>
-        </w:rPr>
-        <w:t>Learning</w:t>
-      </w:r>
-    </w:p>
-    <w:p>
-      <w:pPr>
-        <w:spacing w:after="120"/>
-        <w:ind w:left="240"/>
-        <w:rPr>
-          <w:rFonts w:ascii="Calibri" w:hAnsi="Calibri" w:cs="Calibri"/>
-          <w:sz w:val="20"/>
-          <w:szCs w:val="20"/>
-        </w:rPr>
-      </w:pPr>
-      <w:hyperlink r:id="rId28">
-        <w:r>
-          <w:rPr>
-            <w:rFonts w:ascii="Calibri" w:hAnsi="Calibri" w:cs="Calibri"/>
-            <w:color w:val="1F4FD8"/>
-            <w:sz w:val="20"/>
-            <w:szCs w:val="20"/>
-            <w:u w:val="single"/>
-          </w:rPr>
-          <w:t>https://196969.github.io/DashRite-Advisory-/learning.html</w:t>
-        </w:r>
-      </w:hyperlink>
-    </w:p>
-    <w:p>
-      <w:pPr>
-        <w:spacing w:after="40"/>
-        <w:ind w:left="240"/>
-        <w:rPr>
-          <w:rFonts w:ascii="Calibri" w:hAnsi="Calibri" w:cs="Calibri"/>
-          <w:sz w:val="20"/>
-          <w:szCs w:val="20"/>
-        </w:rPr>
-      </w:pPr>
-      <w:r>
-        <w:rPr>
-          <w:rFonts w:ascii="Calibri" w:hAnsi="Calibri" w:cs="Calibri"/>
-          <w:b/>
-          <w:sz w:val="20"/>
-          <w:szCs w:val="20"/>
-        </w:rPr>
-        <w:t>Contact</w:t>
-      </w:r>
-    </w:p>
-    <w:p>
-      <w:pPr>
-        <w:spacing w:after="120"/>
-        <w:ind w:left="240"/>
-        <w:rPr>
-          <w:rFonts w:ascii="Calibri" w:hAnsi="Calibri" w:cs="Calibri"/>
-          <w:sz w:val="20"/>
-          <w:szCs w:val="20"/>
-        </w:rPr>
-      </w:pPr>
-      <w:hyperlink r:id="rId29">
-        <w:r>
-          <w:rPr>
-            <w:rFonts w:ascii="Calibri" w:hAnsi="Calibri" w:cs="Calibri"/>
-            <w:color w:val="1F4FD8"/>
-            <w:sz w:val="20"/>
-            <w:szCs w:val="20"/>
-            <w:u w:val="single"/>
-          </w:rPr>
-          <w:t>https://196969.github.io/DashRite-Advisory-/contact.html</w:t>
-        </w:r>
-      </w:hyperlink>
-    </w:p>
-    <w:p>
-      <w:pPr>
-        <w:spacing w:after="40"/>
-        <w:ind w:left="240"/>
-        <w:rPr>
-          <w:rFonts w:ascii="Calibri" w:hAnsi="Calibri" w:cs="Calibri"/>
-          <w:sz w:val="20"/>
-          <w:szCs w:val="20"/>
-        </w:rPr>
-      </w:pPr>
-      <w:r>
-        <w:rPr>
-          <w:rFonts w:ascii="Calibri" w:hAnsi="Calibri" w:cs="Calibri"/>
-          <w:b/>
-          <w:sz w:val="20"/>
-          <w:szCs w:val="20"/>
-        </w:rPr>
-        <w:t>Request a quote</w:t>
-      </w:r>
-    </w:p>
-    <w:p>
-      <w:pPr>
-        <w:spacing w:after="120"/>
-        <w:ind w:left="240"/>
-        <w:rPr>
-          <w:rFonts w:ascii="Calibri" w:hAnsi="Calibri" w:cs="Calibri"/>
-          <w:sz w:val="20"/>
-          <w:szCs w:val="20"/>
-        </w:rPr>
-      </w:pPr>
-      <w:hyperlink r:id="rId30">
-        <w:r>
-          <w:rPr>
-            <w:rFonts w:ascii="Calibri" w:hAnsi="Calibri" w:cs="Calibri"/>
-            <w:color w:val="1F4FD8"/>
-            <w:sz w:val="20"/>
-            <w:szCs w:val="20"/>
-            <w:u w:val="single"/>
-          </w:rPr>
-          <w:t>https://196969.github.io/DashRite-Advisory-/quote.html</w:t>
-        </w:r>
-      </w:hyperlink>
-    </w:p>
-    <w:p>
-      <w:pPr>
-        <w:spacing w:after="40"/>
-        <w:ind w:left="240"/>
-        <w:rPr>
-          <w:rFonts w:ascii="Calibri" w:hAnsi="Calibri" w:cs="Calibri"/>
-          <w:sz w:val="20"/>
-          <w:szCs w:val="20"/>
-        </w:rPr>
-      </w:pPr>
-      <w:r>
-        <w:rPr>
-          <w:rFonts w:ascii="Calibri" w:hAnsi="Calibri" w:cs="Calibri"/>
-          <w:b/>
-          <w:sz w:val="20"/>
-          <w:szCs w:val="20"/>
-        </w:rPr>
-        <w:t>Dash</w:t>
-      </w:r>
-    </w:p>
-    <w:p>
-      <w:pPr>
-        <w:spacing w:after="120"/>
-        <w:ind w:left="240"/>
-        <w:rPr>
-          <w:rFonts w:ascii="Calibri" w:hAnsi="Calibri" w:cs="Calibri"/>
-          <w:sz w:val="20"/>
-          <w:szCs w:val="20"/>
-        </w:rPr>
-      </w:pPr>
-      <w:hyperlink r:id="rId31">
-        <w:r>
-          <w:rPr>
-            <w:rFonts w:ascii="Calibri" w:hAnsi="Calibri" w:cs="Calibri"/>
-            <w:color w:val="1F4FD8"/>
-            <w:sz w:val="20"/>
-            <w:szCs w:val="20"/>
-            <w:u w:val="single"/>
-          </w:rPr>
-          <w:t>https://196969.github.io/DashRite-Advisory-/dash.html</w:t>
-        </w:r>
-      </w:hyperlink>
-    </w:p>
-    <w:p>
-      <w:pPr>
-        <w:spacing w:after="40"/>
-        <w:ind w:left="240"/>
-        <w:rPr>
-          <w:rFonts w:ascii="Calibri" w:hAnsi="Calibri" w:cs="Calibri"/>
-          <w:sz w:val="20"/>
-          <w:szCs w:val="20"/>
-        </w:rPr>
-      </w:pPr>
-      <w:r>
-        <w:rPr>
-          <w:rFonts w:ascii="Calibri" w:hAnsi="Calibri" w:cs="Calibri"/>
-          <w:b/>
-          <w:sz w:val="20"/>
-          <w:szCs w:val="20"/>
-        </w:rPr>
-        <w:t>Tribe (founder)</w:t>
-      </w:r>
-    </w:p>
-    <w:p>
-      <w:pPr>
-        <w:spacing w:after="120"/>
-        <w:ind w:left="240"/>
-        <w:rPr>
-          <w:rFonts w:ascii="Calibri" w:hAnsi="Calibri" w:cs="Calibri"/>
-          <w:sz w:val="20"/>
-          <w:szCs w:val="20"/>
-        </w:rPr>
-      </w:pPr>
-      <w:hyperlink r:id="rId32">
-        <w:r>
-          <w:rPr>
-            <w:rFonts w:ascii="Calibri" w:hAnsi="Calibri" w:cs="Calibri"/>
-            <w:color w:val="1F4FD8"/>
-            <w:sz w:val="20"/>
-            <w:szCs w:val="20"/>
-            <w:u w:val="single"/>
-          </w:rPr>
-          <w:t>https://196969.github.io/DashRite-Advisory-/founder.html</w:t>
-        </w:r>
-      </w:hyperlink>
-    </w:p>
-    <w:p>
-      <w:pPr>
-        <w:spacing w:after="40"/>
-        <w:ind w:left="240"/>
-        <w:rPr>
-          <w:rFonts w:ascii="Calibri" w:hAnsi="Calibri" w:cs="Calibri"/>
-          <w:sz w:val="20"/>
-          <w:szCs w:val="20"/>
-        </w:rPr>
-      </w:pPr>
-      <w:r>
-        <w:rPr>
-          <w:rFonts w:ascii="Calibri" w:hAnsi="Calibri" w:cs="Calibri"/>
-          <w:b/>
-          <w:sz w:val="20"/>
-          <w:szCs w:val="20"/>
-        </w:rPr>
-        <w:t>Insights</w:t>
-      </w:r>
-    </w:p>
-    <w:p>
-      <w:pPr>
-        <w:spacing w:after="120"/>
-        <w:ind w:left="240"/>
-        <w:rPr>
-          <w:rFonts w:ascii="Calibri" w:hAnsi="Calibri" w:cs="Calibri"/>
-          <w:sz w:val="20"/>
-          <w:szCs w:val="20"/>
-        </w:rPr>
-      </w:pPr>
-      <w:hyperlink r:id="rId33">
-        <w:r>
-          <w:rPr>
-            <w:rFonts w:ascii="Calibri" w:hAnsi="Calibri" w:cs="Calibri"/>
-            <w:color w:val="1F4FD8"/>
-            <w:sz w:val="20"/>
-            <w:szCs w:val="20"/>
-            <w:u w:val="single"/>
-          </w:rPr>
-          <w:t>https://196969.github.io/DashRite-Advisory-/insights.html</w:t>
-        </w:r>
-      </w:hyperlink>
-    </w:p>
-    <w:p>
-      <w:pPr>
-        <w:spacing w:after="40"/>
-        <w:ind w:left="240"/>
-        <w:rPr>
-          <w:rFonts w:ascii="Calibri" w:hAnsi="Calibri" w:cs="Calibri"/>
-          <w:sz w:val="20"/>
-          <w:szCs w:val="20"/>
-        </w:rPr>
-      </w:pPr>
-      <w:r>
-        <w:rPr>
-          <w:rFonts w:ascii="Calibri" w:hAnsi="Calibri" w:cs="Calibri"/>
-          <w:b/>
-          <w:sz w:val="20"/>
-          <w:szCs w:val="20"/>
-        </w:rPr>
-        <w:t>Where we work</w:t>
-      </w:r>
-    </w:p>
-    <w:p>
-      <w:pPr>
-        <w:spacing w:after="120"/>
-        <w:ind w:left="240"/>
-        <w:rPr>
-          <w:rFonts w:ascii="Calibri" w:hAnsi="Calibri" w:cs="Calibri"/>
-          <w:sz w:val="20"/>
-          <w:szCs w:val="20"/>
-        </w:rPr>
-      </w:pPr>
-      <w:hyperlink r:id="rId34">
-        <w:r>
-          <w:rPr>
-            <w:rFonts w:ascii="Calibri" w:hAnsi="Calibri" w:cs="Calibri"/>
-            <w:color w:val="1F4FD8"/>
-            <w:sz w:val="20"/>
-            <w:szCs w:val="20"/>
-            <w:u w:val="single"/>
-          </w:rPr>
-          <w:t>https://196969.github.io/DashRite-Advisory-/states.html</w:t>
-        </w:r>
-      </w:hyperlink>
-    </w:p>
-    <w:p>
-      <w:pPr>
+        <w:t xml:space="preserve">Cockpit, CEO reporting, Ask Dash and mind mapping.</w:t>
+      </w:r>
+    </w:p>
+    <w:p>
+      <w:pPr>
+        <w:spacing w:after="120"/>
+        <w:ind w:left="240"/>
+        <w:rPr>
+          <w:rFonts w:ascii="Calibri" w:hAnsi="Calibri" w:cs="Calibri"/>
+          <w:sz w:val="20"/>
+          <w:szCs w:val="20"/>
+        </w:rPr>
+      </w:pPr>
+      <w:hyperlink r:id="rId11">
+        <w:r>
+          <w:rPr>
+            <w:rFonts w:ascii="Calibri" w:hAnsi="Calibri" w:cs="Calibri"/>
+            <w:color w:val="1F4FD8"/>
+            <w:sz w:val="20"/>
+            <w:szCs w:val="20"/>
+            <w:u w:val="single"/>
+          </w:rPr>
+          <w:t xml:space="preserve">https://196969.github.io/dash-app-/app-command.html</w:t>
+        </w:r>
+      </w:hyperlink>
+    </w:p>
+    <w:p>
+      <w:pPr>
+        <w:keepNext/>
+        <w:spacing w:after="40"/>
+        <w:ind w:left="240"/>
+        <w:rPr>
+          <w:rFonts w:ascii="Calibri" w:hAnsi="Calibri" w:cs="Calibri"/>
+          <w:sz w:val="20"/>
+          <w:szCs w:val="20"/>
+        </w:rPr>
+      </w:pPr>
+      <w:r>
+        <w:rPr>
+          <w:rFonts w:ascii="Calibri" w:hAnsi="Calibri" w:cs="Calibri"/>
+          <w:b/>
+          <w:sz w:val="20"/>
+          <w:szCs w:val="20"/>
+        </w:rPr>
+        <w:t xml:space="preserve">App page — Founders</w:t>
+      </w:r>
+    </w:p>
+    <w:p>
+      <w:pPr>
+        <w:keepNext/>
+        <w:rPr>
+          <w:rFonts w:ascii="Calibri" w:hAnsi="Calibri" w:cs="Calibri"/>
+          <w:sz w:val="20"/>
+          <w:szCs w:val="20"/>
+        </w:rPr>
+      </w:pPr>
+      <w:r>
+        <w:rPr>
+          <w:rFonts w:ascii="Calibri" w:hAnsi="Calibri" w:cs="Calibri"/>
+          <w:color w:val="555555"/>
+          <w:sz w:val="20"/>
+          <w:szCs w:val="20"/>
+        </w:rPr>
+        <w:t xml:space="preserve">Every decision through the 13 lenses, scored live.</w:t>
+      </w:r>
+    </w:p>
+    <w:p>
+      <w:pPr>
+        <w:spacing w:after="120"/>
+        <w:ind w:left="240"/>
+        <w:rPr>
+          <w:rFonts w:ascii="Calibri" w:hAnsi="Calibri" w:cs="Calibri"/>
+          <w:sz w:val="20"/>
+          <w:szCs w:val="20"/>
+        </w:rPr>
+      </w:pPr>
+      <w:hyperlink r:id="rId12">
+        <w:r>
+          <w:rPr>
+            <w:rFonts w:ascii="Calibri" w:hAnsi="Calibri" w:cs="Calibri"/>
+            <w:color w:val="1F4FD8"/>
+            <w:sz w:val="20"/>
+            <w:szCs w:val="20"/>
+            <w:u w:val="single"/>
+          </w:rPr>
+          <w:t xml:space="preserve">https://196969.github.io/dash-app-/app-founders.html</w:t>
+        </w:r>
+      </w:hyperlink>
+    </w:p>
+    <w:p>
+      <w:pPr>
+        <w:keepNext/>
+        <w:spacing w:after="40"/>
+        <w:ind w:left="240"/>
+        <w:rPr>
+          <w:rFonts w:ascii="Calibri" w:hAnsi="Calibri" w:cs="Calibri"/>
+          <w:sz w:val="20"/>
+          <w:szCs w:val="20"/>
+        </w:rPr>
+      </w:pPr>
+      <w:r>
+        <w:rPr>
+          <w:rFonts w:ascii="Calibri" w:hAnsi="Calibri" w:cs="Calibri"/>
+          <w:b/>
+          <w:sz w:val="20"/>
+          <w:szCs w:val="20"/>
+        </w:rPr>
+        <w:t xml:space="preserve">App page — Growth</w:t>
+      </w:r>
+    </w:p>
+    <w:p>
+      <w:pPr>
+        <w:keepNext/>
+        <w:rPr>
+          <w:rFonts w:ascii="Calibri" w:hAnsi="Calibri" w:cs="Calibri"/>
+          <w:sz w:val="20"/>
+          <w:szCs w:val="20"/>
+        </w:rPr>
+      </w:pPr>
+      <w:r>
+        <w:rPr>
+          <w:rFonts w:ascii="Calibri" w:hAnsi="Calibri" w:cs="Calibri"/>
+          <w:color w:val="555555"/>
+          <w:sz w:val="20"/>
+          <w:szCs w:val="20"/>
+        </w:rPr>
+        <w:t xml:space="preserve">Sales, marketing, brand, pipeline and web leads.</w:t>
+      </w:r>
+    </w:p>
+    <w:p>
+      <w:pPr>
+        <w:spacing w:after="120"/>
+        <w:ind w:left="240"/>
+        <w:rPr>
+          <w:rFonts w:ascii="Calibri" w:hAnsi="Calibri" w:cs="Calibri"/>
+          <w:sz w:val="20"/>
+          <w:szCs w:val="20"/>
+        </w:rPr>
+      </w:pPr>
+      <w:hyperlink r:id="rId13">
+        <w:r>
+          <w:rPr>
+            <w:rFonts w:ascii="Calibri" w:hAnsi="Calibri" w:cs="Calibri"/>
+            <w:color w:val="1F4FD8"/>
+            <w:sz w:val="20"/>
+            <w:szCs w:val="20"/>
+            <w:u w:val="single"/>
+          </w:rPr>
+          <w:t xml:space="preserve">https://196969.github.io/dash-app-/app-growth.html</w:t>
+        </w:r>
+      </w:hyperlink>
+    </w:p>
+    <w:p>
+      <w:pPr>
+        <w:keepNext/>
+        <w:spacing w:after="40"/>
+        <w:ind w:left="240"/>
+        <w:rPr>
+          <w:rFonts w:ascii="Calibri" w:hAnsi="Calibri" w:cs="Calibri"/>
+          <w:sz w:val="20"/>
+          <w:szCs w:val="20"/>
+        </w:rPr>
+      </w:pPr>
+      <w:r>
+        <w:rPr>
+          <w:rFonts w:ascii="Calibri" w:hAnsi="Calibri" w:cs="Calibri"/>
+          <w:b/>
+          <w:sz w:val="20"/>
+          <w:szCs w:val="20"/>
+        </w:rPr>
+        <w:t xml:space="preserve">App page — Projects</w:t>
+      </w:r>
+    </w:p>
+    <w:p>
+      <w:pPr>
+        <w:keepNext/>
+        <w:rPr>
+          <w:rFonts w:ascii="Calibri" w:hAnsi="Calibri" w:cs="Calibri"/>
+          <w:sz w:val="20"/>
+          <w:szCs w:val="20"/>
+        </w:rPr>
+      </w:pPr>
+      <w:r>
+        <w:rPr>
+          <w:rFonts w:ascii="Calibri" w:hAnsi="Calibri" w:cs="Calibri"/>
+          <w:color w:val="555555"/>
+          <w:sz w:val="20"/>
+          <w:szCs w:val="20"/>
+        </w:rPr>
+        <w:t xml:space="preserve">Engagements, delivery, risks and project finance.</w:t>
+      </w:r>
+    </w:p>
+    <w:p>
+      <w:pPr>
+        <w:spacing w:after="120"/>
+        <w:ind w:left="240"/>
+        <w:rPr>
+          <w:rFonts w:ascii="Calibri" w:hAnsi="Calibri" w:cs="Calibri"/>
+          <w:sz w:val="20"/>
+          <w:szCs w:val="20"/>
+        </w:rPr>
+      </w:pPr>
+      <w:hyperlink r:id="rId14">
+        <w:r>
+          <w:rPr>
+            <w:rFonts w:ascii="Calibri" w:hAnsi="Calibri" w:cs="Calibri"/>
+            <w:color w:val="1F4FD8"/>
+            <w:sz w:val="20"/>
+            <w:szCs w:val="20"/>
+            <w:u w:val="single"/>
+          </w:rPr>
+          <w:t xml:space="preserve">https://196969.github.io/dash-app-/app-projects.html</w:t>
+        </w:r>
+      </w:hyperlink>
+    </w:p>
+    <w:p>
+      <w:pPr>
+        <w:keepNext/>
+        <w:spacing w:after="40"/>
+        <w:ind w:left="240"/>
+        <w:rPr>
+          <w:rFonts w:ascii="Calibri" w:hAnsi="Calibri" w:cs="Calibri"/>
+          <w:sz w:val="20"/>
+          <w:szCs w:val="20"/>
+        </w:rPr>
+      </w:pPr>
+      <w:r>
+        <w:rPr>
+          <w:rFonts w:ascii="Calibri" w:hAnsi="Calibri" w:cs="Calibri"/>
+          <w:b/>
+          <w:sz w:val="20"/>
+          <w:szCs w:val="20"/>
+        </w:rPr>
+        <w:t xml:space="preserve">App page — Client Portal</w:t>
+      </w:r>
+    </w:p>
+    <w:p>
+      <w:pPr>
+        <w:keepNext/>
+        <w:rPr>
+          <w:rFonts w:ascii="Calibri" w:hAnsi="Calibri" w:cs="Calibri"/>
+          <w:sz w:val="20"/>
+          <w:szCs w:val="20"/>
+        </w:rPr>
+      </w:pPr>
+      <w:r>
+        <w:rPr>
+          <w:rFonts w:ascii="Calibri" w:hAnsi="Calibri" w:cs="Calibri"/>
+          <w:color w:val="555555"/>
+          <w:sz w:val="20"/>
+          <w:szCs w:val="20"/>
+        </w:rPr>
+        <w:t xml:space="preserve">What each client sees: reports, value receipts and booking.</w:t>
+      </w:r>
+    </w:p>
+    <w:p>
+      <w:pPr>
+        <w:spacing w:after="120"/>
+        <w:ind w:left="240"/>
+        <w:rPr>
+          <w:rFonts w:ascii="Calibri" w:hAnsi="Calibri" w:cs="Calibri"/>
+          <w:sz w:val="20"/>
+          <w:szCs w:val="20"/>
+        </w:rPr>
+      </w:pPr>
+      <w:hyperlink r:id="rId15">
+        <w:r>
+          <w:rPr>
+            <w:rFonts w:ascii="Calibri" w:hAnsi="Calibri" w:cs="Calibri"/>
+            <w:color w:val="1F4FD8"/>
+            <w:sz w:val="20"/>
+            <w:szCs w:val="20"/>
+            <w:u w:val="single"/>
+          </w:rPr>
+          <w:t xml:space="preserve">https://196969.github.io/dash-app-/app-portal.html</w:t>
+        </w:r>
+      </w:hyperlink>
+    </w:p>
+    <w:p>
+      <w:pPr>
+        <w:keepNext/>
+        <w:spacing w:after="40"/>
+        <w:ind w:left="240"/>
+        <w:rPr>
+          <w:rFonts w:ascii="Calibri" w:hAnsi="Calibri" w:cs="Calibri"/>
+          <w:sz w:val="20"/>
+          <w:szCs w:val="20"/>
+        </w:rPr>
+      </w:pPr>
+      <w:r>
+        <w:rPr>
+          <w:rFonts w:ascii="Calibri" w:hAnsi="Calibri" w:cs="Calibri"/>
+          <w:b/>
+          <w:sz w:val="20"/>
+          <w:szCs w:val="20"/>
+        </w:rPr>
+        <w:t xml:space="preserve">App page — Books</w:t>
+      </w:r>
+    </w:p>
+    <w:p>
+      <w:pPr>
+        <w:keepNext/>
+        <w:rPr>
+          <w:rFonts w:ascii="Calibri" w:hAnsi="Calibri" w:cs="Calibri"/>
+          <w:sz w:val="20"/>
+          <w:szCs w:val="20"/>
+        </w:rPr>
+      </w:pPr>
+      <w:r>
+        <w:rPr>
+          <w:rFonts w:ascii="Calibri" w:hAnsi="Calibri" w:cs="Calibri"/>
+          <w:color w:val="555555"/>
+          <w:sz w:val="20"/>
+          <w:szCs w:val="20"/>
+        </w:rPr>
+        <w:t xml:space="preserve">The ledger, close, tax and the three professional workspaces.</w:t>
+      </w:r>
+    </w:p>
+    <w:p>
+      <w:pPr>
+        <w:spacing w:after="120"/>
+        <w:ind w:left="240"/>
+        <w:rPr>
+          <w:rFonts w:ascii="Calibri" w:hAnsi="Calibri" w:cs="Calibri"/>
+          <w:sz w:val="20"/>
+          <w:szCs w:val="20"/>
+        </w:rPr>
+      </w:pPr>
+      <w:hyperlink r:id="rId16">
+        <w:r>
+          <w:rPr>
+            <w:rFonts w:ascii="Calibri" w:hAnsi="Calibri" w:cs="Calibri"/>
+            <w:color w:val="1F4FD8"/>
+            <w:sz w:val="20"/>
+            <w:szCs w:val="20"/>
+            <w:u w:val="single"/>
+          </w:rPr>
+          <w:t xml:space="preserve">https://196969.github.io/dash-app-/app-books.html</w:t>
+        </w:r>
+      </w:hyperlink>
+    </w:p>
+    <w:p>
+      <w:pPr>
+        <w:keepNext/>
+        <w:spacing w:after="40"/>
+        <w:ind w:left="240"/>
+        <w:rPr>
+          <w:rFonts w:ascii="Calibri" w:hAnsi="Calibri" w:cs="Calibri"/>
+          <w:sz w:val="20"/>
+          <w:szCs w:val="20"/>
+        </w:rPr>
+      </w:pPr>
+      <w:r>
+        <w:rPr>
+          <w:rFonts w:ascii="Calibri" w:hAnsi="Calibri" w:cs="Calibri"/>
+          <w:b/>
+          <w:sz w:val="20"/>
+          <w:szCs w:val="20"/>
+        </w:rPr>
+        <w:t xml:space="preserve">App page — Dash One</w:t>
+      </w:r>
+    </w:p>
+    <w:p>
+      <w:pPr>
+        <w:keepNext/>
+        <w:rPr>
+          <w:rFonts w:ascii="Calibri" w:hAnsi="Calibri" w:cs="Calibri"/>
+          <w:sz w:val="20"/>
+          <w:szCs w:val="20"/>
+        </w:rPr>
+      </w:pPr>
+      <w:r>
+        <w:rPr>
+          <w:rFonts w:ascii="Calibri" w:hAnsi="Calibri" w:cs="Calibri"/>
+          <w:color w:val="555555"/>
+          <w:sz w:val="20"/>
+          <w:szCs w:val="20"/>
+        </w:rPr>
+        <w:t xml:space="preserve">The all-in-one view: spend, supply, finance and unit economics.</w:t>
+      </w:r>
+    </w:p>
+    <w:p>
+      <w:pPr>
+        <w:spacing w:after="120"/>
+        <w:ind w:left="240"/>
+        <w:rPr>
+          <w:rFonts w:ascii="Calibri" w:hAnsi="Calibri" w:cs="Calibri"/>
+          <w:sz w:val="20"/>
+          <w:szCs w:val="20"/>
+        </w:rPr>
+      </w:pPr>
+      <w:hyperlink r:id="rId17">
+        <w:r>
+          <w:rPr>
+            <w:rFonts w:ascii="Calibri" w:hAnsi="Calibri" w:cs="Calibri"/>
+            <w:color w:val="1F4FD8"/>
+            <w:sz w:val="20"/>
+            <w:szCs w:val="20"/>
+            <w:u w:val="single"/>
+          </w:rPr>
+          <w:t xml:space="preserve">https://196969.github.io/dash-app-/app-one.html</w:t>
+        </w:r>
+      </w:hyperlink>
+    </w:p>
+    <w:p>
+      <w:pPr>
+        <w:keepNext/>
+        <w:spacing w:after="40"/>
+        <w:ind w:left="240"/>
+        <w:rPr>
+          <w:rFonts w:ascii="Calibri" w:hAnsi="Calibri" w:cs="Calibri"/>
+          <w:sz w:val="20"/>
+          <w:szCs w:val="20"/>
+        </w:rPr>
+      </w:pPr>
+      <w:r>
+        <w:rPr>
+          <w:rFonts w:ascii="Calibri" w:hAnsi="Calibri" w:cs="Calibri"/>
+          <w:b/>
+          <w:sz w:val="20"/>
+          <w:szCs w:val="20"/>
+        </w:rPr>
+        <w:t xml:space="preserve">App page — People</w:t>
+      </w:r>
+    </w:p>
+    <w:p>
+      <w:pPr>
+        <w:keepNext/>
+        <w:rPr>
+          <w:rFonts w:ascii="Calibri" w:hAnsi="Calibri" w:cs="Calibri"/>
+          <w:sz w:val="20"/>
+          <w:szCs w:val="20"/>
+        </w:rPr>
+      </w:pPr>
+      <w:r>
+        <w:rPr>
+          <w:rFonts w:ascii="Calibri" w:hAnsi="Calibri" w:cs="Calibri"/>
+          <w:color w:val="555555"/>
+          <w:sz w:val="20"/>
+          <w:szCs w:val="20"/>
+        </w:rPr>
+        <w:t xml:space="preserve">Recruiting, growth, capacity and payroll.</w:t>
+      </w:r>
+    </w:p>
+    <w:p>
+      <w:pPr>
+        <w:spacing w:after="120"/>
+        <w:ind w:left="240"/>
+        <w:rPr>
+          <w:rFonts w:ascii="Calibri" w:hAnsi="Calibri" w:cs="Calibri"/>
+          <w:sz w:val="20"/>
+          <w:szCs w:val="20"/>
+        </w:rPr>
+      </w:pPr>
+      <w:hyperlink r:id="rId18">
+        <w:r>
+          <w:rPr>
+            <w:rFonts w:ascii="Calibri" w:hAnsi="Calibri" w:cs="Calibri"/>
+            <w:color w:val="1F4FD8"/>
+            <w:sz w:val="20"/>
+            <w:szCs w:val="20"/>
+            <w:u w:val="single"/>
+          </w:rPr>
+          <w:t xml:space="preserve">https://196969.github.io/dash-app-/app-people.html</w:t>
+        </w:r>
+      </w:hyperlink>
+    </w:p>
+    <w:p>
+      <w:pPr>
+        <w:keepNext/>
+        <w:spacing w:after="40"/>
+        <w:ind w:left="240"/>
+        <w:rPr>
+          <w:rFonts w:ascii="Calibri" w:hAnsi="Calibri" w:cs="Calibri"/>
+          <w:sz w:val="20"/>
+          <w:szCs w:val="20"/>
+        </w:rPr>
+      </w:pPr>
+      <w:r>
+        <w:rPr>
+          <w:rFonts w:ascii="Calibri" w:hAnsi="Calibri" w:cs="Calibri"/>
+          <w:b/>
+          <w:sz w:val="20"/>
+          <w:szCs w:val="20"/>
+        </w:rPr>
+        <w:t xml:space="preserve">App page — Learn</w:t>
+      </w:r>
+    </w:p>
+    <w:p>
+      <w:pPr>
+        <w:keepNext/>
+        <w:rPr>
+          <w:rFonts w:ascii="Calibri" w:hAnsi="Calibri" w:cs="Calibri"/>
+          <w:sz w:val="20"/>
+          <w:szCs w:val="20"/>
+        </w:rPr>
+      </w:pPr>
+      <w:r>
+        <w:rPr>
+          <w:rFonts w:ascii="Calibri" w:hAnsi="Calibri" w:cs="Calibri"/>
+          <w:color w:val="555555"/>
+          <w:sz w:val="20"/>
+          <w:szCs w:val="20"/>
+        </w:rPr>
+        <w:t xml:space="preserve">Programs, the academy, playbooks and the glossary.</w:t>
+      </w:r>
+    </w:p>
+    <w:p>
+      <w:pPr>
+        <w:spacing w:after="120"/>
+        <w:ind w:left="240"/>
+        <w:rPr>
+          <w:rFonts w:ascii="Calibri" w:hAnsi="Calibri" w:cs="Calibri"/>
+          <w:sz w:val="20"/>
+          <w:szCs w:val="20"/>
+        </w:rPr>
+      </w:pPr>
+      <w:hyperlink r:id="rId19">
+        <w:r>
+          <w:rPr>
+            <w:rFonts w:ascii="Calibri" w:hAnsi="Calibri" w:cs="Calibri"/>
+            <w:color w:val="1F4FD8"/>
+            <w:sz w:val="20"/>
+            <w:szCs w:val="20"/>
+            <w:u w:val="single"/>
+          </w:rPr>
+          <w:t xml:space="preserve">https://196969.github.io/dash-app-/app-learn.html</w:t>
+        </w:r>
+      </w:hyperlink>
+    </w:p>
+    <w:p>
+      <w:pPr>
+        <w:keepNext/>
+        <w:spacing w:after="40"/>
+        <w:ind w:left="240"/>
+        <w:rPr>
+          <w:rFonts w:ascii="Calibri" w:hAnsi="Calibri" w:cs="Calibri"/>
+          <w:sz w:val="20"/>
+          <w:szCs w:val="20"/>
+        </w:rPr>
+      </w:pPr>
+      <w:r>
+        <w:rPr>
+          <w:rFonts w:ascii="Calibri" w:hAnsi="Calibri" w:cs="Calibri"/>
+          <w:b/>
+          <w:sz w:val="20"/>
+          <w:szCs w:val="20"/>
+        </w:rPr>
+        <w:t xml:space="preserve">App page — Compliance</w:t>
+      </w:r>
+    </w:p>
+    <w:p>
+      <w:pPr>
+        <w:keepNext/>
+        <w:rPr>
+          <w:rFonts w:ascii="Calibri" w:hAnsi="Calibri" w:cs="Calibri"/>
+          <w:sz w:val="20"/>
+          <w:szCs w:val="20"/>
+        </w:rPr>
+      </w:pPr>
+      <w:r>
+        <w:rPr>
+          <w:rFonts w:ascii="Calibri" w:hAnsi="Calibri" w:cs="Calibri"/>
+          <w:color w:val="555555"/>
+          <w:sz w:val="20"/>
+          <w:szCs w:val="20"/>
+        </w:rPr>
+        <w:t xml:space="preserve">Entity, contracts, obligations and the renewal clock.</w:t>
+      </w:r>
+    </w:p>
+    <w:p>
+      <w:pPr>
+        <w:spacing w:after="120"/>
+        <w:ind w:left="240"/>
+        <w:rPr>
+          <w:rFonts w:ascii="Calibri" w:hAnsi="Calibri" w:cs="Calibri"/>
+          <w:sz w:val="20"/>
+          <w:szCs w:val="20"/>
+        </w:rPr>
+      </w:pPr>
+      <w:hyperlink r:id="rId20">
+        <w:r>
+          <w:rPr>
+            <w:rFonts w:ascii="Calibri" w:hAnsi="Calibri" w:cs="Calibri"/>
+            <w:color w:val="1F4FD8"/>
+            <w:sz w:val="20"/>
+            <w:szCs w:val="20"/>
+            <w:u w:val="single"/>
+          </w:rPr>
+          <w:t xml:space="preserve">https://196969.github.io/dash-app-/app-compliance.html</w:t>
+        </w:r>
+      </w:hyperlink>
+    </w:p>
+    <w:p>
+      <w:pPr>
+        <w:keepNext/>
+        <w:spacing w:after="40"/>
+        <w:ind w:left="240"/>
+        <w:rPr>
+          <w:rFonts w:ascii="Calibri" w:hAnsi="Calibri" w:cs="Calibri"/>
+          <w:sz w:val="20"/>
+          <w:szCs w:val="20"/>
+        </w:rPr>
+      </w:pPr>
+      <w:r>
+        <w:rPr>
+          <w:rFonts w:ascii="Calibri" w:hAnsi="Calibri" w:cs="Calibri"/>
+          <w:b/>
+          <w:sz w:val="20"/>
+          <w:szCs w:val="20"/>
+        </w:rPr>
+        <w:t xml:space="preserve">App page — Connectors</w:t>
+      </w:r>
+    </w:p>
+    <w:p>
+      <w:pPr>
+        <w:keepNext/>
+        <w:rPr>
+          <w:rFonts w:ascii="Calibri" w:hAnsi="Calibri" w:cs="Calibri"/>
+          <w:sz w:val="20"/>
+          <w:szCs w:val="20"/>
+        </w:rPr>
+      </w:pPr>
+      <w:r>
+        <w:rPr>
+          <w:rFonts w:ascii="Calibri" w:hAnsi="Calibri" w:cs="Calibri"/>
+          <w:color w:val="555555"/>
+          <w:sz w:val="20"/>
+          <w:szCs w:val="20"/>
+        </w:rPr>
+        <w:t xml:space="preserve">Every system Dash talks to, with its health and dependency map.</w:t>
+      </w:r>
+    </w:p>
+    <w:p>
+      <w:pPr>
+        <w:spacing w:after="120"/>
+        <w:ind w:left="240"/>
+        <w:rPr>
+          <w:rFonts w:ascii="Calibri" w:hAnsi="Calibri" w:cs="Calibri"/>
+          <w:sz w:val="20"/>
+          <w:szCs w:val="20"/>
+        </w:rPr>
+      </w:pPr>
+      <w:hyperlink r:id="rId21">
+        <w:r>
+          <w:rPr>
+            <w:rFonts w:ascii="Calibri" w:hAnsi="Calibri" w:cs="Calibri"/>
+            <w:color w:val="1F4FD8"/>
+            <w:sz w:val="20"/>
+            <w:szCs w:val="20"/>
+            <w:u w:val="single"/>
+          </w:rPr>
+          <w:t xml:space="preserve">https://196969.github.io/dash-app-/app-connectors.html</w:t>
+        </w:r>
+      </w:hyperlink>
+    </w:p>
+    <w:p>
+      <w:pPr>
+        <w:keepNext/>
+        <w:spacing w:after="40"/>
+        <w:ind w:left="240"/>
+        <w:rPr>
+          <w:rFonts w:ascii="Calibri" w:hAnsi="Calibri" w:cs="Calibri"/>
+          <w:sz w:val="20"/>
+          <w:szCs w:val="20"/>
+        </w:rPr>
+      </w:pPr>
+      <w:r>
+        <w:rPr>
+          <w:rFonts w:ascii="Calibri" w:hAnsi="Calibri" w:cs="Calibri"/>
+          <w:b/>
+          <w:sz w:val="20"/>
+          <w:szCs w:val="20"/>
+        </w:rPr>
+        <w:t xml:space="preserve">Dash Live Links (app)</w:t>
+      </w:r>
+    </w:p>
+    <w:p>
+      <w:pPr>
+        <w:keepNext/>
+        <w:rPr>
+          <w:rFonts w:ascii="Calibri" w:hAnsi="Calibri" w:cs="Calibri"/>
+          <w:sz w:val="20"/>
+          <w:szCs w:val="20"/>
+        </w:rPr>
+      </w:pPr>
+      <w:r>
+        <w:rPr>
+          <w:rFonts w:ascii="Calibri" w:hAnsi="Calibri" w:cs="Calibri"/>
+          <w:color w:val="555555"/>
+          <w:sz w:val="20"/>
+          <w:szCs w:val="20"/>
+        </w:rPr>
+        <w:t xml:space="preserve">Every public page in one place — the handover kit.</w:t>
+      </w:r>
+    </w:p>
+    <w:p>
+      <w:pPr>
+        <w:spacing w:after="120"/>
+        <w:ind w:left="240"/>
+        <w:rPr>
+          <w:rFonts w:ascii="Calibri" w:hAnsi="Calibri" w:cs="Calibri"/>
+          <w:sz w:val="20"/>
+          <w:szCs w:val="20"/>
+        </w:rPr>
+      </w:pPr>
+      <w:hyperlink r:id="rLL1">
+        <w:r>
+          <w:rPr>
+            <w:rFonts w:ascii="Calibri" w:hAnsi="Calibri" w:cs="Calibri"/>
+            <w:color w:val="1F4FD8"/>
+            <w:sz w:val="20"/>
+            <w:szCs w:val="20"/>
+            <w:u w:val="single"/>
+          </w:rPr>
+          <w:t xml:space="preserve">https://196969.github.io/dash-app-/links.html</w:t>
+        </w:r>
+      </w:hyperlink>
+    </w:p>
+    <w:p>
+      <w:pPr>
+        <w:keepNext/>
         <w:pageBreakBefore/>
         <w:spacing w:after="80"/>
         <w:rPr>
@@ -1535,11 +1172,33 @@
           <w:szCs w:val="20"/>
         </w:rPr>
         <w:lastRenderedPageBreak/>
-        <w:t>Website — state pages</w:t>
-      </w:r>
-    </w:p>
-    <w:p>
-      <w:pPr>
+        <w:t xml:space="preserve">The Founders (2)</w:t>
+      </w:r>
+    </w:p>
+    <w:p>
+      <w:pPr>
+        <w:keepNext/>
+        <w:spacing w:after="40"/>
+        <w:ind w:left="240"/>
+        <w:rPr>
+          <w:rFonts w:ascii="Calibri" w:hAnsi="Calibri" w:cs="Calibri"/>
+          <w:sz w:val="20"/>
+          <w:szCs w:val="20"/>
+        </w:rPr>
+      </w:pPr>
+      <w:r>
+        <w:rPr>
+          <w:rFonts w:ascii="Calibri" w:hAnsi="Calibri" w:cs="Calibri"/>
+          <w:b/>
+          <w:sz w:val="20"/>
+          <w:szCs w:val="20"/>
+        </w:rPr>
+        <w:t xml:space="preserve">Founders — example figures</w:t>
+      </w:r>
+    </w:p>
+    <w:p>
+      <w:pPr>
+        <w:keepNext/>
         <w:rPr>
           <w:rFonts w:ascii="Calibri" w:hAnsi="Calibri" w:cs="Calibri"/>
           <w:sz w:val="20"/>
@@ -1553,1185 +1212,98 @@
           <w:sz w:val="20"/>
           <w:szCs w:val="20"/>
         </w:rPr>
-        <w:t>One page per market on the Where We Work page.</w:t>
-      </w:r>
-    </w:p>
-    <w:p>
-      <w:pPr>
-        <w:spacing w:after="40"/>
-        <w:ind w:left="240"/>
-        <w:rPr>
-          <w:rFonts w:ascii="Calibri" w:hAnsi="Calibri" w:cs="Calibri"/>
-          <w:sz w:val="20"/>
-          <w:szCs w:val="20"/>
-        </w:rPr>
-      </w:pPr>
-      <w:r>
-        <w:rPr>
-          <w:rFonts w:ascii="Calibri" w:hAnsi="Calibri" w:cs="Calibri"/>
-          <w:b/>
-          <w:sz w:val="20"/>
-          <w:szCs w:val="20"/>
-        </w:rPr>
-        <w:t>Arizona</w:t>
-      </w:r>
-    </w:p>
-    <w:p>
-      <w:pPr>
-        <w:spacing w:after="120"/>
-        <w:ind w:left="240"/>
-        <w:rPr>
-          <w:rFonts w:ascii="Calibri" w:hAnsi="Calibri" w:cs="Calibri"/>
-          <w:sz w:val="20"/>
-          <w:szCs w:val="20"/>
-        </w:rPr>
-      </w:pPr>
-      <w:hyperlink r:id="rId35">
-        <w:r>
-          <w:rPr>
-            <w:rFonts w:ascii="Calibri" w:hAnsi="Calibri" w:cs="Calibri"/>
-            <w:color w:val="1F4FD8"/>
-            <w:sz w:val="20"/>
-            <w:szCs w:val="20"/>
-            <w:u w:val="single"/>
-          </w:rPr>
-          <w:t>https://196969.github.io/DashRite-Advisory-/state-arizona.html</w:t>
-        </w:r>
-      </w:hyperlink>
-    </w:p>
-    <w:p>
-      <w:pPr>
-        <w:spacing w:after="40"/>
-        <w:ind w:left="240"/>
-        <w:rPr>
-          <w:rFonts w:ascii="Calibri" w:hAnsi="Calibri" w:cs="Calibri"/>
-          <w:sz w:val="20"/>
-          <w:szCs w:val="20"/>
-        </w:rPr>
-      </w:pPr>
-      <w:r>
-        <w:rPr>
-          <w:rFonts w:ascii="Calibri" w:hAnsi="Calibri" w:cs="Calibri"/>
-          <w:b/>
-          <w:sz w:val="20"/>
-          <w:szCs w:val="20"/>
-        </w:rPr>
-        <w:t>California</w:t>
-      </w:r>
-    </w:p>
-    <w:p>
-      <w:pPr>
-        <w:spacing w:after="120"/>
-        <w:ind w:left="240"/>
-        <w:rPr>
-          <w:rFonts w:ascii="Calibri" w:hAnsi="Calibri" w:cs="Calibri"/>
-          <w:sz w:val="20"/>
-          <w:szCs w:val="20"/>
-        </w:rPr>
-      </w:pPr>
-      <w:hyperlink r:id="rId36">
-        <w:r>
-          <w:rPr>
-            <w:rFonts w:ascii="Calibri" w:hAnsi="Calibri" w:cs="Calibri"/>
-            <w:color w:val="1F4FD8"/>
-            <w:sz w:val="20"/>
-            <w:szCs w:val="20"/>
-            <w:u w:val="single"/>
-          </w:rPr>
-          <w:t>https://196969.github.io/DashRite-Advisory-/state-california.html</w:t>
-        </w:r>
-      </w:hyperlink>
-    </w:p>
-    <w:p>
-      <w:pPr>
-        <w:spacing w:after="40"/>
-        <w:ind w:left="240"/>
-        <w:rPr>
-          <w:rFonts w:ascii="Calibri" w:hAnsi="Calibri" w:cs="Calibri"/>
-          <w:sz w:val="20"/>
-          <w:szCs w:val="20"/>
-        </w:rPr>
-      </w:pPr>
-      <w:r>
-        <w:rPr>
-          <w:rFonts w:ascii="Calibri" w:hAnsi="Calibri" w:cs="Calibri"/>
-          <w:b/>
-          <w:sz w:val="20"/>
-          <w:szCs w:val="20"/>
-        </w:rPr>
-        <w:t>Colorado</w:t>
-      </w:r>
-    </w:p>
-    <w:p>
-      <w:pPr>
-        <w:spacing w:after="120"/>
-        <w:ind w:left="240"/>
-        <w:rPr>
-          <w:rFonts w:ascii="Calibri" w:hAnsi="Calibri" w:cs="Calibri"/>
-          <w:sz w:val="20"/>
-          <w:szCs w:val="20"/>
-        </w:rPr>
-      </w:pPr>
-      <w:hyperlink r:id="rId37">
-        <w:r>
-          <w:rPr>
-            <w:rFonts w:ascii="Calibri" w:hAnsi="Calibri" w:cs="Calibri"/>
-            <w:color w:val="1F4FD8"/>
-            <w:sz w:val="20"/>
-            <w:szCs w:val="20"/>
-            <w:u w:val="single"/>
-          </w:rPr>
-          <w:t>https://196969.github.io/DashRite-Advisory-/state-colorado.html</w:t>
-        </w:r>
-      </w:hyperlink>
-    </w:p>
-    <w:p>
-      <w:pPr>
-        <w:spacing w:after="40"/>
-        <w:ind w:left="240"/>
-        <w:rPr>
-          <w:rFonts w:ascii="Calibri" w:hAnsi="Calibri" w:cs="Calibri"/>
-          <w:sz w:val="20"/>
-          <w:szCs w:val="20"/>
-        </w:rPr>
-      </w:pPr>
-      <w:r>
-        <w:rPr>
-          <w:rFonts w:ascii="Calibri" w:hAnsi="Calibri" w:cs="Calibri"/>
-          <w:b/>
-          <w:sz w:val="20"/>
-          <w:szCs w:val="20"/>
-        </w:rPr>
-        <w:t>Florida</w:t>
-      </w:r>
-    </w:p>
-    <w:p>
-      <w:pPr>
-        <w:spacing w:after="120"/>
-        <w:ind w:left="240"/>
-        <w:rPr>
-          <w:rFonts w:ascii="Calibri" w:hAnsi="Calibri" w:cs="Calibri"/>
-          <w:sz w:val="20"/>
-          <w:szCs w:val="20"/>
-        </w:rPr>
-      </w:pPr>
-      <w:hyperlink r:id="rId38">
-        <w:r>
-          <w:rPr>
-            <w:rFonts w:ascii="Calibri" w:hAnsi="Calibri" w:cs="Calibri"/>
-            <w:color w:val="1F4FD8"/>
-            <w:sz w:val="20"/>
-            <w:szCs w:val="20"/>
-            <w:u w:val="single"/>
-          </w:rPr>
-          <w:t>https://196969.github.io/DashRite-Advisory-/state-florida.html</w:t>
-        </w:r>
-      </w:hyperlink>
-    </w:p>
-    <w:p>
-      <w:pPr>
-        <w:spacing w:after="40"/>
-        <w:ind w:left="240"/>
-        <w:rPr>
-          <w:rFonts w:ascii="Calibri" w:hAnsi="Calibri" w:cs="Calibri"/>
-          <w:sz w:val="20"/>
-          <w:szCs w:val="20"/>
-        </w:rPr>
-      </w:pPr>
-      <w:r>
-        <w:rPr>
-          <w:rFonts w:ascii="Calibri" w:hAnsi="Calibri" w:cs="Calibri"/>
-          <w:b/>
-          <w:sz w:val="20"/>
-          <w:szCs w:val="20"/>
-        </w:rPr>
-        <w:t>Georgia</w:t>
-      </w:r>
-    </w:p>
-    <w:p>
-      <w:pPr>
-        <w:spacing w:after="120"/>
-        <w:ind w:left="240"/>
-        <w:rPr>
-          <w:rFonts w:ascii="Calibri" w:hAnsi="Calibri" w:cs="Calibri"/>
-          <w:sz w:val="20"/>
-          <w:szCs w:val="20"/>
-        </w:rPr>
-      </w:pPr>
-      <w:hyperlink r:id="rId39">
-        <w:r>
-          <w:rPr>
-            <w:rFonts w:ascii="Calibri" w:hAnsi="Calibri" w:cs="Calibri"/>
-            <w:color w:val="1F4FD8"/>
-            <w:sz w:val="20"/>
-            <w:szCs w:val="20"/>
-            <w:u w:val="single"/>
-          </w:rPr>
-          <w:t>https://196969.github.io/DashRite-Advisory-/state-georgia.html</w:t>
-        </w:r>
-      </w:hyperlink>
-    </w:p>
-    <w:p>
-      <w:pPr>
-        <w:spacing w:after="40"/>
-        <w:ind w:left="240"/>
-        <w:rPr>
-          <w:rFonts w:ascii="Calibri" w:hAnsi="Calibri" w:cs="Calibri"/>
-          <w:sz w:val="20"/>
-          <w:szCs w:val="20"/>
-        </w:rPr>
-      </w:pPr>
-      <w:r>
-        <w:rPr>
-          <w:rFonts w:ascii="Calibri" w:hAnsi="Calibri" w:cs="Calibri"/>
-          <w:b/>
-          <w:sz w:val="20"/>
-          <w:szCs w:val="20"/>
-        </w:rPr>
-        <w:t>Illinois Chicago</w:t>
-      </w:r>
-    </w:p>
-    <w:p>
-      <w:pPr>
-        <w:spacing w:after="120"/>
-        <w:ind w:left="240"/>
-        <w:rPr>
-          <w:rFonts w:ascii="Calibri" w:hAnsi="Calibri" w:cs="Calibri"/>
-          <w:sz w:val="20"/>
-          <w:szCs w:val="20"/>
-        </w:rPr>
-      </w:pPr>
-      <w:hyperlink r:id="rId40">
-        <w:r>
-          <w:rPr>
-            <w:rFonts w:ascii="Calibri" w:hAnsi="Calibri" w:cs="Calibri"/>
-            <w:color w:val="1F4FD8"/>
-            <w:sz w:val="20"/>
-            <w:szCs w:val="20"/>
-            <w:u w:val="single"/>
-          </w:rPr>
-          <w:t>https://196969.github.io/DashRite-Advisory-/state-illinois-chicago.html</w:t>
-        </w:r>
-      </w:hyperlink>
-    </w:p>
-    <w:p>
-      <w:pPr>
-        <w:spacing w:after="40"/>
-        <w:ind w:left="240"/>
-        <w:rPr>
-          <w:rFonts w:ascii="Calibri" w:hAnsi="Calibri" w:cs="Calibri"/>
-          <w:sz w:val="20"/>
-          <w:szCs w:val="20"/>
-        </w:rPr>
-      </w:pPr>
-      <w:r>
-        <w:rPr>
-          <w:rFonts w:ascii="Calibri" w:hAnsi="Calibri" w:cs="Calibri"/>
-          <w:b/>
-          <w:sz w:val="20"/>
-          <w:szCs w:val="20"/>
-        </w:rPr>
-        <w:t>Illinois Downstate</w:t>
-      </w:r>
-    </w:p>
-    <w:p>
-      <w:pPr>
-        <w:spacing w:after="120"/>
-        <w:ind w:left="240"/>
-        <w:rPr>
-          <w:rFonts w:ascii="Calibri" w:hAnsi="Calibri" w:cs="Calibri"/>
-          <w:sz w:val="20"/>
-          <w:szCs w:val="20"/>
-        </w:rPr>
-      </w:pPr>
-      <w:hyperlink r:id="rId41">
-        <w:r>
-          <w:rPr>
-            <w:rFonts w:ascii="Calibri" w:hAnsi="Calibri" w:cs="Calibri"/>
-            <w:color w:val="1F4FD8"/>
-            <w:sz w:val="20"/>
-            <w:szCs w:val="20"/>
-            <w:u w:val="single"/>
-          </w:rPr>
-          <w:t>https://196969.github.io/DashRite-Advisory-/state-illinois-downstate.html</w:t>
-        </w:r>
-      </w:hyperlink>
-    </w:p>
-    <w:p>
-      <w:pPr>
-        <w:spacing w:after="40"/>
-        <w:ind w:left="240"/>
-        <w:rPr>
-          <w:rFonts w:ascii="Calibri" w:hAnsi="Calibri" w:cs="Calibri"/>
-          <w:sz w:val="20"/>
-          <w:szCs w:val="20"/>
-        </w:rPr>
-      </w:pPr>
-      <w:r>
-        <w:rPr>
-          <w:rFonts w:ascii="Calibri" w:hAnsi="Calibri" w:cs="Calibri"/>
-          <w:b/>
-          <w:sz w:val="20"/>
-          <w:szCs w:val="20"/>
-        </w:rPr>
-        <w:t>Indiana</w:t>
-      </w:r>
-    </w:p>
-    <w:p>
-      <w:pPr>
-        <w:spacing w:after="120"/>
-        <w:ind w:left="240"/>
-        <w:rPr>
-          <w:rFonts w:ascii="Calibri" w:hAnsi="Calibri" w:cs="Calibri"/>
-          <w:sz w:val="20"/>
-          <w:szCs w:val="20"/>
-        </w:rPr>
-      </w:pPr>
-      <w:hyperlink r:id="rId42">
-        <w:r>
-          <w:rPr>
-            <w:rFonts w:ascii="Calibri" w:hAnsi="Calibri" w:cs="Calibri"/>
-            <w:color w:val="1F4FD8"/>
-            <w:sz w:val="20"/>
-            <w:szCs w:val="20"/>
-            <w:u w:val="single"/>
-          </w:rPr>
-          <w:t>https://196969.github.io/DashRite-Advisory-/state-indiana.html</w:t>
-        </w:r>
-      </w:hyperlink>
-    </w:p>
-    <w:p>
-      <w:pPr>
-        <w:spacing w:after="40"/>
-        <w:ind w:left="240"/>
-        <w:rPr>
-          <w:rFonts w:ascii="Calibri" w:hAnsi="Calibri" w:cs="Calibri"/>
-          <w:sz w:val="20"/>
-          <w:szCs w:val="20"/>
-        </w:rPr>
-      </w:pPr>
-      <w:r>
-        <w:rPr>
-          <w:rFonts w:ascii="Calibri" w:hAnsi="Calibri" w:cs="Calibri"/>
-          <w:b/>
-          <w:sz w:val="20"/>
-          <w:szCs w:val="20"/>
-        </w:rPr>
-        <w:t>Iowa</w:t>
-      </w:r>
-    </w:p>
-    <w:p>
-      <w:pPr>
-        <w:spacing w:after="120"/>
-        <w:ind w:left="240"/>
-        <w:rPr>
-          <w:rFonts w:ascii="Calibri" w:hAnsi="Calibri" w:cs="Calibri"/>
-          <w:sz w:val="20"/>
-          <w:szCs w:val="20"/>
-        </w:rPr>
-      </w:pPr>
-      <w:hyperlink r:id="rId43">
-        <w:r>
-          <w:rPr>
-            <w:rFonts w:ascii="Calibri" w:hAnsi="Calibri" w:cs="Calibri"/>
-            <w:color w:val="1F4FD8"/>
-            <w:sz w:val="20"/>
-            <w:szCs w:val="20"/>
-            <w:u w:val="single"/>
-          </w:rPr>
-          <w:t>https://196969.github.io/DashRite-Advisory-/state-iowa.html</w:t>
-        </w:r>
-      </w:hyperlink>
-    </w:p>
-    <w:p>
-      <w:pPr>
-        <w:spacing w:after="40"/>
-        <w:ind w:left="240"/>
-        <w:rPr>
-          <w:rFonts w:ascii="Calibri" w:hAnsi="Calibri" w:cs="Calibri"/>
-          <w:sz w:val="20"/>
-          <w:szCs w:val="20"/>
-        </w:rPr>
-      </w:pPr>
-      <w:r>
-        <w:rPr>
-          <w:rFonts w:ascii="Calibri" w:hAnsi="Calibri" w:cs="Calibri"/>
-          <w:b/>
-          <w:sz w:val="20"/>
-          <w:szCs w:val="20"/>
-        </w:rPr>
-        <w:t>Kentucky</w:t>
-      </w:r>
-    </w:p>
-    <w:p>
-      <w:pPr>
-        <w:spacing w:after="120"/>
-        <w:ind w:left="240"/>
-        <w:rPr>
-          <w:rFonts w:ascii="Calibri" w:hAnsi="Calibri" w:cs="Calibri"/>
-          <w:sz w:val="20"/>
-          <w:szCs w:val="20"/>
-        </w:rPr>
-      </w:pPr>
-      <w:hyperlink r:id="rId44">
-        <w:r>
-          <w:rPr>
-            <w:rFonts w:ascii="Calibri" w:hAnsi="Calibri" w:cs="Calibri"/>
-            <w:color w:val="1F4FD8"/>
-            <w:sz w:val="20"/>
-            <w:szCs w:val="20"/>
-            <w:u w:val="single"/>
-          </w:rPr>
-          <w:t>https://196969.github.io/DashRite-Advisory-/state-kentucky.html</w:t>
-        </w:r>
-      </w:hyperlink>
-    </w:p>
-    <w:p>
-      <w:pPr>
-        <w:spacing w:after="40"/>
-        <w:ind w:left="240"/>
-        <w:rPr>
-          <w:rFonts w:ascii="Calibri" w:hAnsi="Calibri" w:cs="Calibri"/>
-          <w:sz w:val="20"/>
-          <w:szCs w:val="20"/>
-        </w:rPr>
-      </w:pPr>
-      <w:r>
-        <w:rPr>
-          <w:rFonts w:ascii="Calibri" w:hAnsi="Calibri" w:cs="Calibri"/>
-          <w:b/>
-          <w:sz w:val="20"/>
-          <w:szCs w:val="20"/>
-        </w:rPr>
-        <w:t>Michigan</w:t>
-      </w:r>
-    </w:p>
-    <w:p>
-      <w:pPr>
-        <w:spacing w:after="120"/>
-        <w:ind w:left="240"/>
-        <w:rPr>
-          <w:rFonts w:ascii="Calibri" w:hAnsi="Calibri" w:cs="Calibri"/>
-          <w:sz w:val="20"/>
-          <w:szCs w:val="20"/>
-        </w:rPr>
-      </w:pPr>
-      <w:hyperlink r:id="rId45">
-        <w:r>
-          <w:rPr>
-            <w:rFonts w:ascii="Calibri" w:hAnsi="Calibri" w:cs="Calibri"/>
-            <w:color w:val="1F4FD8"/>
-            <w:sz w:val="20"/>
-            <w:szCs w:val="20"/>
-            <w:u w:val="single"/>
-          </w:rPr>
-          <w:t>https://196969.github.io/DashRite-Advisory-/state-michigan.html</w:t>
-        </w:r>
-      </w:hyperlink>
-    </w:p>
-    <w:p>
-      <w:pPr>
-        <w:spacing w:after="40"/>
-        <w:ind w:left="240"/>
-        <w:rPr>
-          <w:rFonts w:ascii="Calibri" w:hAnsi="Calibri" w:cs="Calibri"/>
-          <w:sz w:val="20"/>
-          <w:szCs w:val="20"/>
-        </w:rPr>
-      </w:pPr>
-      <w:r>
-        <w:rPr>
-          <w:rFonts w:ascii="Calibri" w:hAnsi="Calibri" w:cs="Calibri"/>
-          <w:b/>
-          <w:sz w:val="20"/>
-          <w:szCs w:val="20"/>
-        </w:rPr>
-        <w:t>Minnesota</w:t>
-      </w:r>
-    </w:p>
-    <w:p>
-      <w:pPr>
-        <w:spacing w:after="120"/>
-        <w:ind w:left="240"/>
-        <w:rPr>
-          <w:rFonts w:ascii="Calibri" w:hAnsi="Calibri" w:cs="Calibri"/>
-          <w:sz w:val="20"/>
-          <w:szCs w:val="20"/>
-        </w:rPr>
-      </w:pPr>
-      <w:hyperlink r:id="rId46">
-        <w:r>
-          <w:rPr>
-            <w:rFonts w:ascii="Calibri" w:hAnsi="Calibri" w:cs="Calibri"/>
-            <w:color w:val="1F4FD8"/>
-            <w:sz w:val="20"/>
-            <w:szCs w:val="20"/>
-            <w:u w:val="single"/>
-          </w:rPr>
-          <w:t>https://196969.github.io/DashRite-Advisory-/state-minnesota.html</w:t>
-        </w:r>
-      </w:hyperlink>
-    </w:p>
-    <w:p>
-      <w:pPr>
-        <w:spacing w:after="40"/>
-        <w:ind w:left="240"/>
-        <w:rPr>
-          <w:rFonts w:ascii="Calibri" w:hAnsi="Calibri" w:cs="Calibri"/>
-          <w:sz w:val="20"/>
-          <w:szCs w:val="20"/>
-        </w:rPr>
-      </w:pPr>
-      <w:r>
-        <w:rPr>
-          <w:rFonts w:ascii="Calibri" w:hAnsi="Calibri" w:cs="Calibri"/>
-          <w:b/>
-          <w:sz w:val="20"/>
-          <w:szCs w:val="20"/>
-        </w:rPr>
-        <w:t>Missouri</w:t>
-      </w:r>
-    </w:p>
-    <w:p>
-      <w:pPr>
-        <w:spacing w:after="120"/>
-        <w:ind w:left="240"/>
-        <w:rPr>
-          <w:rFonts w:ascii="Calibri" w:hAnsi="Calibri" w:cs="Calibri"/>
-          <w:sz w:val="20"/>
-          <w:szCs w:val="20"/>
-        </w:rPr>
-      </w:pPr>
-      <w:hyperlink r:id="rId47">
-        <w:r>
-          <w:rPr>
-            <w:rFonts w:ascii="Calibri" w:hAnsi="Calibri" w:cs="Calibri"/>
-            <w:color w:val="1F4FD8"/>
-            <w:sz w:val="20"/>
-            <w:szCs w:val="20"/>
-            <w:u w:val="single"/>
-          </w:rPr>
-          <w:t>https://196969.github.io/DashRite-Advisory-/state-missouri.html</w:t>
-        </w:r>
-      </w:hyperlink>
-    </w:p>
-    <w:p>
-      <w:pPr>
-        <w:spacing w:after="40"/>
-        <w:ind w:left="240"/>
-        <w:rPr>
-          <w:rFonts w:ascii="Calibri" w:hAnsi="Calibri" w:cs="Calibri"/>
-          <w:sz w:val="20"/>
-          <w:szCs w:val="20"/>
-        </w:rPr>
-      </w:pPr>
-      <w:r>
-        <w:rPr>
-          <w:rFonts w:ascii="Calibri" w:hAnsi="Calibri" w:cs="Calibri"/>
-          <w:b/>
-          <w:sz w:val="20"/>
-          <w:szCs w:val="20"/>
-        </w:rPr>
-        <w:t>Nevada Las Vegas</w:t>
-      </w:r>
-    </w:p>
-    <w:p>
-      <w:pPr>
-        <w:spacing w:after="120"/>
-        <w:ind w:left="240"/>
-        <w:rPr>
-          <w:rFonts w:ascii="Calibri" w:hAnsi="Calibri" w:cs="Calibri"/>
-          <w:sz w:val="20"/>
-          <w:szCs w:val="20"/>
-        </w:rPr>
-      </w:pPr>
-      <w:hyperlink r:id="rId48">
-        <w:r>
-          <w:rPr>
-            <w:rFonts w:ascii="Calibri" w:hAnsi="Calibri" w:cs="Calibri"/>
-            <w:color w:val="1F4FD8"/>
-            <w:sz w:val="20"/>
-            <w:szCs w:val="20"/>
-            <w:u w:val="single"/>
-          </w:rPr>
-          <w:t>https://196969.github.io/DashRite-Advisory-/state-nevada-las-vegas.html</w:t>
-        </w:r>
-      </w:hyperlink>
-    </w:p>
-    <w:p>
-      <w:pPr>
-        <w:spacing w:after="40"/>
-        <w:ind w:left="240"/>
-        <w:rPr>
-          <w:rFonts w:ascii="Calibri" w:hAnsi="Calibri" w:cs="Calibri"/>
-          <w:sz w:val="20"/>
-          <w:szCs w:val="20"/>
-        </w:rPr>
-      </w:pPr>
-      <w:r>
-        <w:rPr>
-          <w:rFonts w:ascii="Calibri" w:hAnsi="Calibri" w:cs="Calibri"/>
-          <w:b/>
-          <w:sz w:val="20"/>
-          <w:szCs w:val="20"/>
-        </w:rPr>
-        <w:t>New Jersey</w:t>
-      </w:r>
-    </w:p>
-    <w:p>
-      <w:pPr>
-        <w:spacing w:after="120"/>
-        <w:ind w:left="240"/>
-        <w:rPr>
-          <w:rFonts w:ascii="Calibri" w:hAnsi="Calibri" w:cs="Calibri"/>
-          <w:sz w:val="20"/>
-          <w:szCs w:val="20"/>
-        </w:rPr>
-      </w:pPr>
-      <w:hyperlink r:id="rId49">
-        <w:r>
-          <w:rPr>
-            <w:rFonts w:ascii="Calibri" w:hAnsi="Calibri" w:cs="Calibri"/>
-            <w:color w:val="1F4FD8"/>
-            <w:sz w:val="20"/>
-            <w:szCs w:val="20"/>
-            <w:u w:val="single"/>
-          </w:rPr>
-          <w:t>https://196969.github.io/DashRite-Advisory-/state-new-jersey.html</w:t>
-        </w:r>
-      </w:hyperlink>
-    </w:p>
-    <w:p>
-      <w:pPr>
-        <w:spacing w:after="40"/>
-        <w:ind w:left="240"/>
-        <w:rPr>
-          <w:rFonts w:ascii="Calibri" w:hAnsi="Calibri" w:cs="Calibri"/>
-          <w:sz w:val="20"/>
-          <w:szCs w:val="20"/>
-        </w:rPr>
-      </w:pPr>
-      <w:r>
-        <w:rPr>
-          <w:rFonts w:ascii="Calibri" w:hAnsi="Calibri" w:cs="Calibri"/>
-          <w:b/>
-          <w:sz w:val="20"/>
-          <w:szCs w:val="20"/>
-        </w:rPr>
-        <w:t>New York</w:t>
-      </w:r>
-    </w:p>
-    <w:p>
-      <w:pPr>
-        <w:spacing w:after="120"/>
-        <w:ind w:left="240"/>
-        <w:rPr>
-          <w:rFonts w:ascii="Calibri" w:hAnsi="Calibri" w:cs="Calibri"/>
-          <w:sz w:val="20"/>
-          <w:szCs w:val="20"/>
-        </w:rPr>
-      </w:pPr>
-      <w:hyperlink r:id="rId50">
-        <w:r>
-          <w:rPr>
-            <w:rFonts w:ascii="Calibri" w:hAnsi="Calibri" w:cs="Calibri"/>
-            <w:color w:val="1F4FD8"/>
-            <w:sz w:val="20"/>
-            <w:szCs w:val="20"/>
-            <w:u w:val="single"/>
-          </w:rPr>
-          <w:t>https://196969.github.io/DashRite-Advisory-/state-new-york.html</w:t>
-        </w:r>
-      </w:hyperlink>
-    </w:p>
-    <w:p>
-      <w:pPr>
-        <w:spacing w:after="40"/>
-        <w:ind w:left="240"/>
-        <w:rPr>
-          <w:rFonts w:ascii="Calibri" w:hAnsi="Calibri" w:cs="Calibri"/>
-          <w:sz w:val="20"/>
-          <w:szCs w:val="20"/>
-        </w:rPr>
-      </w:pPr>
-      <w:r>
-        <w:rPr>
-          <w:rFonts w:ascii="Calibri" w:hAnsi="Calibri" w:cs="Calibri"/>
-          <w:b/>
-          <w:sz w:val="20"/>
-          <w:szCs w:val="20"/>
-        </w:rPr>
-        <w:t>North Carolina</w:t>
-      </w:r>
-    </w:p>
-    <w:p>
-      <w:pPr>
-        <w:spacing w:after="120"/>
-        <w:ind w:left="240"/>
-        <w:rPr>
-          <w:rFonts w:ascii="Calibri" w:hAnsi="Calibri" w:cs="Calibri"/>
-          <w:sz w:val="20"/>
-          <w:szCs w:val="20"/>
-        </w:rPr>
-      </w:pPr>
-      <w:hyperlink r:id="rId51">
-        <w:r>
-          <w:rPr>
-            <w:rFonts w:ascii="Calibri" w:hAnsi="Calibri" w:cs="Calibri"/>
-            <w:color w:val="1F4FD8"/>
-            <w:sz w:val="20"/>
-            <w:szCs w:val="20"/>
-            <w:u w:val="single"/>
-          </w:rPr>
-          <w:t>https://196969.github.io/DashRite-Advisory-/state-north-carolina.html</w:t>
-        </w:r>
-      </w:hyperlink>
-    </w:p>
-    <w:p>
-      <w:pPr>
-        <w:spacing w:after="40"/>
-        <w:ind w:left="240"/>
-        <w:rPr>
-          <w:rFonts w:ascii="Calibri" w:hAnsi="Calibri" w:cs="Calibri"/>
-          <w:sz w:val="20"/>
-          <w:szCs w:val="20"/>
-        </w:rPr>
-      </w:pPr>
-      <w:r>
-        <w:rPr>
-          <w:rFonts w:ascii="Calibri" w:hAnsi="Calibri" w:cs="Calibri"/>
-          <w:b/>
-          <w:sz w:val="20"/>
-          <w:szCs w:val="20"/>
-        </w:rPr>
-        <w:t>Ohio</w:t>
-      </w:r>
-    </w:p>
-    <w:p>
-      <w:pPr>
-        <w:spacing w:after="120"/>
-        <w:ind w:left="240"/>
-        <w:rPr>
-          <w:rFonts w:ascii="Calibri" w:hAnsi="Calibri" w:cs="Calibri"/>
-          <w:sz w:val="20"/>
-          <w:szCs w:val="20"/>
-        </w:rPr>
-      </w:pPr>
-      <w:hyperlink r:id="rId52">
-        <w:r>
-          <w:rPr>
-            <w:rFonts w:ascii="Calibri" w:hAnsi="Calibri" w:cs="Calibri"/>
-            <w:color w:val="1F4FD8"/>
-            <w:sz w:val="20"/>
-            <w:szCs w:val="20"/>
-            <w:u w:val="single"/>
-          </w:rPr>
-          <w:t>https://196969.github.io/DashRite-Advisory-/state-ohio.html</w:t>
-        </w:r>
-      </w:hyperlink>
-    </w:p>
-    <w:p>
-      <w:pPr>
-        <w:spacing w:after="40"/>
-        <w:ind w:left="240"/>
-        <w:rPr>
-          <w:rFonts w:ascii="Calibri" w:hAnsi="Calibri" w:cs="Calibri"/>
-          <w:b/>
-          <w:sz w:val="20"/>
-          <w:szCs w:val="20"/>
-        </w:rPr>
-      </w:pPr>
-    </w:p>
-    <w:p>
-      <w:pPr>
-        <w:spacing w:after="40"/>
-        <w:ind w:left="240"/>
-        <w:rPr>
-          <w:rFonts w:ascii="Calibri" w:hAnsi="Calibri" w:cs="Calibri"/>
-          <w:sz w:val="20"/>
-          <w:szCs w:val="20"/>
-        </w:rPr>
-      </w:pPr>
-      <w:r>
-        <w:rPr>
-          <w:rFonts w:ascii="Calibri" w:hAnsi="Calibri" w:cs="Calibri"/>
-          <w:b/>
-          <w:sz w:val="20"/>
-          <w:szCs w:val="20"/>
-        </w:rPr>
-        <w:lastRenderedPageBreak/>
-        <w:t>Oregon</w:t>
-      </w:r>
-    </w:p>
-    <w:p>
-      <w:pPr>
-        <w:spacing w:after="120"/>
-        <w:ind w:left="240"/>
-        <w:rPr>
-          <w:rFonts w:ascii="Calibri" w:hAnsi="Calibri" w:cs="Calibri"/>
-          <w:sz w:val="20"/>
-          <w:szCs w:val="20"/>
-        </w:rPr>
-      </w:pPr>
-      <w:hyperlink r:id="rId53">
-        <w:r>
-          <w:rPr>
-            <w:rFonts w:ascii="Calibri" w:hAnsi="Calibri" w:cs="Calibri"/>
-            <w:color w:val="1F4FD8"/>
-            <w:sz w:val="20"/>
-            <w:szCs w:val="20"/>
-            <w:u w:val="single"/>
-          </w:rPr>
-          <w:t>https://196969.github.io/DashRite-Advisory-/state-oregon.html</w:t>
-        </w:r>
-      </w:hyperlink>
-    </w:p>
-    <w:p>
-      <w:pPr>
-        <w:spacing w:after="40"/>
-        <w:ind w:left="240"/>
-        <w:rPr>
-          <w:rFonts w:ascii="Calibri" w:hAnsi="Calibri" w:cs="Calibri"/>
-          <w:sz w:val="20"/>
-          <w:szCs w:val="20"/>
-        </w:rPr>
-      </w:pPr>
-      <w:r>
-        <w:rPr>
-          <w:rFonts w:ascii="Calibri" w:hAnsi="Calibri" w:cs="Calibri"/>
-          <w:b/>
-          <w:sz w:val="20"/>
-          <w:szCs w:val="20"/>
-        </w:rPr>
-        <w:t>Pennsylvania</w:t>
-      </w:r>
-    </w:p>
-    <w:p>
-      <w:pPr>
-        <w:spacing w:after="120"/>
-        <w:ind w:left="240"/>
-        <w:rPr>
-          <w:rFonts w:ascii="Calibri" w:hAnsi="Calibri" w:cs="Calibri"/>
-          <w:sz w:val="20"/>
-          <w:szCs w:val="20"/>
-        </w:rPr>
-      </w:pPr>
-      <w:hyperlink r:id="rId54">
-        <w:r>
-          <w:rPr>
-            <w:rFonts w:ascii="Calibri" w:hAnsi="Calibri" w:cs="Calibri"/>
-            <w:color w:val="1F4FD8"/>
-            <w:sz w:val="20"/>
-            <w:szCs w:val="20"/>
-            <w:u w:val="single"/>
-          </w:rPr>
-          <w:t>https://196969.github.io/DashRite-Advisory-/state-pennsylvania.html</w:t>
-        </w:r>
-      </w:hyperlink>
-    </w:p>
-    <w:p>
-      <w:pPr>
-        <w:spacing w:after="40"/>
-        <w:ind w:left="240"/>
-        <w:rPr>
-          <w:rFonts w:ascii="Calibri" w:hAnsi="Calibri" w:cs="Calibri"/>
-          <w:sz w:val="20"/>
-          <w:szCs w:val="20"/>
-        </w:rPr>
-      </w:pPr>
-      <w:r>
-        <w:rPr>
-          <w:rFonts w:ascii="Calibri" w:hAnsi="Calibri" w:cs="Calibri"/>
-          <w:b/>
-          <w:sz w:val="20"/>
-          <w:szCs w:val="20"/>
-        </w:rPr>
-        <w:t>South Carolina</w:t>
-      </w:r>
-    </w:p>
-    <w:p>
-      <w:pPr>
-        <w:spacing w:after="120"/>
-        <w:ind w:left="240"/>
-        <w:rPr>
-          <w:rFonts w:ascii="Calibri" w:hAnsi="Calibri" w:cs="Calibri"/>
-          <w:sz w:val="20"/>
-          <w:szCs w:val="20"/>
-        </w:rPr>
-      </w:pPr>
-      <w:hyperlink r:id="rId55">
-        <w:r>
-          <w:rPr>
-            <w:rFonts w:ascii="Calibri" w:hAnsi="Calibri" w:cs="Calibri"/>
-            <w:color w:val="1F4FD8"/>
-            <w:sz w:val="20"/>
-            <w:szCs w:val="20"/>
-            <w:u w:val="single"/>
-          </w:rPr>
-          <w:t>https://196969.github.io/DashRite-Advisory-/state-south-carolina.html</w:t>
-        </w:r>
-      </w:hyperlink>
-    </w:p>
-    <w:p>
-      <w:pPr>
-        <w:spacing w:after="40"/>
-        <w:ind w:left="240"/>
-        <w:rPr>
-          <w:rFonts w:ascii="Calibri" w:hAnsi="Calibri" w:cs="Calibri"/>
-          <w:sz w:val="20"/>
-          <w:szCs w:val="20"/>
-        </w:rPr>
-      </w:pPr>
-      <w:r>
-        <w:rPr>
-          <w:rFonts w:ascii="Calibri" w:hAnsi="Calibri" w:cs="Calibri"/>
-          <w:b/>
-          <w:sz w:val="20"/>
-          <w:szCs w:val="20"/>
-        </w:rPr>
-        <w:t>Tennessee</w:t>
-      </w:r>
-    </w:p>
-    <w:p>
-      <w:pPr>
-        <w:spacing w:after="120"/>
-        <w:ind w:left="240"/>
-        <w:rPr>
-          <w:rFonts w:ascii="Calibri" w:hAnsi="Calibri" w:cs="Calibri"/>
-          <w:sz w:val="20"/>
-          <w:szCs w:val="20"/>
-        </w:rPr>
-      </w:pPr>
-      <w:hyperlink r:id="rId56">
-        <w:r>
-          <w:rPr>
-            <w:rFonts w:ascii="Calibri" w:hAnsi="Calibri" w:cs="Calibri"/>
-            <w:color w:val="1F4FD8"/>
-            <w:sz w:val="20"/>
-            <w:szCs w:val="20"/>
-            <w:u w:val="single"/>
-          </w:rPr>
-          <w:t>https://196969.github.io/DashRite-Advisory-/state-tennessee.html</w:t>
-        </w:r>
-      </w:hyperlink>
-    </w:p>
-    <w:p>
-      <w:pPr>
-        <w:spacing w:after="40"/>
-        <w:ind w:left="240"/>
-        <w:rPr>
-          <w:rFonts w:ascii="Calibri" w:hAnsi="Calibri" w:cs="Calibri"/>
-          <w:sz w:val="20"/>
-          <w:szCs w:val="20"/>
-        </w:rPr>
-      </w:pPr>
-      <w:r>
-        <w:rPr>
-          <w:rFonts w:ascii="Calibri" w:hAnsi="Calibri" w:cs="Calibri"/>
-          <w:b/>
-          <w:sz w:val="20"/>
-          <w:szCs w:val="20"/>
-        </w:rPr>
-        <w:t>Texas</w:t>
-      </w:r>
-    </w:p>
-    <w:p>
-      <w:pPr>
-        <w:spacing w:after="120"/>
-        <w:ind w:left="240"/>
-        <w:rPr>
-          <w:rFonts w:ascii="Calibri" w:hAnsi="Calibri" w:cs="Calibri"/>
-          <w:sz w:val="20"/>
-          <w:szCs w:val="20"/>
-        </w:rPr>
-      </w:pPr>
-      <w:hyperlink r:id="rId57">
-        <w:r>
-          <w:rPr>
-            <w:rFonts w:ascii="Calibri" w:hAnsi="Calibri" w:cs="Calibri"/>
-            <w:color w:val="1F4FD8"/>
-            <w:sz w:val="20"/>
-            <w:szCs w:val="20"/>
-            <w:u w:val="single"/>
-          </w:rPr>
-          <w:t>https://196969.github.io/DashRite-Advisory-/state-texas.html</w:t>
-        </w:r>
-      </w:hyperlink>
-    </w:p>
-    <w:p>
-      <w:pPr>
-        <w:spacing w:after="40"/>
-        <w:ind w:left="240"/>
-        <w:rPr>
-          <w:rFonts w:ascii="Calibri" w:hAnsi="Calibri" w:cs="Calibri"/>
-          <w:sz w:val="20"/>
-          <w:szCs w:val="20"/>
-        </w:rPr>
-      </w:pPr>
-      <w:r>
-        <w:rPr>
-          <w:rFonts w:ascii="Calibri" w:hAnsi="Calibri" w:cs="Calibri"/>
-          <w:b/>
-          <w:sz w:val="20"/>
-          <w:szCs w:val="20"/>
-        </w:rPr>
-        <w:t>Utah</w:t>
-      </w:r>
-    </w:p>
-    <w:p>
-      <w:pPr>
-        <w:spacing w:after="120"/>
-        <w:ind w:left="240"/>
-        <w:rPr>
-          <w:rFonts w:ascii="Calibri" w:hAnsi="Calibri" w:cs="Calibri"/>
-          <w:sz w:val="20"/>
-          <w:szCs w:val="20"/>
-        </w:rPr>
-      </w:pPr>
-      <w:hyperlink r:id="rId58">
-        <w:r>
-          <w:rPr>
-            <w:rFonts w:ascii="Calibri" w:hAnsi="Calibri" w:cs="Calibri"/>
-            <w:color w:val="1F4FD8"/>
-            <w:sz w:val="20"/>
-            <w:szCs w:val="20"/>
-            <w:u w:val="single"/>
-          </w:rPr>
-          <w:t>https://196969.github.io/DashRite-Advisory-/state-utah.html</w:t>
-        </w:r>
-      </w:hyperlink>
-    </w:p>
-    <w:p>
-      <w:pPr>
-        <w:spacing w:after="40"/>
-        <w:ind w:left="240"/>
-        <w:rPr>
-          <w:rFonts w:ascii="Calibri" w:hAnsi="Calibri" w:cs="Calibri"/>
-          <w:sz w:val="20"/>
-          <w:szCs w:val="20"/>
-        </w:rPr>
-      </w:pPr>
-      <w:r>
-        <w:rPr>
-          <w:rFonts w:ascii="Calibri" w:hAnsi="Calibri" w:cs="Calibri"/>
-          <w:b/>
-          <w:sz w:val="20"/>
-          <w:szCs w:val="20"/>
-        </w:rPr>
-        <w:t>Virginia</w:t>
-      </w:r>
-    </w:p>
-    <w:p>
-      <w:pPr>
-        <w:spacing w:after="120"/>
-        <w:ind w:left="240"/>
-        <w:rPr>
-          <w:rFonts w:ascii="Calibri" w:hAnsi="Calibri" w:cs="Calibri"/>
-          <w:sz w:val="20"/>
-          <w:szCs w:val="20"/>
-        </w:rPr>
-      </w:pPr>
-      <w:hyperlink r:id="rId59">
-        <w:r>
-          <w:rPr>
-            <w:rFonts w:ascii="Calibri" w:hAnsi="Calibri" w:cs="Calibri"/>
-            <w:color w:val="1F4FD8"/>
-            <w:sz w:val="20"/>
-            <w:szCs w:val="20"/>
-            <w:u w:val="single"/>
-          </w:rPr>
-          <w:t>https://196969.github.io/DashRite-Advisory-/state-virginia.html</w:t>
-        </w:r>
-      </w:hyperlink>
-    </w:p>
-    <w:p>
-      <w:pPr>
-        <w:spacing w:after="40"/>
-        <w:ind w:left="240"/>
-        <w:rPr>
-          <w:rFonts w:ascii="Calibri" w:hAnsi="Calibri" w:cs="Calibri"/>
-          <w:sz w:val="20"/>
-          <w:szCs w:val="20"/>
-        </w:rPr>
-      </w:pPr>
-      <w:r>
-        <w:rPr>
-          <w:rFonts w:ascii="Calibri" w:hAnsi="Calibri" w:cs="Calibri"/>
-          <w:b/>
-          <w:sz w:val="20"/>
-          <w:szCs w:val="20"/>
-        </w:rPr>
-        <w:t>Washington</w:t>
-      </w:r>
-    </w:p>
-    <w:p>
-      <w:pPr>
-        <w:spacing w:after="120"/>
-        <w:ind w:left="240"/>
-        <w:rPr>
-          <w:rFonts w:ascii="Calibri" w:hAnsi="Calibri" w:cs="Calibri"/>
-          <w:sz w:val="20"/>
-          <w:szCs w:val="20"/>
-        </w:rPr>
-      </w:pPr>
-      <w:hyperlink r:id="rId60">
-        <w:r>
-          <w:rPr>
-            <w:rFonts w:ascii="Calibri" w:hAnsi="Calibri" w:cs="Calibri"/>
-            <w:color w:val="1F4FD8"/>
-            <w:sz w:val="20"/>
-            <w:szCs w:val="20"/>
-            <w:u w:val="single"/>
-          </w:rPr>
-          <w:t>https://196969.github.io/DashRite-Advisory-/state-washington.html</w:t>
-        </w:r>
-      </w:hyperlink>
-    </w:p>
-    <w:p>
-      <w:pPr>
-        <w:spacing w:after="40"/>
-        <w:ind w:left="240"/>
-        <w:rPr>
-          <w:rFonts w:ascii="Calibri" w:hAnsi="Calibri" w:cs="Calibri"/>
-          <w:sz w:val="20"/>
-          <w:szCs w:val="20"/>
-        </w:rPr>
-      </w:pPr>
-      <w:r>
-        <w:rPr>
-          <w:rFonts w:ascii="Calibri" w:hAnsi="Calibri" w:cs="Calibri"/>
-          <w:b/>
-          <w:sz w:val="20"/>
-          <w:szCs w:val="20"/>
-        </w:rPr>
-        <w:t>Wisconsin</w:t>
-      </w:r>
-    </w:p>
-    <w:p>
-      <w:pPr>
-        <w:spacing w:after="120"/>
-        <w:ind w:left="240"/>
-        <w:rPr>
-          <w:rFonts w:ascii="Calibri" w:hAnsi="Calibri" w:cs="Calibri"/>
-          <w:sz w:val="20"/>
-          <w:szCs w:val="20"/>
-        </w:rPr>
-      </w:pPr>
-      <w:hyperlink r:id="rId61">
-        <w:r>
-          <w:rPr>
-            <w:rFonts w:ascii="Calibri" w:hAnsi="Calibri" w:cs="Calibri"/>
-            <w:color w:val="1F4FD8"/>
-            <w:sz w:val="20"/>
-            <w:szCs w:val="20"/>
-            <w:u w:val="single"/>
-          </w:rPr>
-          <w:t>https://196969.github.io/DashRite-Advisory-/state-wisconsin.html</w:t>
-        </w:r>
-      </w:hyperlink>
-    </w:p>
-    <w:p>
-      <w:pPr>
+        <w:t xml:space="preserve">The Founders app with illustrative numbers.</w:t>
+      </w:r>
+    </w:p>
+    <w:p>
+      <w:pPr>
+        <w:spacing w:after="120"/>
+        <w:ind w:left="240"/>
+        <w:rPr>
+          <w:rFonts w:ascii="Calibri" w:hAnsi="Calibri" w:cs="Calibri"/>
+          <w:sz w:val="20"/>
+          <w:szCs w:val="20"/>
+        </w:rPr>
+      </w:pPr>
+      <w:hyperlink r:id="rId8">
+        <w:r>
+          <w:rPr>
+            <w:rFonts w:ascii="Calibri" w:hAnsi="Calibri" w:cs="Calibri"/>
+            <w:color w:val="1F4FD8"/>
+            <w:sz w:val="20"/>
+            <w:szCs w:val="20"/>
+            <w:u w:val="single"/>
+          </w:rPr>
+          <w:t xml:space="preserve">https://196969.github.io/dash-app-/founders.html</w:t>
+        </w:r>
+      </w:hyperlink>
+    </w:p>
+    <w:p>
+      <w:pPr>
+        <w:keepNext/>
+        <w:spacing w:after="40"/>
+        <w:ind w:left="240"/>
+        <w:rPr>
+          <w:rFonts w:ascii="Calibri" w:hAnsi="Calibri" w:cs="Calibri"/>
+          <w:sz w:val="20"/>
+          <w:szCs w:val="20"/>
+        </w:rPr>
+      </w:pPr>
+      <w:r>
+        <w:rPr>
+          <w:rFonts w:ascii="Calibri" w:hAnsi="Calibri" w:cs="Calibri"/>
+          <w:b/>
+          <w:sz w:val="20"/>
+          <w:szCs w:val="20"/>
+        </w:rPr>
+        <w:t xml:space="preserve">Founders — true data</w:t>
+      </w:r>
+    </w:p>
+    <w:p>
+      <w:pPr>
+        <w:keepNext/>
+        <w:rPr>
+          <w:rFonts w:ascii="Calibri" w:hAnsi="Calibri" w:cs="Calibri"/>
+          <w:sz w:val="20"/>
+          <w:szCs w:val="20"/>
+        </w:rPr>
+      </w:pPr>
+      <w:r>
+        <w:rPr>
+          <w:rFonts w:ascii="Calibri" w:hAnsi="Calibri" w:cs="Calibri"/>
+          <w:color w:val="555555"/>
+          <w:sz w:val="20"/>
+          <w:szCs w:val="20"/>
+        </w:rPr>
+        <w:t xml:space="preserve">The Founders app on the live ledger.</w:t>
+      </w:r>
+    </w:p>
+    <w:p>
+      <w:pPr>
+        <w:spacing w:after="120"/>
+        <w:ind w:left="240"/>
+        <w:rPr>
+          <w:rFonts w:ascii="Calibri" w:hAnsi="Calibri" w:cs="Calibri"/>
+          <w:sz w:val="20"/>
+          <w:szCs w:val="20"/>
+        </w:rPr>
+      </w:pPr>
+      <w:hyperlink r:id="rId9">
+        <w:r>
+          <w:rPr>
+            <w:rFonts w:ascii="Calibri" w:hAnsi="Calibri" w:cs="Calibri"/>
+            <w:color w:val="1F4FD8"/>
+            <w:sz w:val="20"/>
+            <w:szCs w:val="20"/>
+            <w:u w:val="single"/>
+          </w:rPr>
+          <w:t xml:space="preserve">https://196969.github.io/dash-app-/founders-true.html</w:t>
+        </w:r>
+      </w:hyperlink>
+    </w:p>
+    <w:p>
+      <w:pPr>
+        <w:keepNext/>
         <w:pageBreakBefore/>
         <w:spacing w:after="80"/>
         <w:rPr>
@@ -2749,11 +1321,33 @@
           <w:szCs w:val="20"/>
         </w:rPr>
         <w:lastRenderedPageBreak/>
-        <w:t>HOT Leads — hubs</w:t>
-      </w:r>
-    </w:p>
-    <w:p>
-      <w:pPr>
+        <w:t xml:space="preserve">Tools and documents (3)</w:t>
+      </w:r>
+    </w:p>
+    <w:p>
+      <w:pPr>
+        <w:keepNext/>
+        <w:spacing w:after="40"/>
+        <w:ind w:left="240"/>
+        <w:rPr>
+          <w:rFonts w:ascii="Calibri" w:hAnsi="Calibri" w:cs="Calibri"/>
+          <w:sz w:val="20"/>
+          <w:szCs w:val="20"/>
+        </w:rPr>
+      </w:pPr>
+      <w:r>
+        <w:rPr>
+          <w:rFonts w:ascii="Calibri" w:hAnsi="Calibri" w:cs="Calibri"/>
+          <w:b/>
+          <w:sz w:val="20"/>
+          <w:szCs w:val="20"/>
+        </w:rPr>
+        <w:t xml:space="preserve">Link checker</w:t>
+      </w:r>
+    </w:p>
+    <w:p>
+      <w:pPr>
+        <w:keepNext/>
         <w:rPr>
           <w:rFonts w:ascii="Calibri" w:hAnsi="Calibri" w:cs="Calibri"/>
           <w:sz w:val="20"/>
@@ -2767,226 +1361,161 @@
           <w:sz w:val="20"/>
           <w:szCs w:val="20"/>
         </w:rPr>
-        <w:t>Verified decision-maker lists across 27 markets.</w:t>
-      </w:r>
-    </w:p>
-    <w:p>
-      <w:pPr>
-        <w:spacing w:after="40"/>
-        <w:ind w:left="240"/>
-        <w:rPr>
-          <w:rFonts w:ascii="Calibri" w:hAnsi="Calibri" w:cs="Calibri"/>
-          <w:sz w:val="20"/>
-          <w:szCs w:val="20"/>
-        </w:rPr>
-      </w:pPr>
-      <w:r>
-        <w:rPr>
-          <w:rFonts w:ascii="Calibri" w:hAnsi="Calibri" w:cs="Calibri"/>
-          <w:b/>
-          <w:sz w:val="20"/>
-          <w:szCs w:val="20"/>
-        </w:rPr>
-        <w:t>Market index</w:t>
-      </w:r>
-    </w:p>
-    <w:p>
-      <w:pPr>
-        <w:spacing w:after="120"/>
-        <w:ind w:left="240"/>
-        <w:rPr>
-          <w:rFonts w:ascii="Calibri" w:hAnsi="Calibri" w:cs="Calibri"/>
-          <w:sz w:val="20"/>
-          <w:szCs w:val="20"/>
-        </w:rPr>
-      </w:pPr>
-      <w:hyperlink r:id="rId62">
-        <w:r>
-          <w:rPr>
-            <w:rFonts w:ascii="Calibri" w:hAnsi="Calibri" w:cs="Calibri"/>
-            <w:color w:val="1F4FD8"/>
-            <w:sz w:val="20"/>
-            <w:szCs w:val="20"/>
-            <w:u w:val="single"/>
-          </w:rPr>
-          <w:t>https://196969.github.io/hotleads-repo/</w:t>
-        </w:r>
-      </w:hyperlink>
-    </w:p>
-    <w:p>
-      <w:pPr>
-        <w:spacing w:after="40"/>
-        <w:ind w:left="240"/>
-        <w:rPr>
-          <w:rFonts w:ascii="Calibri" w:hAnsi="Calibri" w:cs="Calibri"/>
-          <w:sz w:val="20"/>
-          <w:szCs w:val="20"/>
-        </w:rPr>
-      </w:pPr>
-      <w:r>
-        <w:rPr>
-          <w:rFonts w:ascii="Calibri" w:hAnsi="Calibri" w:cs="Calibri"/>
-          <w:b/>
-          <w:sz w:val="20"/>
-          <w:szCs w:val="20"/>
-        </w:rPr>
-        <w:t>Master call sheet</w:t>
-      </w:r>
-    </w:p>
-    <w:p>
-      <w:pPr>
-        <w:spacing w:after="120"/>
-        <w:ind w:left="240"/>
-        <w:rPr>
-          <w:rFonts w:ascii="Calibri" w:hAnsi="Calibri" w:cs="Calibri"/>
-          <w:sz w:val="20"/>
-          <w:szCs w:val="20"/>
-        </w:rPr>
-      </w:pPr>
-      <w:hyperlink r:id="rId63">
-        <w:r>
-          <w:rPr>
-            <w:rFonts w:ascii="Calibri" w:hAnsi="Calibri" w:cs="Calibri"/>
-            <w:color w:val="1F4FD8"/>
-            <w:sz w:val="20"/>
-            <w:szCs w:val="20"/>
-            <w:u w:val="single"/>
-          </w:rPr>
-          <w:t>https://196969.github.io/hotleads-repo/master-call-sheet.html</w:t>
-        </w:r>
-      </w:hyperlink>
-    </w:p>
-    <w:p>
-      <w:pPr>
-        <w:spacing w:after="40"/>
-        <w:ind w:left="240"/>
-        <w:rPr>
-          <w:rFonts w:ascii="Calibri" w:hAnsi="Calibri" w:cs="Calibri"/>
-          <w:sz w:val="20"/>
-          <w:szCs w:val="20"/>
-        </w:rPr>
-      </w:pPr>
-      <w:r>
-        <w:rPr>
-          <w:rFonts w:ascii="Calibri" w:hAnsi="Calibri" w:cs="Calibri"/>
-          <w:b/>
-          <w:sz w:val="20"/>
-          <w:szCs w:val="20"/>
-        </w:rPr>
-        <w:t>Pipeline cockpit</w:t>
-      </w:r>
-    </w:p>
-    <w:p>
-      <w:pPr>
-        <w:spacing w:after="120"/>
-        <w:ind w:left="240"/>
-        <w:rPr>
-          <w:rFonts w:ascii="Calibri" w:hAnsi="Calibri" w:cs="Calibri"/>
-          <w:sz w:val="20"/>
-          <w:szCs w:val="20"/>
-        </w:rPr>
-      </w:pPr>
-      <w:hyperlink r:id="rId64">
-        <w:r>
-          <w:rPr>
-            <w:rFonts w:ascii="Calibri" w:hAnsi="Calibri" w:cs="Calibri"/>
-            <w:color w:val="1F4FD8"/>
-            <w:sz w:val="20"/>
-            <w:szCs w:val="20"/>
-            <w:u w:val="single"/>
-          </w:rPr>
-          <w:t>https://196969.github.io/hotleads-repo/pipeline-cockpit.html</w:t>
-        </w:r>
-      </w:hyperlink>
-    </w:p>
-    <w:p>
-      <w:pPr>
-        <w:spacing w:after="40"/>
-        <w:ind w:left="240"/>
-        <w:rPr>
-          <w:rFonts w:ascii="Calibri" w:hAnsi="Calibri" w:cs="Calibri"/>
-          <w:sz w:val="20"/>
-          <w:szCs w:val="20"/>
-        </w:rPr>
-      </w:pPr>
-      <w:r>
-        <w:rPr>
-          <w:rFonts w:ascii="Calibri" w:hAnsi="Calibri" w:cs="Calibri"/>
-          <w:b/>
-          <w:sz w:val="20"/>
-          <w:szCs w:val="20"/>
-        </w:rPr>
-        <w:t>Master rollup</w:t>
-      </w:r>
-    </w:p>
-    <w:p>
-      <w:pPr>
-        <w:spacing w:after="120"/>
-        <w:ind w:left="240"/>
-        <w:rPr>
-          <w:rFonts w:ascii="Calibri" w:hAnsi="Calibri" w:cs="Calibri"/>
-          <w:sz w:val="20"/>
-          <w:szCs w:val="20"/>
-        </w:rPr>
-      </w:pPr>
-      <w:hyperlink r:id="rId65">
-        <w:r>
-          <w:rPr>
-            <w:rFonts w:ascii="Calibri" w:hAnsi="Calibri" w:cs="Calibri"/>
-            <w:color w:val="1F4FD8"/>
-            <w:sz w:val="20"/>
-            <w:szCs w:val="20"/>
-            <w:u w:val="single"/>
-          </w:rPr>
-          <w:t>https://196969.github.io/hotleads-repo/master-rollup.html</w:t>
-        </w:r>
-      </w:hyperlink>
-    </w:p>
-    <w:p>
-      <w:pPr>
-        <w:spacing w:after="40"/>
-        <w:ind w:left="240"/>
-        <w:rPr>
-          <w:rFonts w:ascii="Calibri" w:hAnsi="Calibri" w:cs="Calibri"/>
-          <w:sz w:val="20"/>
-          <w:szCs w:val="20"/>
-        </w:rPr>
-      </w:pPr>
-      <w:r>
-        <w:rPr>
-          <w:rFonts w:ascii="Calibri" w:hAnsi="Calibri" w:cs="Calibri"/>
-          <w:b/>
-          <w:sz w:val="20"/>
-          <w:szCs w:val="20"/>
-        </w:rPr>
-        <w:t>Who we are, what we do</w:t>
-      </w:r>
-    </w:p>
-    <w:p>
-      <w:pPr>
-        <w:spacing w:after="120"/>
-        <w:ind w:left="240"/>
-        <w:rPr>
-          <w:rFonts w:ascii="Calibri" w:hAnsi="Calibri" w:cs="Calibri"/>
-          <w:sz w:val="20"/>
-          <w:szCs w:val="20"/>
-        </w:rPr>
-      </w:pPr>
-      <w:hyperlink r:id="rId66">
-        <w:r>
-          <w:rPr>
-            <w:rFonts w:ascii="Calibri" w:hAnsi="Calibri" w:cs="Calibri"/>
-            <w:color w:val="1F4FD8"/>
-            <w:sz w:val="20"/>
-            <w:szCs w:val="20"/>
-            <w:u w:val="single"/>
-          </w:rPr>
-          <w:t>https://196969.github.io/hotleads-repo/who-we-are-what-we-do.html</w:t>
-        </w:r>
-      </w:hyperlink>
-    </w:p>
-    <w:p>
-      <w:pPr>
+        <w:t xml:space="preserve">Tests every link in this directory and exports a CSV.</w:t>
+      </w:r>
+    </w:p>
+    <w:p>
+      <w:pPr>
+        <w:spacing w:after="120"/>
+        <w:ind w:left="240"/>
+        <w:rPr>
+          <w:rFonts w:ascii="Calibri" w:hAnsi="Calibri" w:cs="Calibri"/>
+          <w:sz w:val="20"/>
+          <w:szCs w:val="20"/>
+        </w:rPr>
+      </w:pPr>
+      <w:hyperlink r:id="rLinkCheck">
+        <w:r>
+          <w:rPr>
+            <w:rFonts w:ascii="Calibri" w:hAnsi="Calibri" w:cs="Calibri"/>
+            <w:color w:val="1F4FD8"/>
+            <w:sz w:val="20"/>
+            <w:szCs w:val="20"/>
+            <w:u w:val="single"/>
+          </w:rPr>
+          <w:t xml:space="preserve">https://196969.github.io/dash-app-/link-check.html</w:t>
+        </w:r>
+      </w:hyperlink>
+    </w:p>
+    <w:p>
+      <w:pPr>
+        <w:keepNext/>
+        <w:spacing w:after="40"/>
+        <w:ind w:left="240"/>
+        <w:rPr>
+          <w:rFonts w:ascii="Calibri" w:hAnsi="Calibri" w:cs="Calibri"/>
+          <w:sz w:val="20"/>
+          <w:szCs w:val="20"/>
+        </w:rPr>
+      </w:pPr>
+      <w:r>
+        <w:rPr>
+          <w:rFonts w:ascii="Calibri" w:hAnsi="Calibri" w:cs="Calibri"/>
+          <w:b/>
+          <w:sz w:val="20"/>
+          <w:szCs w:val="20"/>
+        </w:rPr>
+        <w:t xml:space="preserve">Email signature</w:t>
+      </w:r>
+    </w:p>
+    <w:p>
+      <w:pPr>
+        <w:keepNext/>
+        <w:rPr>
+          <w:rFonts w:ascii="Calibri" w:hAnsi="Calibri" w:cs="Calibri"/>
+          <w:sz w:val="20"/>
+          <w:szCs w:val="20"/>
+        </w:rPr>
+      </w:pPr>
+      <w:r>
+        <w:rPr>
+          <w:rFonts w:ascii="Calibri" w:hAnsi="Calibri" w:cs="Calibri"/>
+          <w:color w:val="555555"/>
+          <w:sz w:val="20"/>
+          <w:szCs w:val="20"/>
+        </w:rPr>
+        <w:t xml:space="preserve">The DashRite email signature installer.</w:t>
+      </w:r>
+    </w:p>
+    <w:p>
+      <w:pPr>
+        <w:spacing w:after="120"/>
+        <w:ind w:left="240"/>
+        <w:rPr>
+          <w:rFonts w:ascii="Calibri" w:hAnsi="Calibri" w:cs="Calibri"/>
+          <w:sz w:val="20"/>
+          <w:szCs w:val="20"/>
+        </w:rPr>
+      </w:pPr>
+      <w:hyperlink r:id="rId7">
+        <w:r>
+          <w:rPr>
+            <w:rFonts w:ascii="Calibri" w:hAnsi="Calibri" w:cs="Calibri"/>
+            <w:color w:val="1F4FD8"/>
+            <w:sz w:val="20"/>
+            <w:szCs w:val="20"/>
+            <w:u w:val="single"/>
+          </w:rPr>
+          <w:t xml:space="preserve">https://196969.github.io/dash-app-/signature.html</w:t>
+        </w:r>
+      </w:hyperlink>
+    </w:p>
+    <w:p>
+      <w:pPr>
+        <w:keepNext/>
+        <w:spacing w:after="40"/>
+        <w:ind w:left="240"/>
+        <w:rPr>
+          <w:rFonts w:ascii="Calibri" w:hAnsi="Calibri" w:cs="Calibri"/>
+          <w:sz w:val="20"/>
+          <w:szCs w:val="20"/>
+        </w:rPr>
+      </w:pPr>
+      <w:r>
+        <w:rPr>
+          <w:rFonts w:ascii="Calibri" w:hAnsi="Calibri" w:cs="Calibri"/>
+          <w:b/>
+          <w:sz w:val="20"/>
+          <w:szCs w:val="20"/>
+        </w:rPr>
+        <w:t xml:space="preserve">Live Links Directory (this document, download)</w:t>
+      </w:r>
+    </w:p>
+    <w:p>
+      <w:pPr>
+        <w:keepNext/>
+        <w:rPr>
+          <w:rFonts w:ascii="Calibri" w:hAnsi="Calibri" w:cs="Calibri"/>
+          <w:sz w:val="20"/>
+          <w:szCs w:val="20"/>
+        </w:rPr>
+      </w:pPr>
+      <w:r>
+        <w:rPr>
+          <w:rFonts w:ascii="Calibri" w:hAnsi="Calibri" w:cs="Calibri"/>
+          <w:color w:val="555555"/>
+          <w:sz w:val="20"/>
+          <w:szCs w:val="20"/>
+        </w:rPr>
+        <w:t xml:space="preserve">The same directory as a Word document, for download.</w:t>
+      </w:r>
+    </w:p>
+    <w:p>
+      <w:pPr>
+        <w:spacing w:after="120"/>
+        <w:ind w:left="240"/>
+        <w:rPr>
+          <w:rFonts w:ascii="Calibri" w:hAnsi="Calibri" w:cs="Calibri"/>
+          <w:sz w:val="20"/>
+          <w:szCs w:val="20"/>
+        </w:rPr>
+      </w:pPr>
+      <w:hyperlink r:id="rLL2">
+        <w:r>
+          <w:rPr>
+            <w:rFonts w:ascii="Calibri" w:hAnsi="Calibri" w:cs="Calibri"/>
+            <w:color w:val="1F4FD8"/>
+            <w:sz w:val="20"/>
+            <w:szCs w:val="20"/>
+            <w:u w:val="single"/>
+          </w:rPr>
+          <w:t xml:space="preserve">https://196969.github.io/dash-app-/DashRite-Live-Links-Directory.docx</w:t>
+        </w:r>
+      </w:hyperlink>
+    </w:p>
+    <w:p>
+      <w:pPr>
+        <w:keepNext/>
         <w:pageBreakBefore/>
         <w:spacing w:after="80"/>
         <w:rPr>
@@ -3004,6 +1533,3042 @@
           <w:szCs w:val="20"/>
         </w:rPr>
         <w:lastRenderedPageBreak/>
+        <w:t xml:space="preserve">Inside Dash — new screens (24 Sep 2026)</w:t>
+      </w:r>
+    </w:p>
+    <w:p>
+      <w:pPr>
+        <w:keepNext/>
+        <w:rPr>
+          <w:rFonts w:ascii="Calibri" w:hAnsi="Calibri" w:cs="Calibri"/>
+          <w:sz w:val="20"/>
+          <w:szCs w:val="20"/>
+        </w:rPr>
+      </w:pPr>
+      <w:r>
+        <w:rPr>
+          <w:rFonts w:ascii="Calibri" w:hAnsi="Calibri" w:cs="Calibri"/>
+          <w:color w:val="555555"/>
+          <w:sz w:val="20"/>
+          <w:szCs w:val="20"/>
+        </w:rPr>
+        <w:t xml:space="preserve">Fourteen screens added this month. Open Dash, then follow the location; every one reads the same ledger.</w:t>
+      </w:r>
+    </w:p>
+    <w:p>
+      <w:pPr>
+        <w:keepNext/>
+        <w:spacing w:after="40"/>
+        <w:ind w:left="240"/>
+        <w:rPr>
+          <w:rFonts w:ascii="Calibri" w:hAnsi="Calibri" w:cs="Calibri"/>
+          <w:sz w:val="20"/>
+          <w:szCs w:val="20"/>
+        </w:rPr>
+      </w:pPr>
+      <w:r>
+        <w:rPr>
+          <w:rFonts w:ascii="Calibri" w:hAnsi="Calibri" w:cs="Calibri"/>
+          <w:b/>
+          <w:sz w:val="20"/>
+          <w:szCs w:val="20"/>
+        </w:rPr>
+        <w:t xml:space="preserve">Bookkeeper workspace — Books</w:t>
+      </w:r>
+    </w:p>
+    <w:p>
+      <w:pPr>
+        <w:keepNext/>
+        <w:rPr>
+          <w:rFonts w:ascii="Calibri" w:hAnsi="Calibri" w:cs="Calibri"/>
+          <w:sz w:val="20"/>
+          <w:szCs w:val="20"/>
+        </w:rPr>
+      </w:pPr>
+      <w:r>
+        <w:rPr>
+          <w:rFonts w:ascii="Calibri" w:hAnsi="Calibri" w:cs="Calibri"/>
+          <w:color w:val="555555"/>
+          <w:sz w:val="20"/>
+          <w:szCs w:val="20"/>
+        </w:rPr>
+        <w:t xml:space="preserve">Books → More → Bookkeeper workspace. Daily queue, bank rules, reconciliation, close timer and the hand-off note.</w:t>
+      </w:r>
+    </w:p>
+    <w:p>
+      <w:pPr>
+        <w:spacing w:after="120"/>
+        <w:ind w:left="240"/>
+        <w:rPr>
+          <w:rFonts w:ascii="Calibri" w:hAnsi="Calibri" w:cs="Calibri"/>
+          <w:sz w:val="20"/>
+          <w:szCs w:val="20"/>
+        </w:rPr>
+      </w:pPr>
+      <w:hyperlink r:id="rId6">
+        <w:r>
+          <w:rPr>
+            <w:rFonts w:ascii="Calibri" w:hAnsi="Calibri" w:cs="Calibri"/>
+            <w:color w:val="1F4FD8"/>
+            <w:sz w:val="20"/>
+            <w:szCs w:val="20"/>
+            <w:u w:val="single"/>
+          </w:rPr>
+          <w:t xml:space="preserve">https://196969.github.io/dash-app-/</w:t>
+        </w:r>
+      </w:hyperlink>
+    </w:p>
+    <w:p>
+      <w:pPr>
+        <w:keepNext/>
+        <w:spacing w:after="40"/>
+        <w:ind w:left="240"/>
+        <w:rPr>
+          <w:rFonts w:ascii="Calibri" w:hAnsi="Calibri" w:cs="Calibri"/>
+          <w:sz w:val="20"/>
+          <w:szCs w:val="20"/>
+        </w:rPr>
+      </w:pPr>
+      <w:r>
+        <w:rPr>
+          <w:rFonts w:ascii="Calibri" w:hAnsi="Calibri" w:cs="Calibri"/>
+          <w:b/>
+          <w:sz w:val="20"/>
+          <w:szCs w:val="20"/>
+        </w:rPr>
+        <w:t xml:space="preserve">Auditor workspace — Books</w:t>
+      </w:r>
+    </w:p>
+    <w:p>
+      <w:pPr>
+        <w:keepNext/>
+        <w:rPr>
+          <w:rFonts w:ascii="Calibri" w:hAnsi="Calibri" w:cs="Calibri"/>
+          <w:sz w:val="20"/>
+          <w:szCs w:val="20"/>
+        </w:rPr>
+      </w:pPr>
+      <w:r>
+        <w:rPr>
+          <w:rFonts w:ascii="Calibri" w:hAnsi="Calibri" w:cs="Calibri"/>
+          <w:color w:val="555555"/>
+          <w:sz w:val="20"/>
+          <w:szCs w:val="20"/>
+        </w:rPr>
+        <w:t xml:space="preserve">Books → More → Auditor workspace. Evidence binder, seal verifier, sampling, exceptions and the audit-ready score.</w:t>
+      </w:r>
+    </w:p>
+    <w:p>
+      <w:pPr>
+        <w:spacing w:after="120"/>
+        <w:ind w:left="240"/>
+        <w:rPr>
+          <w:rFonts w:ascii="Calibri" w:hAnsi="Calibri" w:cs="Calibri"/>
+          <w:sz w:val="20"/>
+          <w:szCs w:val="20"/>
+        </w:rPr>
+      </w:pPr>
+      <w:hyperlink r:id="rId6">
+        <w:r>
+          <w:rPr>
+            <w:rFonts w:ascii="Calibri" w:hAnsi="Calibri" w:cs="Calibri"/>
+            <w:color w:val="1F4FD8"/>
+            <w:sz w:val="20"/>
+            <w:szCs w:val="20"/>
+            <w:u w:val="single"/>
+          </w:rPr>
+          <w:t xml:space="preserve">https://196969.github.io/dash-app-/</w:t>
+        </w:r>
+      </w:hyperlink>
+    </w:p>
+    <w:p>
+      <w:pPr>
+        <w:keepNext/>
+        <w:spacing w:after="40"/>
+        <w:ind w:left="240"/>
+        <w:rPr>
+          <w:rFonts w:ascii="Calibri" w:hAnsi="Calibri" w:cs="Calibri"/>
+          <w:sz w:val="20"/>
+          <w:szCs w:val="20"/>
+        </w:rPr>
+      </w:pPr>
+      <w:r>
+        <w:rPr>
+          <w:rFonts w:ascii="Calibri" w:hAnsi="Calibri" w:cs="Calibri"/>
+          <w:b/>
+          <w:sz w:val="20"/>
+          <w:szCs w:val="20"/>
+        </w:rPr>
+        <w:t xml:space="preserve">CPA workspace — Books</w:t>
+      </w:r>
+    </w:p>
+    <w:p>
+      <w:pPr>
+        <w:keepNext/>
+        <w:rPr>
+          <w:rFonts w:ascii="Calibri" w:hAnsi="Calibri" w:cs="Calibri"/>
+          <w:sz w:val="20"/>
+          <w:szCs w:val="20"/>
+        </w:rPr>
+      </w:pPr>
+      <w:r>
+        <w:rPr>
+          <w:rFonts w:ascii="Calibri" w:hAnsi="Calibri" w:cs="Calibri"/>
+          <w:color w:val="555555"/>
+          <w:sz w:val="20"/>
+          <w:szCs w:val="20"/>
+        </w:rPr>
+        <w:t xml:space="preserve">Books → More → CPA workspace. Tax position, year-end projection, planners, adjusting entries and the tax calendar.</w:t>
+      </w:r>
+    </w:p>
+    <w:p>
+      <w:pPr>
+        <w:spacing w:after="120"/>
+        <w:ind w:left="240"/>
+        <w:rPr>
+          <w:rFonts w:ascii="Calibri" w:hAnsi="Calibri" w:cs="Calibri"/>
+          <w:sz w:val="20"/>
+          <w:szCs w:val="20"/>
+        </w:rPr>
+      </w:pPr>
+      <w:hyperlink r:id="rId6">
+        <w:r>
+          <w:rPr>
+            <w:rFonts w:ascii="Calibri" w:hAnsi="Calibri" w:cs="Calibri"/>
+            <w:color w:val="1F4FD8"/>
+            <w:sz w:val="20"/>
+            <w:szCs w:val="20"/>
+            <w:u w:val="single"/>
+          </w:rPr>
+          <w:t xml:space="preserve">https://196969.github.io/dash-app-/</w:t>
+        </w:r>
+      </w:hyperlink>
+    </w:p>
+    <w:p>
+      <w:pPr>
+        <w:keepNext/>
+        <w:spacing w:after="40"/>
+        <w:ind w:left="240"/>
+        <w:rPr>
+          <w:rFonts w:ascii="Calibri" w:hAnsi="Calibri" w:cs="Calibri"/>
+          <w:sz w:val="20"/>
+          <w:szCs w:val="20"/>
+        </w:rPr>
+      </w:pPr>
+      <w:r>
+        <w:rPr>
+          <w:rFonts w:ascii="Calibri" w:hAnsi="Calibri" w:cs="Calibri"/>
+          <w:b/>
+          <w:sz w:val="20"/>
+          <w:szCs w:val="20"/>
+        </w:rPr>
+        <w:t xml:space="preserve">Professional layer — Books</w:t>
+      </w:r>
+    </w:p>
+    <w:p>
+      <w:pPr>
+        <w:keepNext/>
+        <w:rPr>
+          <w:rFonts w:ascii="Calibri" w:hAnsi="Calibri" w:cs="Calibri"/>
+          <w:sz w:val="20"/>
+          <w:szCs w:val="20"/>
+        </w:rPr>
+      </w:pPr>
+      <w:r>
+        <w:rPr>
+          <w:rFonts w:ascii="Calibri" w:hAnsi="Calibri" w:cs="Calibri"/>
+          <w:color w:val="555555"/>
+          <w:sz w:val="20"/>
+          <w:szCs w:val="20"/>
+        </w:rPr>
+        <w:t xml:space="preserve">Books → More → Professional layer. Sign-offs, the PBC list, engagements, the export pack and cross-role handoffs.</w:t>
+      </w:r>
+    </w:p>
+    <w:p>
+      <w:pPr>
+        <w:spacing w:after="120"/>
+        <w:ind w:left="240"/>
+        <w:rPr>
+          <w:rFonts w:ascii="Calibri" w:hAnsi="Calibri" w:cs="Calibri"/>
+          <w:sz w:val="20"/>
+          <w:szCs w:val="20"/>
+        </w:rPr>
+      </w:pPr>
+      <w:hyperlink r:id="rId6">
+        <w:r>
+          <w:rPr>
+            <w:rFonts w:ascii="Calibri" w:hAnsi="Calibri" w:cs="Calibri"/>
+            <w:color w:val="1F4FD8"/>
+            <w:sz w:val="20"/>
+            <w:szCs w:val="20"/>
+            <w:u w:val="single"/>
+          </w:rPr>
+          <w:t xml:space="preserve">https://196969.github.io/dash-app-/</w:t>
+        </w:r>
+      </w:hyperlink>
+    </w:p>
+    <w:p>
+      <w:pPr>
+        <w:keepNext/>
+        <w:spacing w:after="40"/>
+        <w:ind w:left="240"/>
+        <w:rPr>
+          <w:rFonts w:ascii="Calibri" w:hAnsi="Calibri" w:cs="Calibri"/>
+          <w:sz w:val="20"/>
+          <w:szCs w:val="20"/>
+        </w:rPr>
+      </w:pPr>
+      <w:r>
+        <w:rPr>
+          <w:rFonts w:ascii="Calibri" w:hAnsi="Calibri" w:cs="Calibri"/>
+          <w:b/>
+          <w:sz w:val="20"/>
+          <w:szCs w:val="20"/>
+        </w:rPr>
+        <w:t xml:space="preserve">Books health dial — Books</w:t>
+      </w:r>
+    </w:p>
+    <w:p>
+      <w:pPr>
+        <w:keepNext/>
+        <w:rPr>
+          <w:rFonts w:ascii="Calibri" w:hAnsi="Calibri" w:cs="Calibri"/>
+          <w:sz w:val="20"/>
+          <w:szCs w:val="20"/>
+        </w:rPr>
+      </w:pPr>
+      <w:r>
+        <w:rPr>
+          <w:rFonts w:ascii="Calibri" w:hAnsi="Calibri" w:cs="Calibri"/>
+          <w:color w:val="555555"/>
+          <w:sz w:val="20"/>
+          <w:szCs w:val="20"/>
+        </w:rPr>
+        <w:t xml:space="preserve">Books → Home. Three rings for close readiness, audit-ready and tax coverage, with the index in the centre.</w:t>
+      </w:r>
+    </w:p>
+    <w:p>
+      <w:pPr>
+        <w:spacing w:after="120"/>
+        <w:ind w:left="240"/>
+        <w:rPr>
+          <w:rFonts w:ascii="Calibri" w:hAnsi="Calibri" w:cs="Calibri"/>
+          <w:sz w:val="20"/>
+          <w:szCs w:val="20"/>
+        </w:rPr>
+      </w:pPr>
+      <w:hyperlink r:id="rId6">
+        <w:r>
+          <w:rPr>
+            <w:rFonts w:ascii="Calibri" w:hAnsi="Calibri" w:cs="Calibri"/>
+            <w:color w:val="1F4FD8"/>
+            <w:sz w:val="20"/>
+            <w:szCs w:val="20"/>
+            <w:u w:val="single"/>
+          </w:rPr>
+          <w:t xml:space="preserve">https://196969.github.io/dash-app-/</w:t>
+        </w:r>
+      </w:hyperlink>
+    </w:p>
+    <w:p>
+      <w:pPr>
+        <w:keepNext/>
+        <w:spacing w:after="40"/>
+        <w:ind w:left="240"/>
+        <w:rPr>
+          <w:rFonts w:ascii="Calibri" w:hAnsi="Calibri" w:cs="Calibri"/>
+          <w:sz w:val="20"/>
+          <w:szCs w:val="20"/>
+        </w:rPr>
+      </w:pPr>
+      <w:r>
+        <w:rPr>
+          <w:rFonts w:ascii="Calibri" w:hAnsi="Calibri" w:cs="Calibri"/>
+          <w:b/>
+          <w:sz w:val="20"/>
+          <w:szCs w:val="20"/>
+        </w:rPr>
+        <w:t xml:space="preserve">Closing cockpit — Books</w:t>
+      </w:r>
+    </w:p>
+    <w:p>
+      <w:pPr>
+        <w:keepNext/>
+        <w:rPr>
+          <w:rFonts w:ascii="Calibri" w:hAnsi="Calibri" w:cs="Calibri"/>
+          <w:sz w:val="20"/>
+          <w:szCs w:val="20"/>
+        </w:rPr>
+      </w:pPr>
+      <w:r>
+        <w:rPr>
+          <w:rFonts w:ascii="Calibri" w:hAnsi="Calibri" w:cs="Calibri"/>
+          <w:color w:val="555555"/>
+          <w:sz w:val="20"/>
+          <w:szCs w:val="20"/>
+        </w:rPr>
+        <w:t xml:space="preserve">Books → Close. The checklist, the trial-balance tie and the seal chain in one place.</w:t>
+      </w:r>
+    </w:p>
+    <w:p>
+      <w:pPr>
+        <w:spacing w:after="120"/>
+        <w:ind w:left="240"/>
+        <w:rPr>
+          <w:rFonts w:ascii="Calibri" w:hAnsi="Calibri" w:cs="Calibri"/>
+          <w:sz w:val="20"/>
+          <w:szCs w:val="20"/>
+        </w:rPr>
+      </w:pPr>
+      <w:hyperlink r:id="rId6">
+        <w:r>
+          <w:rPr>
+            <w:rFonts w:ascii="Calibri" w:hAnsi="Calibri" w:cs="Calibri"/>
+            <w:color w:val="1F4FD8"/>
+            <w:sz w:val="20"/>
+            <w:szCs w:val="20"/>
+            <w:u w:val="single"/>
+          </w:rPr>
+          <w:t xml:space="preserve">https://196969.github.io/dash-app-/</w:t>
+        </w:r>
+      </w:hyperlink>
+    </w:p>
+    <w:p>
+      <w:pPr>
+        <w:keepNext/>
+        <w:spacing w:after="40"/>
+        <w:ind w:left="240"/>
+        <w:rPr>
+          <w:rFonts w:ascii="Calibri" w:hAnsi="Calibri" w:cs="Calibri"/>
+          <w:sz w:val="20"/>
+          <w:szCs w:val="20"/>
+        </w:rPr>
+      </w:pPr>
+      <w:r>
+        <w:rPr>
+          <w:rFonts w:ascii="Calibri" w:hAnsi="Calibri" w:cs="Calibri"/>
+          <w:b/>
+          <w:sz w:val="20"/>
+          <w:szCs w:val="20"/>
+        </w:rPr>
+        <w:t xml:space="preserve">Cash-to-decision cockpit — Command</w:t>
+      </w:r>
+    </w:p>
+    <w:p>
+      <w:pPr>
+        <w:keepNext/>
+        <w:rPr>
+          <w:rFonts w:ascii="Calibri" w:hAnsi="Calibri" w:cs="Calibri"/>
+          <w:sz w:val="20"/>
+          <w:szCs w:val="20"/>
+        </w:rPr>
+      </w:pPr>
+      <w:r>
+        <w:rPr>
+          <w:rFonts w:ascii="Calibri" w:hAnsi="Calibri" w:cs="Calibri"/>
+          <w:color w:val="555555"/>
+          <w:sz w:val="20"/>
+          <w:szCs w:val="20"/>
+        </w:rPr>
+        <w:t xml:space="preserve">Command → Cockpit → Cash to decision. Cash tiles, scenario sliders and the one decision they lead to.</w:t>
+      </w:r>
+    </w:p>
+    <w:p>
+      <w:pPr>
+        <w:spacing w:after="120"/>
+        <w:ind w:left="240"/>
+        <w:rPr>
+          <w:rFonts w:ascii="Calibri" w:hAnsi="Calibri" w:cs="Calibri"/>
+          <w:sz w:val="20"/>
+          <w:szCs w:val="20"/>
+        </w:rPr>
+      </w:pPr>
+      <w:hyperlink r:id="rId6">
+        <w:r>
+          <w:rPr>
+            <w:rFonts w:ascii="Calibri" w:hAnsi="Calibri" w:cs="Calibri"/>
+            <w:color w:val="1F4FD8"/>
+            <w:sz w:val="20"/>
+            <w:szCs w:val="20"/>
+            <w:u w:val="single"/>
+          </w:rPr>
+          <w:t xml:space="preserve">https://196969.github.io/dash-app-/</w:t>
+        </w:r>
+      </w:hyperlink>
+    </w:p>
+    <w:p>
+      <w:pPr>
+        <w:keepNext/>
+        <w:spacing w:after="40"/>
+        <w:ind w:left="240"/>
+        <w:rPr>
+          <w:rFonts w:ascii="Calibri" w:hAnsi="Calibri" w:cs="Calibri"/>
+          <w:sz w:val="20"/>
+          <w:szCs w:val="20"/>
+        </w:rPr>
+      </w:pPr>
+      <w:r>
+        <w:rPr>
+          <w:rFonts w:ascii="Calibri" w:hAnsi="Calibri" w:cs="Calibri"/>
+          <w:b/>
+          <w:sz w:val="20"/>
+          <w:szCs w:val="20"/>
+        </w:rPr>
+        <w:t xml:space="preserve">Weekly review — Command</w:t>
+      </w:r>
+    </w:p>
+    <w:p>
+      <w:pPr>
+        <w:keepNext/>
+        <w:rPr>
+          <w:rFonts w:ascii="Calibri" w:hAnsi="Calibri" w:cs="Calibri"/>
+          <w:sz w:val="20"/>
+          <w:szCs w:val="20"/>
+        </w:rPr>
+      </w:pPr>
+      <w:r>
+        <w:rPr>
+          <w:rFonts w:ascii="Calibri" w:hAnsi="Calibri" w:cs="Calibri"/>
+          <w:color w:val="555555"/>
+          <w:sz w:val="20"/>
+          <w:szCs w:val="20"/>
+        </w:rPr>
+        <w:t xml:space="preserve">Command → Cockpit → Weekly review. Lens deltas, the decision loop, pre-mortems and kill criteria.</w:t>
+      </w:r>
+    </w:p>
+    <w:p>
+      <w:pPr>
+        <w:spacing w:after="120"/>
+        <w:ind w:left="240"/>
+        <w:rPr>
+          <w:rFonts w:ascii="Calibri" w:hAnsi="Calibri" w:cs="Calibri"/>
+          <w:sz w:val="20"/>
+          <w:szCs w:val="20"/>
+        </w:rPr>
+      </w:pPr>
+      <w:hyperlink r:id="rId6">
+        <w:r>
+          <w:rPr>
+            <w:rFonts w:ascii="Calibri" w:hAnsi="Calibri" w:cs="Calibri"/>
+            <w:color w:val="1F4FD8"/>
+            <w:sz w:val="20"/>
+            <w:szCs w:val="20"/>
+            <w:u w:val="single"/>
+          </w:rPr>
+          <w:t xml:space="preserve">https://196969.github.io/dash-app-/</w:t>
+        </w:r>
+      </w:hyperlink>
+    </w:p>
+    <w:p>
+      <w:pPr>
+        <w:keepNext/>
+        <w:spacing w:after="40"/>
+        <w:ind w:left="240"/>
+        <w:rPr>
+          <w:rFonts w:ascii="Calibri" w:hAnsi="Calibri" w:cs="Calibri"/>
+          <w:sz w:val="20"/>
+          <w:szCs w:val="20"/>
+        </w:rPr>
+      </w:pPr>
+      <w:r>
+        <w:rPr>
+          <w:rFonts w:ascii="Calibri" w:hAnsi="Calibri" w:cs="Calibri"/>
+          <w:b/>
+          <w:sz w:val="20"/>
+          <w:szCs w:val="20"/>
+        </w:rPr>
+        <w:t xml:space="preserve">Meeting rhythm — Command</w:t>
+      </w:r>
+    </w:p>
+    <w:p>
+      <w:pPr>
+        <w:keepNext/>
+        <w:rPr>
+          <w:rFonts w:ascii="Calibri" w:hAnsi="Calibri" w:cs="Calibri"/>
+          <w:sz w:val="20"/>
+          <w:szCs w:val="20"/>
+        </w:rPr>
+      </w:pPr>
+      <w:r>
+        <w:rPr>
+          <w:rFonts w:ascii="Calibri" w:hAnsi="Calibri" w:cs="Calibri"/>
+          <w:color w:val="555555"/>
+          <w:sz w:val="20"/>
+          <w:szCs w:val="20"/>
+        </w:rPr>
+        <w:t xml:space="preserve">Command → Cockpit → Meeting rhythm. The seven meetings, each with its agenda, next date and a live prep pack.</w:t>
+      </w:r>
+    </w:p>
+    <w:p>
+      <w:pPr>
+        <w:spacing w:after="120"/>
+        <w:ind w:left="240"/>
+        <w:rPr>
+          <w:rFonts w:ascii="Calibri" w:hAnsi="Calibri" w:cs="Calibri"/>
+          <w:sz w:val="20"/>
+          <w:szCs w:val="20"/>
+        </w:rPr>
+      </w:pPr>
+      <w:hyperlink r:id="rId6">
+        <w:r>
+          <w:rPr>
+            <w:rFonts w:ascii="Calibri" w:hAnsi="Calibri" w:cs="Calibri"/>
+            <w:color w:val="1F4FD8"/>
+            <w:sz w:val="20"/>
+            <w:szCs w:val="20"/>
+            <w:u w:val="single"/>
+          </w:rPr>
+          <w:t xml:space="preserve">https://196969.github.io/dash-app-/</w:t>
+        </w:r>
+      </w:hyperlink>
+    </w:p>
+    <w:p>
+      <w:pPr>
+        <w:keepNext/>
+        <w:spacing w:after="40"/>
+        <w:ind w:left="240"/>
+        <w:rPr>
+          <w:rFonts w:ascii="Calibri" w:hAnsi="Calibri" w:cs="Calibri"/>
+          <w:sz w:val="20"/>
+          <w:szCs w:val="20"/>
+        </w:rPr>
+      </w:pPr>
+      <w:r>
+        <w:rPr>
+          <w:rFonts w:ascii="Calibri" w:hAnsi="Calibri" w:cs="Calibri"/>
+          <w:b/>
+          <w:sz w:val="20"/>
+          <w:szCs w:val="20"/>
+        </w:rPr>
+        <w:t xml:space="preserve">KPI scorecard — CEO</w:t>
+      </w:r>
+    </w:p>
+    <w:p>
+      <w:pPr>
+        <w:keepNext/>
+        <w:rPr>
+          <w:rFonts w:ascii="Calibri" w:hAnsi="Calibri" w:cs="Calibri"/>
+          <w:sz w:val="20"/>
+          <w:szCs w:val="20"/>
+        </w:rPr>
+      </w:pPr>
+      <w:r>
+        <w:rPr>
+          <w:rFonts w:ascii="Calibri" w:hAnsi="Calibri" w:cs="Calibri"/>
+          <w:color w:val="555555"/>
+          <w:sz w:val="20"/>
+          <w:szCs w:val="20"/>
+        </w:rPr>
+        <w:t xml:space="preserve">CEO → KPI scorecard. Four perspectives of KPIs with formulas, live values and status, plus the five to watch.</w:t>
+      </w:r>
+    </w:p>
+    <w:p>
+      <w:pPr>
+        <w:spacing w:after="120"/>
+        <w:ind w:left="240"/>
+        <w:rPr>
+          <w:rFonts w:ascii="Calibri" w:hAnsi="Calibri" w:cs="Calibri"/>
+          <w:sz w:val="20"/>
+          <w:szCs w:val="20"/>
+        </w:rPr>
+      </w:pPr>
+      <w:hyperlink r:id="rId6">
+        <w:r>
+          <w:rPr>
+            <w:rFonts w:ascii="Calibri" w:hAnsi="Calibri" w:cs="Calibri"/>
+            <w:color w:val="1F4FD8"/>
+            <w:sz w:val="20"/>
+            <w:szCs w:val="20"/>
+            <w:u w:val="single"/>
+          </w:rPr>
+          <w:t xml:space="preserve">https://196969.github.io/dash-app-/</w:t>
+        </w:r>
+      </w:hyperlink>
+    </w:p>
+    <w:p>
+      <w:pPr>
+        <w:keepNext/>
+        <w:spacing w:after="40"/>
+        <w:ind w:left="240"/>
+        <w:rPr>
+          <w:rFonts w:ascii="Calibri" w:hAnsi="Calibri" w:cs="Calibri"/>
+          <w:sz w:val="20"/>
+          <w:szCs w:val="20"/>
+        </w:rPr>
+      </w:pPr>
+      <w:r>
+        <w:rPr>
+          <w:rFonts w:ascii="Calibri" w:hAnsi="Calibri" w:cs="Calibri"/>
+          <w:b/>
+          <w:sz w:val="20"/>
+          <w:szCs w:val="20"/>
+        </w:rPr>
+        <w:t xml:space="preserve">Live links &amp; glossary — Learn</w:t>
+      </w:r>
+    </w:p>
+    <w:p>
+      <w:pPr>
+        <w:keepNext/>
+        <w:rPr>
+          <w:rFonts w:ascii="Calibri" w:hAnsi="Calibri" w:cs="Calibri"/>
+          <w:sz w:val="20"/>
+          <w:szCs w:val="20"/>
+        </w:rPr>
+      </w:pPr>
+      <w:r>
+        <w:rPr>
+          <w:rFonts w:ascii="Calibri" w:hAnsi="Calibri" w:cs="Calibri"/>
+          <w:color w:val="555555"/>
+          <w:sz w:val="20"/>
+          <w:szCs w:val="20"/>
+        </w:rPr>
+        <w:t xml:space="preserve">Learn → Live links &amp; glossary. Every public page, the glossary, playbooks and a quick reference.</w:t>
+      </w:r>
+    </w:p>
+    <w:p>
+      <w:pPr>
+        <w:spacing w:after="120"/>
+        <w:ind w:left="240"/>
+        <w:rPr>
+          <w:rFonts w:ascii="Calibri" w:hAnsi="Calibri" w:cs="Calibri"/>
+          <w:sz w:val="20"/>
+          <w:szCs w:val="20"/>
+        </w:rPr>
+      </w:pPr>
+      <w:hyperlink r:id="rId6">
+        <w:r>
+          <w:rPr>
+            <w:rFonts w:ascii="Calibri" w:hAnsi="Calibri" w:cs="Calibri"/>
+            <w:color w:val="1F4FD8"/>
+            <w:sz w:val="20"/>
+            <w:szCs w:val="20"/>
+            <w:u w:val="single"/>
+          </w:rPr>
+          <w:t xml:space="preserve">https://196969.github.io/dash-app-/</w:t>
+        </w:r>
+      </w:hyperlink>
+    </w:p>
+    <w:p>
+      <w:pPr>
+        <w:keepNext/>
+        <w:spacing w:after="40"/>
+        <w:ind w:left="240"/>
+        <w:rPr>
+          <w:rFonts w:ascii="Calibri" w:hAnsi="Calibri" w:cs="Calibri"/>
+          <w:sz w:val="20"/>
+          <w:szCs w:val="20"/>
+        </w:rPr>
+      </w:pPr>
+      <w:r>
+        <w:rPr>
+          <w:rFonts w:ascii="Calibri" w:hAnsi="Calibri" w:cs="Calibri"/>
+          <w:b/>
+          <w:sz w:val="20"/>
+          <w:szCs w:val="20"/>
+        </w:rPr>
+        <w:t xml:space="preserve">The council — Founders</w:t>
+      </w:r>
+    </w:p>
+    <w:p>
+      <w:pPr>
+        <w:keepNext/>
+        <w:rPr>
+          <w:rFonts w:ascii="Calibri" w:hAnsi="Calibri" w:cs="Calibri"/>
+          <w:sz w:val="20"/>
+          <w:szCs w:val="20"/>
+        </w:rPr>
+      </w:pPr>
+      <w:r>
+        <w:rPr>
+          <w:rFonts w:ascii="Calibri" w:hAnsi="Calibri" w:cs="Calibri"/>
+          <w:color w:val="555555"/>
+          <w:sz w:val="20"/>
+          <w:szCs w:val="20"/>
+        </w:rPr>
+        <w:t xml:space="preserve">Founders → The council. Consensus, tensions, evidence and confidence for every lens, alerts and the weekly brief.</w:t>
+      </w:r>
+    </w:p>
+    <w:p>
+      <w:pPr>
+        <w:spacing w:after="120"/>
+        <w:ind w:left="240"/>
+        <w:rPr>
+          <w:rFonts w:ascii="Calibri" w:hAnsi="Calibri" w:cs="Calibri"/>
+          <w:sz w:val="20"/>
+          <w:szCs w:val="20"/>
+        </w:rPr>
+      </w:pPr>
+      <w:hyperlink r:id="rId6">
+        <w:r>
+          <w:rPr>
+            <w:rFonts w:ascii="Calibri" w:hAnsi="Calibri" w:cs="Calibri"/>
+            <w:color w:val="1F4FD8"/>
+            <w:sz w:val="20"/>
+            <w:szCs w:val="20"/>
+            <w:u w:val="single"/>
+          </w:rPr>
+          <w:t xml:space="preserve">https://196969.github.io/dash-app-/</w:t>
+        </w:r>
+      </w:hyperlink>
+    </w:p>
+    <w:p>
+      <w:pPr>
+        <w:keepNext/>
+        <w:spacing w:after="40"/>
+        <w:ind w:left="240"/>
+        <w:rPr>
+          <w:rFonts w:ascii="Calibri" w:hAnsi="Calibri" w:cs="Calibri"/>
+          <w:sz w:val="20"/>
+          <w:szCs w:val="20"/>
+        </w:rPr>
+      </w:pPr>
+      <w:r>
+        <w:rPr>
+          <w:rFonts w:ascii="Calibri" w:hAnsi="Calibri" w:cs="Calibri"/>
+          <w:b/>
+          <w:sz w:val="20"/>
+          <w:szCs w:val="20"/>
+        </w:rPr>
+        <w:t xml:space="preserve">Simulator — Founders</w:t>
+      </w:r>
+    </w:p>
+    <w:p>
+      <w:pPr>
+        <w:keepNext/>
+        <w:rPr>
+          <w:rFonts w:ascii="Calibri" w:hAnsi="Calibri" w:cs="Calibri"/>
+          <w:sz w:val="20"/>
+          <w:szCs w:val="20"/>
+        </w:rPr>
+      </w:pPr>
+      <w:r>
+        <w:rPr>
+          <w:rFonts w:ascii="Calibri" w:hAnsi="Calibri" w:cs="Calibri"/>
+          <w:color w:val="555555"/>
+          <w:sz w:val="20"/>
+          <w:szCs w:val="20"/>
+        </w:rPr>
+        <w:t xml:space="preserve">Founders → Simulator. Pick an action and see every lens, the verdict and leverage re-projected.</w:t>
+      </w:r>
+    </w:p>
+    <w:p>
+      <w:pPr>
+        <w:spacing w:after="120"/>
+        <w:ind w:left="240"/>
+        <w:rPr>
+          <w:rFonts w:ascii="Calibri" w:hAnsi="Calibri" w:cs="Calibri"/>
+          <w:sz w:val="20"/>
+          <w:szCs w:val="20"/>
+        </w:rPr>
+      </w:pPr>
+      <w:hyperlink r:id="rId6">
+        <w:r>
+          <w:rPr>
+            <w:rFonts w:ascii="Calibri" w:hAnsi="Calibri" w:cs="Calibri"/>
+            <w:color w:val="1F4FD8"/>
+            <w:sz w:val="20"/>
+            <w:szCs w:val="20"/>
+            <w:u w:val="single"/>
+          </w:rPr>
+          <w:t xml:space="preserve">https://196969.github.io/dash-app-/</w:t>
+        </w:r>
+      </w:hyperlink>
+    </w:p>
+    <w:p>
+      <w:pPr>
+        <w:keepNext/>
+        <w:spacing w:after="40"/>
+        <w:ind w:left="240"/>
+        <w:rPr>
+          <w:rFonts w:ascii="Calibri" w:hAnsi="Calibri" w:cs="Calibri"/>
+          <w:sz w:val="20"/>
+          <w:szCs w:val="20"/>
+        </w:rPr>
+      </w:pPr>
+      <w:r>
+        <w:rPr>
+          <w:rFonts w:ascii="Calibri" w:hAnsi="Calibri" w:cs="Calibri"/>
+          <w:b/>
+          <w:sz w:val="20"/>
+          <w:szCs w:val="20"/>
+        </w:rPr>
+        <w:t xml:space="preserve">13 lenses — Founders</w:t>
+      </w:r>
+    </w:p>
+    <w:p>
+      <w:pPr>
+        <w:keepNext/>
+        <w:rPr>
+          <w:rFonts w:ascii="Calibri" w:hAnsi="Calibri" w:cs="Calibri"/>
+          <w:sz w:val="20"/>
+          <w:szCs w:val="20"/>
+        </w:rPr>
+      </w:pPr>
+      <w:r>
+        <w:rPr>
+          <w:rFonts w:ascii="Calibri" w:hAnsi="Calibri" w:cs="Calibri"/>
+          <w:color w:val="555555"/>
+          <w:sz w:val="20"/>
+          <w:szCs w:val="20"/>
+        </w:rPr>
+        <w:t xml:space="preserve">Founders → Home. Every decision through 13 lenses, each with its evidence, score and next step.</w:t>
+      </w:r>
+    </w:p>
+    <w:p>
+      <w:pPr>
+        <w:spacing w:after="120"/>
+        <w:ind w:left="240"/>
+        <w:rPr>
+          <w:rFonts w:ascii="Calibri" w:hAnsi="Calibri" w:cs="Calibri"/>
+          <w:sz w:val="20"/>
+          <w:szCs w:val="20"/>
+        </w:rPr>
+      </w:pPr>
+      <w:hyperlink r:id="rId6">
+        <w:r>
+          <w:rPr>
+            <w:rFonts w:ascii="Calibri" w:hAnsi="Calibri" w:cs="Calibri"/>
+            <w:color w:val="1F4FD8"/>
+            <w:sz w:val="20"/>
+            <w:szCs w:val="20"/>
+            <w:u w:val="single"/>
+          </w:rPr>
+          <w:t xml:space="preserve">https://196969.github.io/dash-app-/</w:t>
+        </w:r>
+      </w:hyperlink>
+    </w:p>
+    <w:p>
+      <w:pPr>
+        <w:pageBreakBefore/>
+        <w:spacing w:after="80"/>
+        <w:rPr>
+          <w:rFonts w:ascii="Calibri" w:hAnsi="Calibri" w:cs="Calibri"/>
+          <w:sz w:val="20"/>
+          <w:szCs w:val="20"/>
+        </w:rPr>
+      </w:pPr>
+      <w:r>
+        <w:rPr>
+          <w:rFonts w:ascii="Calibri" w:hAnsi="Calibri" w:cs="Calibri"/>
+          <w:b/>
+          <w:color w:val="1F3864"/>
+          <w:sz w:val="20"/>
+          <w:szCs w:val="20"/>
+        </w:rPr>
+        <w:lastRenderedPageBreak/>
+        <w:t xml:space="preserve">Website — all pages</w:t>
+      </w:r>
+    </w:p>
+    <w:p>
+      <w:pPr>
+        <w:rPr>
+          <w:rFonts w:ascii="Calibri" w:hAnsi="Calibri" w:cs="Calibri"/>
+          <w:sz w:val="20"/>
+          <w:szCs w:val="20"/>
+        </w:rPr>
+      </w:pPr>
+      <w:r>
+        <w:rPr>
+          <w:rFonts w:ascii="Calibri" w:hAnsi="Calibri" w:cs="Calibri"/>
+          <w:color w:val="555555"/>
+          <w:sz w:val="20"/>
+          <w:szCs w:val="20"/>
+        </w:rPr>
+        <w:t>The public site for DashRite Advisory LLC.</w:t>
+      </w:r>
+    </w:p>
+    <w:p>
+      <w:pPr>
+        <w:keepNext/>
+        <w:spacing w:after="40"/>
+        <w:ind w:left="240"/>
+        <w:rPr>
+          <w:rFonts w:ascii="Calibri" w:hAnsi="Calibri" w:cs="Calibri"/>
+          <w:sz w:val="20"/>
+          <w:szCs w:val="20"/>
+        </w:rPr>
+      </w:pPr>
+      <w:r>
+        <w:rPr>
+          <w:rFonts w:ascii="Calibri" w:hAnsi="Calibri" w:cs="Calibri"/>
+          <w:b/>
+          <w:sz w:val="20"/>
+          <w:szCs w:val="20"/>
+        </w:rPr>
+        <w:t xml:space="preserve">Home — the front page</w:t>
+      </w:r>
+    </w:p>
+    <w:p>
+      <w:pPr>
+        <w:spacing w:after="120"/>
+        <w:ind w:left="240"/>
+        <w:rPr>
+          <w:rFonts w:ascii="Calibri" w:hAnsi="Calibri" w:cs="Calibri"/>
+          <w:sz w:val="20"/>
+          <w:szCs w:val="20"/>
+        </w:rPr>
+      </w:pPr>
+      <w:hyperlink r:id="rId22">
+        <w:r>
+          <w:rPr>
+            <w:rFonts w:ascii="Calibri" w:hAnsi="Calibri" w:cs="Calibri"/>
+            <w:color w:val="1F4FD8"/>
+            <w:sz w:val="20"/>
+            <w:szCs w:val="20"/>
+            <w:u w:val="single"/>
+          </w:rPr>
+          <w:t>https://196969.github.io/DashRite-Advisory-/</w:t>
+        </w:r>
+      </w:hyperlink>
+    </w:p>
+    <w:p>
+      <w:pPr>
+        <w:keepNext/>
+        <w:spacing w:after="40"/>
+        <w:ind w:left="240"/>
+        <w:rPr>
+          <w:rFonts w:ascii="Calibri" w:hAnsi="Calibri" w:cs="Calibri"/>
+          <w:sz w:val="20"/>
+          <w:szCs w:val="20"/>
+        </w:rPr>
+      </w:pPr>
+      <w:r>
+        <w:rPr>
+          <w:rFonts w:ascii="Calibri" w:hAnsi="Calibri" w:cs="Calibri"/>
+          <w:b/>
+          <w:sz w:val="20"/>
+          <w:szCs w:val="20"/>
+        </w:rPr>
+        <w:t xml:space="preserve">About — who DashRite is</w:t>
+      </w:r>
+    </w:p>
+    <w:p>
+      <w:pPr>
+        <w:spacing w:after="120"/>
+        <w:ind w:left="240"/>
+        <w:rPr>
+          <w:rFonts w:ascii="Calibri" w:hAnsi="Calibri" w:cs="Calibri"/>
+          <w:sz w:val="20"/>
+          <w:szCs w:val="20"/>
+        </w:rPr>
+      </w:pPr>
+      <w:hyperlink r:id="rId23">
+        <w:r>
+          <w:rPr>
+            <w:rFonts w:ascii="Calibri" w:hAnsi="Calibri" w:cs="Calibri"/>
+            <w:color w:val="1F4FD8"/>
+            <w:sz w:val="20"/>
+            <w:szCs w:val="20"/>
+            <w:u w:val="single"/>
+          </w:rPr>
+          <w:t>https://196969.github.io/DashRite-Advisory-/about.html</w:t>
+        </w:r>
+      </w:hyperlink>
+    </w:p>
+    <w:p>
+      <w:pPr>
+        <w:keepNext/>
+        <w:spacing w:after="40"/>
+        <w:ind w:left="240"/>
+        <w:rPr>
+          <w:rFonts w:ascii="Calibri" w:hAnsi="Calibri" w:cs="Calibri"/>
+          <w:sz w:val="20"/>
+          <w:szCs w:val="20"/>
+        </w:rPr>
+      </w:pPr>
+      <w:r>
+        <w:rPr>
+          <w:rFonts w:ascii="Calibri" w:hAnsi="Calibri" w:cs="Calibri"/>
+          <w:b/>
+          <w:sz w:val="20"/>
+          <w:szCs w:val="20"/>
+        </w:rPr>
+        <w:t xml:space="preserve">Services — what we do</w:t>
+      </w:r>
+    </w:p>
+    <w:p>
+      <w:pPr>
+        <w:spacing w:after="120"/>
+        <w:ind w:left="240"/>
+        <w:rPr>
+          <w:rFonts w:ascii="Calibri" w:hAnsi="Calibri" w:cs="Calibri"/>
+          <w:sz w:val="20"/>
+          <w:szCs w:val="20"/>
+        </w:rPr>
+      </w:pPr>
+      <w:hyperlink r:id="rId24">
+        <w:r>
+          <w:rPr>
+            <w:rFonts w:ascii="Calibri" w:hAnsi="Calibri" w:cs="Calibri"/>
+            <w:color w:val="1F4FD8"/>
+            <w:sz w:val="20"/>
+            <w:szCs w:val="20"/>
+            <w:u w:val="single"/>
+          </w:rPr>
+          <w:t>https://196969.github.io/DashRite-Advisory-/services.html</w:t>
+        </w:r>
+      </w:hyperlink>
+    </w:p>
+    <w:p>
+      <w:pPr>
+        <w:keepNext/>
+        <w:spacing w:after="40"/>
+        <w:ind w:left="240"/>
+        <w:rPr>
+          <w:rFonts w:ascii="Calibri" w:hAnsi="Calibri" w:cs="Calibri"/>
+          <w:sz w:val="20"/>
+          <w:szCs w:val="20"/>
+        </w:rPr>
+      </w:pPr>
+      <w:r>
+        <w:rPr>
+          <w:rFonts w:ascii="Calibri" w:hAnsi="Calibri" w:cs="Calibri"/>
+          <w:b/>
+          <w:sz w:val="20"/>
+          <w:szCs w:val="20"/>
+        </w:rPr>
+        <w:t xml:space="preserve">Industries — who we serve</w:t>
+      </w:r>
+    </w:p>
+    <w:p>
+      <w:pPr>
+        <w:spacing w:after="120"/>
+        <w:ind w:left="240"/>
+        <w:rPr>
+          <w:rFonts w:ascii="Calibri" w:hAnsi="Calibri" w:cs="Calibri"/>
+          <w:sz w:val="20"/>
+          <w:szCs w:val="20"/>
+        </w:rPr>
+      </w:pPr>
+      <w:hyperlink r:id="rId25">
+        <w:r>
+          <w:rPr>
+            <w:rFonts w:ascii="Calibri" w:hAnsi="Calibri" w:cs="Calibri"/>
+            <w:color w:val="1F4FD8"/>
+            <w:sz w:val="20"/>
+            <w:szCs w:val="20"/>
+            <w:u w:val="single"/>
+          </w:rPr>
+          <w:t>https://196969.github.io/DashRite-Advisory-/industries.html</w:t>
+        </w:r>
+      </w:hyperlink>
+    </w:p>
+    <w:p>
+      <w:pPr>
+        <w:keepNext/>
+        <w:spacing w:after="40"/>
+        <w:ind w:left="240"/>
+        <w:rPr>
+          <w:rFonts w:ascii="Calibri" w:hAnsi="Calibri" w:cs="Calibri"/>
+          <w:sz w:val="20"/>
+          <w:szCs w:val="20"/>
+        </w:rPr>
+      </w:pPr>
+      <w:r>
+        <w:rPr>
+          <w:rFonts w:ascii="Calibri" w:hAnsi="Calibri" w:cs="Calibri"/>
+          <w:b/>
+          <w:sz w:val="20"/>
+          <w:szCs w:val="20"/>
+        </w:rPr>
+        <w:t xml:space="preserve">Pricing — plans and rates</w:t>
+      </w:r>
+    </w:p>
+    <w:p>
+      <w:pPr>
+        <w:spacing w:after="120"/>
+        <w:ind w:left="240"/>
+        <w:rPr>
+          <w:rFonts w:ascii="Calibri" w:hAnsi="Calibri" w:cs="Calibri"/>
+          <w:sz w:val="20"/>
+          <w:szCs w:val="20"/>
+        </w:rPr>
+      </w:pPr>
+      <w:hyperlink r:id="rId26">
+        <w:r>
+          <w:rPr>
+            <w:rFonts w:ascii="Calibri" w:hAnsi="Calibri" w:cs="Calibri"/>
+            <w:color w:val="1F4FD8"/>
+            <w:sz w:val="20"/>
+            <w:szCs w:val="20"/>
+            <w:u w:val="single"/>
+          </w:rPr>
+          <w:t>https://196969.github.io/DashRite-Advisory-/pricing.html</w:t>
+        </w:r>
+      </w:hyperlink>
+    </w:p>
+    <w:p>
+      <w:pPr>
+        <w:keepNext/>
+        <w:spacing w:after="40"/>
+        <w:ind w:left="240"/>
+        <w:rPr>
+          <w:rFonts w:ascii="Calibri" w:hAnsi="Calibri" w:cs="Calibri"/>
+          <w:sz w:val="20"/>
+          <w:szCs w:val="20"/>
+        </w:rPr>
+      </w:pPr>
+      <w:r>
+        <w:rPr>
+          <w:rFonts w:ascii="Calibri" w:hAnsi="Calibri" w:cs="Calibri"/>
+          <w:b/>
+          <w:sz w:val="20"/>
+          <w:szCs w:val="20"/>
+        </w:rPr>
+        <w:t xml:space="preserve">Brand — the DashRite look</w:t>
+      </w:r>
+    </w:p>
+    <w:p>
+      <w:pPr>
+        <w:spacing w:after="120"/>
+        <w:ind w:left="240"/>
+        <w:rPr>
+          <w:rFonts w:ascii="Calibri" w:hAnsi="Calibri" w:cs="Calibri"/>
+          <w:sz w:val="20"/>
+          <w:szCs w:val="20"/>
+        </w:rPr>
+      </w:pPr>
+      <w:hyperlink r:id="rId27">
+        <w:r>
+          <w:rPr>
+            <w:rFonts w:ascii="Calibri" w:hAnsi="Calibri" w:cs="Calibri"/>
+            <w:color w:val="1F4FD8"/>
+            <w:sz w:val="20"/>
+            <w:szCs w:val="20"/>
+            <w:u w:val="single"/>
+          </w:rPr>
+          <w:t>https://196969.github.io/DashRite-Advisory-/brand.html</w:t>
+        </w:r>
+      </w:hyperlink>
+    </w:p>
+    <w:p>
+      <w:pPr>
+        <w:keepNext/>
+        <w:spacing w:after="40"/>
+        <w:ind w:left="240"/>
+        <w:rPr>
+          <w:rFonts w:ascii="Calibri" w:hAnsi="Calibri" w:cs="Calibri"/>
+          <w:sz w:val="20"/>
+          <w:szCs w:val="20"/>
+        </w:rPr>
+      </w:pPr>
+      <w:r>
+        <w:rPr>
+          <w:rFonts w:ascii="Calibri" w:hAnsi="Calibri" w:cs="Calibri"/>
+          <w:b/>
+          <w:sz w:val="20"/>
+          <w:szCs w:val="20"/>
+        </w:rPr>
+        <w:t xml:space="preserve">Learning — programs and guides</w:t>
+      </w:r>
+    </w:p>
+    <w:p>
+      <w:pPr>
+        <w:spacing w:after="120"/>
+        <w:ind w:left="240"/>
+        <w:rPr>
+          <w:rFonts w:ascii="Calibri" w:hAnsi="Calibri" w:cs="Calibri"/>
+          <w:sz w:val="20"/>
+          <w:szCs w:val="20"/>
+        </w:rPr>
+      </w:pPr>
+      <w:hyperlink r:id="rId28">
+        <w:r>
+          <w:rPr>
+            <w:rFonts w:ascii="Calibri" w:hAnsi="Calibri" w:cs="Calibri"/>
+            <w:color w:val="1F4FD8"/>
+            <w:sz w:val="20"/>
+            <w:szCs w:val="20"/>
+            <w:u w:val="single"/>
+          </w:rPr>
+          <w:t>https://196969.github.io/DashRite-Advisory-/learning.html</w:t>
+        </w:r>
+      </w:hyperlink>
+    </w:p>
+    <w:p>
+      <w:pPr>
+        <w:keepNext/>
+        <w:spacing w:after="40"/>
+        <w:ind w:left="240"/>
+        <w:rPr>
+          <w:rFonts w:ascii="Calibri" w:hAnsi="Calibri" w:cs="Calibri"/>
+          <w:sz w:val="20"/>
+          <w:szCs w:val="20"/>
+        </w:rPr>
+      </w:pPr>
+      <w:r>
+        <w:rPr>
+          <w:rFonts w:ascii="Calibri" w:hAnsi="Calibri" w:cs="Calibri"/>
+          <w:b/>
+          <w:sz w:val="20"/>
+          <w:szCs w:val="20"/>
+        </w:rPr>
+        <w:t xml:space="preserve">Contact — how to reach us</w:t>
+      </w:r>
+    </w:p>
+    <w:p>
+      <w:pPr>
+        <w:spacing w:after="120"/>
+        <w:ind w:left="240"/>
+        <w:rPr>
+          <w:rFonts w:ascii="Calibri" w:hAnsi="Calibri" w:cs="Calibri"/>
+          <w:sz w:val="20"/>
+          <w:szCs w:val="20"/>
+        </w:rPr>
+      </w:pPr>
+      <w:hyperlink r:id="rId29">
+        <w:r>
+          <w:rPr>
+            <w:rFonts w:ascii="Calibri" w:hAnsi="Calibri" w:cs="Calibri"/>
+            <w:color w:val="1F4FD8"/>
+            <w:sz w:val="20"/>
+            <w:szCs w:val="20"/>
+            <w:u w:val="single"/>
+          </w:rPr>
+          <w:t>https://196969.github.io/DashRite-Advisory-/contact.html</w:t>
+        </w:r>
+      </w:hyperlink>
+    </w:p>
+    <w:p>
+      <w:pPr>
+        <w:keepNext/>
+        <w:spacing w:after="40"/>
+        <w:ind w:left="240"/>
+        <w:rPr>
+          <w:rFonts w:ascii="Calibri" w:hAnsi="Calibri" w:cs="Calibri"/>
+          <w:sz w:val="20"/>
+          <w:szCs w:val="20"/>
+        </w:rPr>
+      </w:pPr>
+      <w:r>
+        <w:rPr>
+          <w:rFonts w:ascii="Calibri" w:hAnsi="Calibri" w:cs="Calibri"/>
+          <w:b/>
+          <w:sz w:val="20"/>
+          <w:szCs w:val="20"/>
+        </w:rPr>
+        <w:t>Request a quote</w:t>
+      </w:r>
+    </w:p>
+    <w:p>
+      <w:pPr>
+        <w:spacing w:after="120"/>
+        <w:ind w:left="240"/>
+        <w:rPr>
+          <w:rFonts w:ascii="Calibri" w:hAnsi="Calibri" w:cs="Calibri"/>
+          <w:sz w:val="20"/>
+          <w:szCs w:val="20"/>
+        </w:rPr>
+      </w:pPr>
+      <w:hyperlink r:id="rId30">
+        <w:r>
+          <w:rPr>
+            <w:rFonts w:ascii="Calibri" w:hAnsi="Calibri" w:cs="Calibri"/>
+            <w:color w:val="1F4FD8"/>
+            <w:sz w:val="20"/>
+            <w:szCs w:val="20"/>
+            <w:u w:val="single"/>
+          </w:rPr>
+          <w:t>https://196969.github.io/DashRite-Advisory-/quote.html</w:t>
+        </w:r>
+      </w:hyperlink>
+    </w:p>
+    <w:p>
+      <w:pPr>
+        <w:keepNext/>
+        <w:spacing w:after="40"/>
+        <w:ind w:left="240"/>
+        <w:rPr>
+          <w:rFonts w:ascii="Calibri" w:hAnsi="Calibri" w:cs="Calibri"/>
+          <w:sz w:val="20"/>
+          <w:szCs w:val="20"/>
+        </w:rPr>
+      </w:pPr>
+      <w:r>
+        <w:rPr>
+          <w:rFonts w:ascii="Calibri" w:hAnsi="Calibri" w:cs="Calibri"/>
+          <w:b/>
+          <w:sz w:val="20"/>
+          <w:szCs w:val="20"/>
+        </w:rPr>
+        <w:t xml:space="preserve">Dash — the app, on the website</w:t>
+      </w:r>
+    </w:p>
+    <w:p>
+      <w:pPr>
+        <w:spacing w:after="120"/>
+        <w:ind w:left="240"/>
+        <w:rPr>
+          <w:rFonts w:ascii="Calibri" w:hAnsi="Calibri" w:cs="Calibri"/>
+          <w:sz w:val="20"/>
+          <w:szCs w:val="20"/>
+        </w:rPr>
+      </w:pPr>
+      <w:hyperlink r:id="rId31">
+        <w:r>
+          <w:rPr>
+            <w:rFonts w:ascii="Calibri" w:hAnsi="Calibri" w:cs="Calibri"/>
+            <w:color w:val="1F4FD8"/>
+            <w:sz w:val="20"/>
+            <w:szCs w:val="20"/>
+            <w:u w:val="single"/>
+          </w:rPr>
+          <w:t>https://196969.github.io/DashRite-Advisory-/dash.html</w:t>
+        </w:r>
+      </w:hyperlink>
+    </w:p>
+    <w:p>
+      <w:pPr>
+        <w:keepNext/>
+        <w:spacing w:after="40"/>
+        <w:ind w:left="240"/>
+        <w:rPr>
+          <w:rFonts w:ascii="Calibri" w:hAnsi="Calibri" w:cs="Calibri"/>
+          <w:sz w:val="20"/>
+          <w:szCs w:val="20"/>
+        </w:rPr>
+      </w:pPr>
+      <w:r>
+        <w:rPr>
+          <w:rFonts w:ascii="Calibri" w:hAnsi="Calibri" w:cs="Calibri"/>
+          <w:b/>
+          <w:sz w:val="20"/>
+          <w:szCs w:val="20"/>
+        </w:rPr>
+        <w:t>Tribe (founder)</w:t>
+      </w:r>
+    </w:p>
+    <w:p>
+      <w:pPr>
+        <w:spacing w:after="120"/>
+        <w:ind w:left="240"/>
+        <w:rPr>
+          <w:rFonts w:ascii="Calibri" w:hAnsi="Calibri" w:cs="Calibri"/>
+          <w:sz w:val="20"/>
+          <w:szCs w:val="20"/>
+        </w:rPr>
+      </w:pPr>
+      <w:hyperlink r:id="rId32">
+        <w:r>
+          <w:rPr>
+            <w:rFonts w:ascii="Calibri" w:hAnsi="Calibri" w:cs="Calibri"/>
+            <w:color w:val="1F4FD8"/>
+            <w:sz w:val="20"/>
+            <w:szCs w:val="20"/>
+            <w:u w:val="single"/>
+          </w:rPr>
+          <w:t>https://196969.github.io/DashRite-Advisory-/founder.html</w:t>
+        </w:r>
+      </w:hyperlink>
+    </w:p>
+    <w:p>
+      <w:pPr>
+        <w:keepNext/>
+        <w:spacing w:after="40"/>
+        <w:ind w:left="240"/>
+        <w:rPr>
+          <w:rFonts w:ascii="Calibri" w:hAnsi="Calibri" w:cs="Calibri"/>
+          <w:sz w:val="20"/>
+          <w:szCs w:val="20"/>
+        </w:rPr>
+      </w:pPr>
+      <w:r>
+        <w:rPr>
+          <w:rFonts w:ascii="Calibri" w:hAnsi="Calibri" w:cs="Calibri"/>
+          <w:b/>
+          <w:sz w:val="20"/>
+          <w:szCs w:val="20"/>
+        </w:rPr>
+        <w:t xml:space="preserve">Insights — articles and notes</w:t>
+      </w:r>
+    </w:p>
+    <w:p>
+      <w:pPr>
+        <w:spacing w:after="120"/>
+        <w:ind w:left="240"/>
+        <w:rPr>
+          <w:rFonts w:ascii="Calibri" w:hAnsi="Calibri" w:cs="Calibri"/>
+          <w:sz w:val="20"/>
+          <w:szCs w:val="20"/>
+        </w:rPr>
+      </w:pPr>
+      <w:hyperlink r:id="rId33">
+        <w:r>
+          <w:rPr>
+            <w:rFonts w:ascii="Calibri" w:hAnsi="Calibri" w:cs="Calibri"/>
+            <w:color w:val="1F4FD8"/>
+            <w:sz w:val="20"/>
+            <w:szCs w:val="20"/>
+            <w:u w:val="single"/>
+          </w:rPr>
+          <w:t>https://196969.github.io/DashRite-Advisory-/insights.html</w:t>
+        </w:r>
+      </w:hyperlink>
+    </w:p>
+    <w:p>
+      <w:pPr>
+        <w:keepNext/>
+        <w:spacing w:after="40"/>
+        <w:ind w:left="240"/>
+        <w:rPr>
+          <w:rFonts w:ascii="Calibri" w:hAnsi="Calibri" w:cs="Calibri"/>
+          <w:sz w:val="20"/>
+          <w:szCs w:val="20"/>
+        </w:rPr>
+      </w:pPr>
+      <w:r>
+        <w:rPr>
+          <w:rFonts w:ascii="Calibri" w:hAnsi="Calibri" w:cs="Calibri"/>
+          <w:b/>
+          <w:sz w:val="20"/>
+          <w:szCs w:val="20"/>
+        </w:rPr>
+        <w:t>Where we work</w:t>
+      </w:r>
+    </w:p>
+    <w:p>
+      <w:pPr>
+        <w:spacing w:after="120"/>
+        <w:ind w:left="240"/>
+        <w:rPr>
+          <w:rFonts w:ascii="Calibri" w:hAnsi="Calibri" w:cs="Calibri"/>
+          <w:sz w:val="20"/>
+          <w:szCs w:val="20"/>
+        </w:rPr>
+      </w:pPr>
+      <w:hyperlink r:id="rId34">
+        <w:r>
+          <w:rPr>
+            <w:rFonts w:ascii="Calibri" w:hAnsi="Calibri" w:cs="Calibri"/>
+            <w:color w:val="1F4FD8"/>
+            <w:sz w:val="20"/>
+            <w:szCs w:val="20"/>
+            <w:u w:val="single"/>
+          </w:rPr>
+          <w:t>https://196969.github.io/DashRite-Advisory-/states.html</w:t>
+        </w:r>
+      </w:hyperlink>
+    </w:p>
+    <w:p>
+      <w:pPr>
+        <w:pageBreakBefore/>
+        <w:spacing w:after="80"/>
+        <w:rPr>
+          <w:rFonts w:ascii="Calibri" w:hAnsi="Calibri" w:cs="Calibri"/>
+          <w:sz w:val="20"/>
+          <w:szCs w:val="20"/>
+        </w:rPr>
+      </w:pPr>
+      <w:r>
+        <w:rPr>
+          <w:rFonts w:ascii="Calibri" w:hAnsi="Calibri" w:cs="Calibri"/>
+          <w:b/>
+          <w:color w:val="1F3864"/>
+          <w:sz w:val="20"/>
+          <w:szCs w:val="20"/>
+        </w:rPr>
+        <w:lastRenderedPageBreak/>
+        <w:t>Website — state pages</w:t>
+      </w:r>
+    </w:p>
+    <w:p>
+      <w:pPr>
+        <w:rPr>
+          <w:rFonts w:ascii="Calibri" w:hAnsi="Calibri" w:cs="Calibri"/>
+          <w:sz w:val="20"/>
+          <w:szCs w:val="20"/>
+        </w:rPr>
+      </w:pPr>
+      <w:r>
+        <w:rPr>
+          <w:rFonts w:ascii="Calibri" w:hAnsi="Calibri" w:cs="Calibri"/>
+          <w:color w:val="555555"/>
+          <w:sz w:val="20"/>
+          <w:szCs w:val="20"/>
+        </w:rPr>
+        <w:t>One page per market on the Where We Work page.</w:t>
+      </w:r>
+    </w:p>
+    <w:p>
+      <w:pPr>
+        <w:keepNext/>
+        <w:spacing w:after="40"/>
+        <w:ind w:left="240"/>
+        <w:rPr>
+          <w:rFonts w:ascii="Calibri" w:hAnsi="Calibri" w:cs="Calibri"/>
+          <w:sz w:val="20"/>
+          <w:szCs w:val="20"/>
+        </w:rPr>
+      </w:pPr>
+      <w:r>
+        <w:rPr>
+          <w:rFonts w:ascii="Calibri" w:hAnsi="Calibri" w:cs="Calibri"/>
+          <w:b/>
+          <w:sz w:val="20"/>
+          <w:szCs w:val="20"/>
+        </w:rPr>
+        <w:t xml:space="preserve">Arizona — state page</w:t>
+      </w:r>
+    </w:p>
+    <w:p>
+      <w:pPr>
+        <w:spacing w:after="120"/>
+        <w:ind w:left="240"/>
+        <w:rPr>
+          <w:rFonts w:ascii="Calibri" w:hAnsi="Calibri" w:cs="Calibri"/>
+          <w:sz w:val="20"/>
+          <w:szCs w:val="20"/>
+        </w:rPr>
+      </w:pPr>
+      <w:hyperlink r:id="rId35">
+        <w:r>
+          <w:rPr>
+            <w:rFonts w:ascii="Calibri" w:hAnsi="Calibri" w:cs="Calibri"/>
+            <w:color w:val="1F4FD8"/>
+            <w:sz w:val="20"/>
+            <w:szCs w:val="20"/>
+            <w:u w:val="single"/>
+          </w:rPr>
+          <w:t>https://196969.github.io/DashRite-Advisory-/state-arizona.html</w:t>
+        </w:r>
+      </w:hyperlink>
+    </w:p>
+    <w:p>
+      <w:pPr>
+        <w:keepNext/>
+        <w:spacing w:after="40"/>
+        <w:ind w:left="240"/>
+        <w:rPr>
+          <w:rFonts w:ascii="Calibri" w:hAnsi="Calibri" w:cs="Calibri"/>
+          <w:sz w:val="20"/>
+          <w:szCs w:val="20"/>
+        </w:rPr>
+      </w:pPr>
+      <w:r>
+        <w:rPr>
+          <w:rFonts w:ascii="Calibri" w:hAnsi="Calibri" w:cs="Calibri"/>
+          <w:b/>
+          <w:sz w:val="20"/>
+          <w:szCs w:val="20"/>
+        </w:rPr>
+        <w:t xml:space="preserve">California — state page</w:t>
+      </w:r>
+    </w:p>
+    <w:p>
+      <w:pPr>
+        <w:spacing w:after="120"/>
+        <w:ind w:left="240"/>
+        <w:rPr>
+          <w:rFonts w:ascii="Calibri" w:hAnsi="Calibri" w:cs="Calibri"/>
+          <w:sz w:val="20"/>
+          <w:szCs w:val="20"/>
+        </w:rPr>
+      </w:pPr>
+      <w:hyperlink r:id="rId36">
+        <w:r>
+          <w:rPr>
+            <w:rFonts w:ascii="Calibri" w:hAnsi="Calibri" w:cs="Calibri"/>
+            <w:color w:val="1F4FD8"/>
+            <w:sz w:val="20"/>
+            <w:szCs w:val="20"/>
+            <w:u w:val="single"/>
+          </w:rPr>
+          <w:t>https://196969.github.io/DashRite-Advisory-/state-california.html</w:t>
+        </w:r>
+      </w:hyperlink>
+    </w:p>
+    <w:p>
+      <w:pPr>
+        <w:keepNext/>
+        <w:spacing w:after="40"/>
+        <w:ind w:left="240"/>
+        <w:rPr>
+          <w:rFonts w:ascii="Calibri" w:hAnsi="Calibri" w:cs="Calibri"/>
+          <w:sz w:val="20"/>
+          <w:szCs w:val="20"/>
+        </w:rPr>
+      </w:pPr>
+      <w:r>
+        <w:rPr>
+          <w:rFonts w:ascii="Calibri" w:hAnsi="Calibri" w:cs="Calibri"/>
+          <w:b/>
+          <w:sz w:val="20"/>
+          <w:szCs w:val="20"/>
+        </w:rPr>
+        <w:t xml:space="preserve">Colorado — state page</w:t>
+      </w:r>
+    </w:p>
+    <w:p>
+      <w:pPr>
+        <w:spacing w:after="120"/>
+        <w:ind w:left="240"/>
+        <w:rPr>
+          <w:rFonts w:ascii="Calibri" w:hAnsi="Calibri" w:cs="Calibri"/>
+          <w:sz w:val="20"/>
+          <w:szCs w:val="20"/>
+        </w:rPr>
+      </w:pPr>
+      <w:hyperlink r:id="rId37">
+        <w:r>
+          <w:rPr>
+            <w:rFonts w:ascii="Calibri" w:hAnsi="Calibri" w:cs="Calibri"/>
+            <w:color w:val="1F4FD8"/>
+            <w:sz w:val="20"/>
+            <w:szCs w:val="20"/>
+            <w:u w:val="single"/>
+          </w:rPr>
+          <w:t>https://196969.github.io/DashRite-Advisory-/state-colorado.html</w:t>
+        </w:r>
+      </w:hyperlink>
+    </w:p>
+    <w:p>
+      <w:pPr>
+        <w:keepNext/>
+        <w:spacing w:after="40"/>
+        <w:ind w:left="240"/>
+        <w:rPr>
+          <w:rFonts w:ascii="Calibri" w:hAnsi="Calibri" w:cs="Calibri"/>
+          <w:sz w:val="20"/>
+          <w:szCs w:val="20"/>
+        </w:rPr>
+      </w:pPr>
+      <w:r>
+        <w:rPr>
+          <w:rFonts w:ascii="Calibri" w:hAnsi="Calibri" w:cs="Calibri"/>
+          <w:b/>
+          <w:sz w:val="20"/>
+          <w:szCs w:val="20"/>
+        </w:rPr>
+        <w:t xml:space="preserve">Florida — state page</w:t>
+      </w:r>
+    </w:p>
+    <w:p>
+      <w:pPr>
+        <w:spacing w:after="120"/>
+        <w:ind w:left="240"/>
+        <w:rPr>
+          <w:rFonts w:ascii="Calibri" w:hAnsi="Calibri" w:cs="Calibri"/>
+          <w:sz w:val="20"/>
+          <w:szCs w:val="20"/>
+        </w:rPr>
+      </w:pPr>
+      <w:hyperlink r:id="rId38">
+        <w:r>
+          <w:rPr>
+            <w:rFonts w:ascii="Calibri" w:hAnsi="Calibri" w:cs="Calibri"/>
+            <w:color w:val="1F4FD8"/>
+            <w:sz w:val="20"/>
+            <w:szCs w:val="20"/>
+            <w:u w:val="single"/>
+          </w:rPr>
+          <w:t>https://196969.github.io/DashRite-Advisory-/state-florida.html</w:t>
+        </w:r>
+      </w:hyperlink>
+    </w:p>
+    <w:p>
+      <w:pPr>
+        <w:keepNext/>
+        <w:spacing w:after="40"/>
+        <w:ind w:left="240"/>
+        <w:rPr>
+          <w:rFonts w:ascii="Calibri" w:hAnsi="Calibri" w:cs="Calibri"/>
+          <w:sz w:val="20"/>
+          <w:szCs w:val="20"/>
+        </w:rPr>
+      </w:pPr>
+      <w:r>
+        <w:rPr>
+          <w:rFonts w:ascii="Calibri" w:hAnsi="Calibri" w:cs="Calibri"/>
+          <w:b/>
+          <w:sz w:val="20"/>
+          <w:szCs w:val="20"/>
+        </w:rPr>
+        <w:t xml:space="preserve">Georgia — state page</w:t>
+      </w:r>
+    </w:p>
+    <w:p>
+      <w:pPr>
+        <w:spacing w:after="120"/>
+        <w:ind w:left="240"/>
+        <w:rPr>
+          <w:rFonts w:ascii="Calibri" w:hAnsi="Calibri" w:cs="Calibri"/>
+          <w:sz w:val="20"/>
+          <w:szCs w:val="20"/>
+        </w:rPr>
+      </w:pPr>
+      <w:hyperlink r:id="rId39">
+        <w:r>
+          <w:rPr>
+            <w:rFonts w:ascii="Calibri" w:hAnsi="Calibri" w:cs="Calibri"/>
+            <w:color w:val="1F4FD8"/>
+            <w:sz w:val="20"/>
+            <w:szCs w:val="20"/>
+            <w:u w:val="single"/>
+          </w:rPr>
+          <w:t>https://196969.github.io/DashRite-Advisory-/state-georgia.html</w:t>
+        </w:r>
+      </w:hyperlink>
+    </w:p>
+    <w:p>
+      <w:pPr>
+        <w:keepNext/>
+        <w:spacing w:after="40"/>
+        <w:ind w:left="240"/>
+        <w:rPr>
+          <w:rFonts w:ascii="Calibri" w:hAnsi="Calibri" w:cs="Calibri"/>
+          <w:sz w:val="20"/>
+          <w:szCs w:val="20"/>
+        </w:rPr>
+      </w:pPr>
+      <w:r>
+        <w:rPr>
+          <w:rFonts w:ascii="Calibri" w:hAnsi="Calibri" w:cs="Calibri"/>
+          <w:b/>
+          <w:sz w:val="20"/>
+          <w:szCs w:val="20"/>
+        </w:rPr>
+        <w:t>Illinois Chicago</w:t>
+      </w:r>
+    </w:p>
+    <w:p>
+      <w:pPr>
+        <w:spacing w:after="120"/>
+        <w:ind w:left="240"/>
+        <w:rPr>
+          <w:rFonts w:ascii="Calibri" w:hAnsi="Calibri" w:cs="Calibri"/>
+          <w:sz w:val="20"/>
+          <w:szCs w:val="20"/>
+        </w:rPr>
+      </w:pPr>
+      <w:hyperlink r:id="rId40">
+        <w:r>
+          <w:rPr>
+            <w:rFonts w:ascii="Calibri" w:hAnsi="Calibri" w:cs="Calibri"/>
+            <w:color w:val="1F4FD8"/>
+            <w:sz w:val="20"/>
+            <w:szCs w:val="20"/>
+            <w:u w:val="single"/>
+          </w:rPr>
+          <w:t>https://196969.github.io/DashRite-Advisory-/state-illinois-chicago.html</w:t>
+        </w:r>
+      </w:hyperlink>
+    </w:p>
+    <w:p>
+      <w:pPr>
+        <w:keepNext/>
+        <w:spacing w:after="40"/>
+        <w:ind w:left="240"/>
+        <w:rPr>
+          <w:rFonts w:ascii="Calibri" w:hAnsi="Calibri" w:cs="Calibri"/>
+          <w:sz w:val="20"/>
+          <w:szCs w:val="20"/>
+        </w:rPr>
+      </w:pPr>
+      <w:r>
+        <w:rPr>
+          <w:rFonts w:ascii="Calibri" w:hAnsi="Calibri" w:cs="Calibri"/>
+          <w:b/>
+          <w:sz w:val="20"/>
+          <w:szCs w:val="20"/>
+        </w:rPr>
+        <w:t>Illinois Downstate</w:t>
+      </w:r>
+    </w:p>
+    <w:p>
+      <w:pPr>
+        <w:spacing w:after="120"/>
+        <w:ind w:left="240"/>
+        <w:rPr>
+          <w:rFonts w:ascii="Calibri" w:hAnsi="Calibri" w:cs="Calibri"/>
+          <w:sz w:val="20"/>
+          <w:szCs w:val="20"/>
+        </w:rPr>
+      </w:pPr>
+      <w:hyperlink r:id="rId41">
+        <w:r>
+          <w:rPr>
+            <w:rFonts w:ascii="Calibri" w:hAnsi="Calibri" w:cs="Calibri"/>
+            <w:color w:val="1F4FD8"/>
+            <w:sz w:val="20"/>
+            <w:szCs w:val="20"/>
+            <w:u w:val="single"/>
+          </w:rPr>
+          <w:t>https://196969.github.io/DashRite-Advisory-/state-illinois-downstate.html</w:t>
+        </w:r>
+      </w:hyperlink>
+    </w:p>
+    <w:p>
+      <w:pPr>
+        <w:keepNext/>
+        <w:spacing w:after="40"/>
+        <w:ind w:left="240"/>
+        <w:rPr>
+          <w:rFonts w:ascii="Calibri" w:hAnsi="Calibri" w:cs="Calibri"/>
+          <w:sz w:val="20"/>
+          <w:szCs w:val="20"/>
+        </w:rPr>
+      </w:pPr>
+      <w:r>
+        <w:rPr>
+          <w:rFonts w:ascii="Calibri" w:hAnsi="Calibri" w:cs="Calibri"/>
+          <w:b/>
+          <w:sz w:val="20"/>
+          <w:szCs w:val="20"/>
+        </w:rPr>
+        <w:t xml:space="preserve">Indiana — state page</w:t>
+      </w:r>
+    </w:p>
+    <w:p>
+      <w:pPr>
+        <w:spacing w:after="120"/>
+        <w:ind w:left="240"/>
+        <w:rPr>
+          <w:rFonts w:ascii="Calibri" w:hAnsi="Calibri" w:cs="Calibri"/>
+          <w:sz w:val="20"/>
+          <w:szCs w:val="20"/>
+        </w:rPr>
+      </w:pPr>
+      <w:hyperlink r:id="rId42">
+        <w:r>
+          <w:rPr>
+            <w:rFonts w:ascii="Calibri" w:hAnsi="Calibri" w:cs="Calibri"/>
+            <w:color w:val="1F4FD8"/>
+            <w:sz w:val="20"/>
+            <w:szCs w:val="20"/>
+            <w:u w:val="single"/>
+          </w:rPr>
+          <w:t>https://196969.github.io/DashRite-Advisory-/state-indiana.html</w:t>
+        </w:r>
+      </w:hyperlink>
+    </w:p>
+    <w:p>
+      <w:pPr>
+        <w:keepNext/>
+        <w:spacing w:after="40"/>
+        <w:ind w:left="240"/>
+        <w:rPr>
+          <w:rFonts w:ascii="Calibri" w:hAnsi="Calibri" w:cs="Calibri"/>
+          <w:sz w:val="20"/>
+          <w:szCs w:val="20"/>
+        </w:rPr>
+      </w:pPr>
+      <w:r>
+        <w:rPr>
+          <w:rFonts w:ascii="Calibri" w:hAnsi="Calibri" w:cs="Calibri"/>
+          <w:b/>
+          <w:sz w:val="20"/>
+          <w:szCs w:val="20"/>
+        </w:rPr>
+        <w:t xml:space="preserve">Iowa — state page</w:t>
+      </w:r>
+    </w:p>
+    <w:p>
+      <w:pPr>
+        <w:spacing w:after="120"/>
+        <w:ind w:left="240"/>
+        <w:rPr>
+          <w:rFonts w:ascii="Calibri" w:hAnsi="Calibri" w:cs="Calibri"/>
+          <w:sz w:val="20"/>
+          <w:szCs w:val="20"/>
+        </w:rPr>
+      </w:pPr>
+      <w:hyperlink r:id="rId43">
+        <w:r>
+          <w:rPr>
+            <w:rFonts w:ascii="Calibri" w:hAnsi="Calibri" w:cs="Calibri"/>
+            <w:color w:val="1F4FD8"/>
+            <w:sz w:val="20"/>
+            <w:szCs w:val="20"/>
+            <w:u w:val="single"/>
+          </w:rPr>
+          <w:t>https://196969.github.io/DashRite-Advisory-/state-iowa.html</w:t>
+        </w:r>
+      </w:hyperlink>
+    </w:p>
+    <w:p>
+      <w:pPr>
+        <w:keepNext/>
+        <w:spacing w:after="40"/>
+        <w:ind w:left="240"/>
+        <w:rPr>
+          <w:rFonts w:ascii="Calibri" w:hAnsi="Calibri" w:cs="Calibri"/>
+          <w:sz w:val="20"/>
+          <w:szCs w:val="20"/>
+        </w:rPr>
+      </w:pPr>
+      <w:r>
+        <w:rPr>
+          <w:rFonts w:ascii="Calibri" w:hAnsi="Calibri" w:cs="Calibri"/>
+          <w:b/>
+          <w:sz w:val="20"/>
+          <w:szCs w:val="20"/>
+        </w:rPr>
+        <w:t xml:space="preserve">Kentucky — state page</w:t>
+      </w:r>
+    </w:p>
+    <w:p>
+      <w:pPr>
+        <w:spacing w:after="120"/>
+        <w:ind w:left="240"/>
+        <w:rPr>
+          <w:rFonts w:ascii="Calibri" w:hAnsi="Calibri" w:cs="Calibri"/>
+          <w:sz w:val="20"/>
+          <w:szCs w:val="20"/>
+        </w:rPr>
+      </w:pPr>
+      <w:hyperlink r:id="rId44">
+        <w:r>
+          <w:rPr>
+            <w:rFonts w:ascii="Calibri" w:hAnsi="Calibri" w:cs="Calibri"/>
+            <w:color w:val="1F4FD8"/>
+            <w:sz w:val="20"/>
+            <w:szCs w:val="20"/>
+            <w:u w:val="single"/>
+          </w:rPr>
+          <w:t>https://196969.github.io/DashRite-Advisory-/state-kentucky.html</w:t>
+        </w:r>
+      </w:hyperlink>
+    </w:p>
+    <w:p>
+      <w:pPr>
+        <w:keepNext/>
+        <w:spacing w:after="40"/>
+        <w:ind w:left="240"/>
+        <w:rPr>
+          <w:rFonts w:ascii="Calibri" w:hAnsi="Calibri" w:cs="Calibri"/>
+          <w:sz w:val="20"/>
+          <w:szCs w:val="20"/>
+        </w:rPr>
+      </w:pPr>
+      <w:r>
+        <w:rPr>
+          <w:rFonts w:ascii="Calibri" w:hAnsi="Calibri" w:cs="Calibri"/>
+          <w:b/>
+          <w:sz w:val="20"/>
+          <w:szCs w:val="20"/>
+        </w:rPr>
+        <w:t xml:space="preserve">Michigan — state page</w:t>
+      </w:r>
+    </w:p>
+    <w:p>
+      <w:pPr>
+        <w:spacing w:after="120"/>
+        <w:ind w:left="240"/>
+        <w:rPr>
+          <w:rFonts w:ascii="Calibri" w:hAnsi="Calibri" w:cs="Calibri"/>
+          <w:sz w:val="20"/>
+          <w:szCs w:val="20"/>
+        </w:rPr>
+      </w:pPr>
+      <w:hyperlink r:id="rId45">
+        <w:r>
+          <w:rPr>
+            <w:rFonts w:ascii="Calibri" w:hAnsi="Calibri" w:cs="Calibri"/>
+            <w:color w:val="1F4FD8"/>
+            <w:sz w:val="20"/>
+            <w:szCs w:val="20"/>
+            <w:u w:val="single"/>
+          </w:rPr>
+          <w:t>https://196969.github.io/DashRite-Advisory-/state-michigan.html</w:t>
+        </w:r>
+      </w:hyperlink>
+    </w:p>
+    <w:p>
+      <w:pPr>
+        <w:keepNext/>
+        <w:spacing w:after="40"/>
+        <w:ind w:left="240"/>
+        <w:rPr>
+          <w:rFonts w:ascii="Calibri" w:hAnsi="Calibri" w:cs="Calibri"/>
+          <w:sz w:val="20"/>
+          <w:szCs w:val="20"/>
+        </w:rPr>
+      </w:pPr>
+      <w:r>
+        <w:rPr>
+          <w:rFonts w:ascii="Calibri" w:hAnsi="Calibri" w:cs="Calibri"/>
+          <w:b/>
+          <w:sz w:val="20"/>
+          <w:szCs w:val="20"/>
+        </w:rPr>
+        <w:t xml:space="preserve">Minnesota — state page</w:t>
+      </w:r>
+    </w:p>
+    <w:p>
+      <w:pPr>
+        <w:spacing w:after="120"/>
+        <w:ind w:left="240"/>
+        <w:rPr>
+          <w:rFonts w:ascii="Calibri" w:hAnsi="Calibri" w:cs="Calibri"/>
+          <w:sz w:val="20"/>
+          <w:szCs w:val="20"/>
+        </w:rPr>
+      </w:pPr>
+      <w:hyperlink r:id="rId46">
+        <w:r>
+          <w:rPr>
+            <w:rFonts w:ascii="Calibri" w:hAnsi="Calibri" w:cs="Calibri"/>
+            <w:color w:val="1F4FD8"/>
+            <w:sz w:val="20"/>
+            <w:szCs w:val="20"/>
+            <w:u w:val="single"/>
+          </w:rPr>
+          <w:t>https://196969.github.io/DashRite-Advisory-/state-minnesota.html</w:t>
+        </w:r>
+      </w:hyperlink>
+    </w:p>
+    <w:p>
+      <w:pPr>
+        <w:keepNext/>
+        <w:spacing w:after="40"/>
+        <w:ind w:left="240"/>
+        <w:rPr>
+          <w:rFonts w:ascii="Calibri" w:hAnsi="Calibri" w:cs="Calibri"/>
+          <w:sz w:val="20"/>
+          <w:szCs w:val="20"/>
+        </w:rPr>
+      </w:pPr>
+      <w:r>
+        <w:rPr>
+          <w:rFonts w:ascii="Calibri" w:hAnsi="Calibri" w:cs="Calibri"/>
+          <w:b/>
+          <w:sz w:val="20"/>
+          <w:szCs w:val="20"/>
+        </w:rPr>
+        <w:t xml:space="preserve">Missouri — state page</w:t>
+      </w:r>
+    </w:p>
+    <w:p>
+      <w:pPr>
+        <w:spacing w:after="120"/>
+        <w:ind w:left="240"/>
+        <w:rPr>
+          <w:rFonts w:ascii="Calibri" w:hAnsi="Calibri" w:cs="Calibri"/>
+          <w:sz w:val="20"/>
+          <w:szCs w:val="20"/>
+        </w:rPr>
+      </w:pPr>
+      <w:hyperlink r:id="rId47">
+        <w:r>
+          <w:rPr>
+            <w:rFonts w:ascii="Calibri" w:hAnsi="Calibri" w:cs="Calibri"/>
+            <w:color w:val="1F4FD8"/>
+            <w:sz w:val="20"/>
+            <w:szCs w:val="20"/>
+            <w:u w:val="single"/>
+          </w:rPr>
+          <w:t>https://196969.github.io/DashRite-Advisory-/state-missouri.html</w:t>
+        </w:r>
+      </w:hyperlink>
+    </w:p>
+    <w:p>
+      <w:pPr>
+        <w:keepNext/>
+        <w:spacing w:after="40"/>
+        <w:ind w:left="240"/>
+        <w:rPr>
+          <w:rFonts w:ascii="Calibri" w:hAnsi="Calibri" w:cs="Calibri"/>
+          <w:sz w:val="20"/>
+          <w:szCs w:val="20"/>
+        </w:rPr>
+      </w:pPr>
+      <w:r>
+        <w:rPr>
+          <w:rFonts w:ascii="Calibri" w:hAnsi="Calibri" w:cs="Calibri"/>
+          <w:b/>
+          <w:sz w:val="20"/>
+          <w:szCs w:val="20"/>
+        </w:rPr>
+        <w:t>Nevada Las Vegas</w:t>
+      </w:r>
+    </w:p>
+    <w:p>
+      <w:pPr>
+        <w:spacing w:after="120"/>
+        <w:ind w:left="240"/>
+        <w:rPr>
+          <w:rFonts w:ascii="Calibri" w:hAnsi="Calibri" w:cs="Calibri"/>
+          <w:sz w:val="20"/>
+          <w:szCs w:val="20"/>
+        </w:rPr>
+      </w:pPr>
+      <w:hyperlink r:id="rId48">
+        <w:r>
+          <w:rPr>
+            <w:rFonts w:ascii="Calibri" w:hAnsi="Calibri" w:cs="Calibri"/>
+            <w:color w:val="1F4FD8"/>
+            <w:sz w:val="20"/>
+            <w:szCs w:val="20"/>
+            <w:u w:val="single"/>
+          </w:rPr>
+          <w:t>https://196969.github.io/DashRite-Advisory-/state-nevada-las-vegas.html</w:t>
+        </w:r>
+      </w:hyperlink>
+    </w:p>
+    <w:p>
+      <w:pPr>
+        <w:keepNext/>
+        <w:spacing w:after="40"/>
+        <w:ind w:left="240"/>
+        <w:rPr>
+          <w:rFonts w:ascii="Calibri" w:hAnsi="Calibri" w:cs="Calibri"/>
+          <w:sz w:val="20"/>
+          <w:szCs w:val="20"/>
+        </w:rPr>
+      </w:pPr>
+      <w:r>
+        <w:rPr>
+          <w:rFonts w:ascii="Calibri" w:hAnsi="Calibri" w:cs="Calibri"/>
+          <w:b/>
+          <w:sz w:val="20"/>
+          <w:szCs w:val="20"/>
+        </w:rPr>
+        <w:t>New Jersey</w:t>
+      </w:r>
+    </w:p>
+    <w:p>
+      <w:pPr>
+        <w:spacing w:after="120"/>
+        <w:ind w:left="240"/>
+        <w:rPr>
+          <w:rFonts w:ascii="Calibri" w:hAnsi="Calibri" w:cs="Calibri"/>
+          <w:sz w:val="20"/>
+          <w:szCs w:val="20"/>
+        </w:rPr>
+      </w:pPr>
+      <w:hyperlink r:id="rId49">
+        <w:r>
+          <w:rPr>
+            <w:rFonts w:ascii="Calibri" w:hAnsi="Calibri" w:cs="Calibri"/>
+            <w:color w:val="1F4FD8"/>
+            <w:sz w:val="20"/>
+            <w:szCs w:val="20"/>
+            <w:u w:val="single"/>
+          </w:rPr>
+          <w:t>https://196969.github.io/DashRite-Advisory-/state-new-jersey.html</w:t>
+        </w:r>
+      </w:hyperlink>
+    </w:p>
+    <w:p>
+      <w:pPr>
+        <w:keepNext/>
+        <w:spacing w:after="40"/>
+        <w:ind w:left="240"/>
+        <w:rPr>
+          <w:rFonts w:ascii="Calibri" w:hAnsi="Calibri" w:cs="Calibri"/>
+          <w:sz w:val="20"/>
+          <w:szCs w:val="20"/>
+        </w:rPr>
+      </w:pPr>
+      <w:r>
+        <w:rPr>
+          <w:rFonts w:ascii="Calibri" w:hAnsi="Calibri" w:cs="Calibri"/>
+          <w:b/>
+          <w:sz w:val="20"/>
+          <w:szCs w:val="20"/>
+        </w:rPr>
+        <w:t>New York</w:t>
+      </w:r>
+    </w:p>
+    <w:p>
+      <w:pPr>
+        <w:spacing w:after="120"/>
+        <w:ind w:left="240"/>
+        <w:rPr>
+          <w:rFonts w:ascii="Calibri" w:hAnsi="Calibri" w:cs="Calibri"/>
+          <w:sz w:val="20"/>
+          <w:szCs w:val="20"/>
+        </w:rPr>
+      </w:pPr>
+      <w:hyperlink r:id="rId50">
+        <w:r>
+          <w:rPr>
+            <w:rFonts w:ascii="Calibri" w:hAnsi="Calibri" w:cs="Calibri"/>
+            <w:color w:val="1F4FD8"/>
+            <w:sz w:val="20"/>
+            <w:szCs w:val="20"/>
+            <w:u w:val="single"/>
+          </w:rPr>
+          <w:t>https://196969.github.io/DashRite-Advisory-/state-new-york.html</w:t>
+        </w:r>
+      </w:hyperlink>
+    </w:p>
+    <w:p>
+      <w:pPr>
+        <w:keepNext/>
+        <w:spacing w:after="40"/>
+        <w:ind w:left="240"/>
+        <w:rPr>
+          <w:rFonts w:ascii="Calibri" w:hAnsi="Calibri" w:cs="Calibri"/>
+          <w:sz w:val="20"/>
+          <w:szCs w:val="20"/>
+        </w:rPr>
+      </w:pPr>
+      <w:r>
+        <w:rPr>
+          <w:rFonts w:ascii="Calibri" w:hAnsi="Calibri" w:cs="Calibri"/>
+          <w:b/>
+          <w:sz w:val="20"/>
+          <w:szCs w:val="20"/>
+        </w:rPr>
+        <w:t>North Carolina</w:t>
+      </w:r>
+    </w:p>
+    <w:p>
+      <w:pPr>
+        <w:spacing w:after="120"/>
+        <w:ind w:left="240"/>
+        <w:rPr>
+          <w:rFonts w:ascii="Calibri" w:hAnsi="Calibri" w:cs="Calibri"/>
+          <w:sz w:val="20"/>
+          <w:szCs w:val="20"/>
+        </w:rPr>
+      </w:pPr>
+      <w:hyperlink r:id="rId51">
+        <w:r>
+          <w:rPr>
+            <w:rFonts w:ascii="Calibri" w:hAnsi="Calibri" w:cs="Calibri"/>
+            <w:color w:val="1F4FD8"/>
+            <w:sz w:val="20"/>
+            <w:szCs w:val="20"/>
+            <w:u w:val="single"/>
+          </w:rPr>
+          <w:t>https://196969.github.io/DashRite-Advisory-/state-north-carolina.html</w:t>
+        </w:r>
+      </w:hyperlink>
+    </w:p>
+    <w:p>
+      <w:pPr>
+        <w:keepNext/>
+        <w:spacing w:after="40"/>
+        <w:ind w:left="240"/>
+        <w:rPr>
+          <w:rFonts w:ascii="Calibri" w:hAnsi="Calibri" w:cs="Calibri"/>
+          <w:sz w:val="20"/>
+          <w:szCs w:val="20"/>
+        </w:rPr>
+      </w:pPr>
+      <w:r>
+        <w:rPr>
+          <w:rFonts w:ascii="Calibri" w:hAnsi="Calibri" w:cs="Calibri"/>
+          <w:b/>
+          <w:sz w:val="20"/>
+          <w:szCs w:val="20"/>
+        </w:rPr>
+        <w:t xml:space="preserve">Ohio — state page</w:t>
+      </w:r>
+    </w:p>
+    <w:p>
+      <w:pPr>
+        <w:spacing w:after="120"/>
+        <w:ind w:left="240"/>
+        <w:rPr>
+          <w:rFonts w:ascii="Calibri" w:hAnsi="Calibri" w:cs="Calibri"/>
+          <w:sz w:val="20"/>
+          <w:szCs w:val="20"/>
+        </w:rPr>
+      </w:pPr>
+      <w:hyperlink r:id="rId52">
+        <w:r>
+          <w:rPr>
+            <w:rFonts w:ascii="Calibri" w:hAnsi="Calibri" w:cs="Calibri"/>
+            <w:color w:val="1F4FD8"/>
+            <w:sz w:val="20"/>
+            <w:szCs w:val="20"/>
+            <w:u w:val="single"/>
+          </w:rPr>
+          <w:t>https://196969.github.io/DashRite-Advisory-/state-ohio.html</w:t>
+        </w:r>
+      </w:hyperlink>
+    </w:p>
+    <w:p>
+      <w:pPr>
+        <w:spacing w:after="40"/>
+        <w:ind w:left="240"/>
+        <w:rPr>
+          <w:rFonts w:ascii="Calibri" w:hAnsi="Calibri" w:cs="Calibri"/>
+          <w:b/>
+          <w:sz w:val="20"/>
+          <w:szCs w:val="20"/>
+        </w:rPr>
+      </w:pPr>
+    </w:p>
+    <w:p>
+      <w:pPr>
+        <w:keepNext/>
+        <w:spacing w:after="40"/>
+        <w:ind w:left="240"/>
+        <w:rPr>
+          <w:rFonts w:ascii="Calibri" w:hAnsi="Calibri" w:cs="Calibri"/>
+          <w:sz w:val="20"/>
+          <w:szCs w:val="20"/>
+        </w:rPr>
+      </w:pPr>
+      <w:r>
+        <w:rPr>
+          <w:rFonts w:ascii="Calibri" w:hAnsi="Calibri" w:cs="Calibri"/>
+          <w:b/>
+          <w:sz w:val="20"/>
+          <w:szCs w:val="20"/>
+        </w:rPr>
+        <w:lastRenderedPageBreak/>
+        <w:t xml:space="preserve">Oregon — state page</w:t>
+      </w:r>
+    </w:p>
+    <w:p>
+      <w:pPr>
+        <w:spacing w:after="120"/>
+        <w:ind w:left="240"/>
+        <w:rPr>
+          <w:rFonts w:ascii="Calibri" w:hAnsi="Calibri" w:cs="Calibri"/>
+          <w:sz w:val="20"/>
+          <w:szCs w:val="20"/>
+        </w:rPr>
+      </w:pPr>
+      <w:hyperlink r:id="rId53">
+        <w:r>
+          <w:rPr>
+            <w:rFonts w:ascii="Calibri" w:hAnsi="Calibri" w:cs="Calibri"/>
+            <w:color w:val="1F4FD8"/>
+            <w:sz w:val="20"/>
+            <w:szCs w:val="20"/>
+            <w:u w:val="single"/>
+          </w:rPr>
+          <w:t>https://196969.github.io/DashRite-Advisory-/state-oregon.html</w:t>
+        </w:r>
+      </w:hyperlink>
+    </w:p>
+    <w:p>
+      <w:pPr>
+        <w:keepNext/>
+        <w:spacing w:after="40"/>
+        <w:ind w:left="240"/>
+        <w:rPr>
+          <w:rFonts w:ascii="Calibri" w:hAnsi="Calibri" w:cs="Calibri"/>
+          <w:sz w:val="20"/>
+          <w:szCs w:val="20"/>
+        </w:rPr>
+      </w:pPr>
+      <w:r>
+        <w:rPr>
+          <w:rFonts w:ascii="Calibri" w:hAnsi="Calibri" w:cs="Calibri"/>
+          <w:b/>
+          <w:sz w:val="20"/>
+          <w:szCs w:val="20"/>
+        </w:rPr>
+        <w:t xml:space="preserve">Pennsylvania — state page</w:t>
+      </w:r>
+    </w:p>
+    <w:p>
+      <w:pPr>
+        <w:spacing w:after="120"/>
+        <w:ind w:left="240"/>
+        <w:rPr>
+          <w:rFonts w:ascii="Calibri" w:hAnsi="Calibri" w:cs="Calibri"/>
+          <w:sz w:val="20"/>
+          <w:szCs w:val="20"/>
+        </w:rPr>
+      </w:pPr>
+      <w:hyperlink r:id="rId54">
+        <w:r>
+          <w:rPr>
+            <w:rFonts w:ascii="Calibri" w:hAnsi="Calibri" w:cs="Calibri"/>
+            <w:color w:val="1F4FD8"/>
+            <w:sz w:val="20"/>
+            <w:szCs w:val="20"/>
+            <w:u w:val="single"/>
+          </w:rPr>
+          <w:t>https://196969.github.io/DashRite-Advisory-/state-pennsylvania.html</w:t>
+        </w:r>
+      </w:hyperlink>
+    </w:p>
+    <w:p>
+      <w:pPr>
+        <w:keepNext/>
+        <w:spacing w:after="40"/>
+        <w:ind w:left="240"/>
+        <w:rPr>
+          <w:rFonts w:ascii="Calibri" w:hAnsi="Calibri" w:cs="Calibri"/>
+          <w:sz w:val="20"/>
+          <w:szCs w:val="20"/>
+        </w:rPr>
+      </w:pPr>
+      <w:r>
+        <w:rPr>
+          <w:rFonts w:ascii="Calibri" w:hAnsi="Calibri" w:cs="Calibri"/>
+          <w:b/>
+          <w:sz w:val="20"/>
+          <w:szCs w:val="20"/>
+        </w:rPr>
+        <w:t>South Carolina</w:t>
+      </w:r>
+    </w:p>
+    <w:p>
+      <w:pPr>
+        <w:spacing w:after="120"/>
+        <w:ind w:left="240"/>
+        <w:rPr>
+          <w:rFonts w:ascii="Calibri" w:hAnsi="Calibri" w:cs="Calibri"/>
+          <w:sz w:val="20"/>
+          <w:szCs w:val="20"/>
+        </w:rPr>
+      </w:pPr>
+      <w:hyperlink r:id="rId55">
+        <w:r>
+          <w:rPr>
+            <w:rFonts w:ascii="Calibri" w:hAnsi="Calibri" w:cs="Calibri"/>
+            <w:color w:val="1F4FD8"/>
+            <w:sz w:val="20"/>
+            <w:szCs w:val="20"/>
+            <w:u w:val="single"/>
+          </w:rPr>
+          <w:t>https://196969.github.io/DashRite-Advisory-/state-south-carolina.html</w:t>
+        </w:r>
+      </w:hyperlink>
+    </w:p>
+    <w:p>
+      <w:pPr>
+        <w:keepNext/>
+        <w:spacing w:after="40"/>
+        <w:ind w:left="240"/>
+        <w:rPr>
+          <w:rFonts w:ascii="Calibri" w:hAnsi="Calibri" w:cs="Calibri"/>
+          <w:sz w:val="20"/>
+          <w:szCs w:val="20"/>
+        </w:rPr>
+      </w:pPr>
+      <w:r>
+        <w:rPr>
+          <w:rFonts w:ascii="Calibri" w:hAnsi="Calibri" w:cs="Calibri"/>
+          <w:b/>
+          <w:sz w:val="20"/>
+          <w:szCs w:val="20"/>
+        </w:rPr>
+        <w:t xml:space="preserve">Tennessee — state page</w:t>
+      </w:r>
+    </w:p>
+    <w:p>
+      <w:pPr>
+        <w:spacing w:after="120"/>
+        <w:ind w:left="240"/>
+        <w:rPr>
+          <w:rFonts w:ascii="Calibri" w:hAnsi="Calibri" w:cs="Calibri"/>
+          <w:sz w:val="20"/>
+          <w:szCs w:val="20"/>
+        </w:rPr>
+      </w:pPr>
+      <w:hyperlink r:id="rId56">
+        <w:r>
+          <w:rPr>
+            <w:rFonts w:ascii="Calibri" w:hAnsi="Calibri" w:cs="Calibri"/>
+            <w:color w:val="1F4FD8"/>
+            <w:sz w:val="20"/>
+            <w:szCs w:val="20"/>
+            <w:u w:val="single"/>
+          </w:rPr>
+          <w:t>https://196969.github.io/DashRite-Advisory-/state-tennessee.html</w:t>
+        </w:r>
+      </w:hyperlink>
+    </w:p>
+    <w:p>
+      <w:pPr>
+        <w:keepNext/>
+        <w:spacing w:after="40"/>
+        <w:ind w:left="240"/>
+        <w:rPr>
+          <w:rFonts w:ascii="Calibri" w:hAnsi="Calibri" w:cs="Calibri"/>
+          <w:sz w:val="20"/>
+          <w:szCs w:val="20"/>
+        </w:rPr>
+      </w:pPr>
+      <w:r>
+        <w:rPr>
+          <w:rFonts w:ascii="Calibri" w:hAnsi="Calibri" w:cs="Calibri"/>
+          <w:b/>
+          <w:sz w:val="20"/>
+          <w:szCs w:val="20"/>
+        </w:rPr>
+        <w:t xml:space="preserve">Texas — state page</w:t>
+      </w:r>
+    </w:p>
+    <w:p>
+      <w:pPr>
+        <w:spacing w:after="120"/>
+        <w:ind w:left="240"/>
+        <w:rPr>
+          <w:rFonts w:ascii="Calibri" w:hAnsi="Calibri" w:cs="Calibri"/>
+          <w:sz w:val="20"/>
+          <w:szCs w:val="20"/>
+        </w:rPr>
+      </w:pPr>
+      <w:hyperlink r:id="rId57">
+        <w:r>
+          <w:rPr>
+            <w:rFonts w:ascii="Calibri" w:hAnsi="Calibri" w:cs="Calibri"/>
+            <w:color w:val="1F4FD8"/>
+            <w:sz w:val="20"/>
+            <w:szCs w:val="20"/>
+            <w:u w:val="single"/>
+          </w:rPr>
+          <w:t>https://196969.github.io/DashRite-Advisory-/state-texas.html</w:t>
+        </w:r>
+      </w:hyperlink>
+    </w:p>
+    <w:p>
+      <w:pPr>
+        <w:keepNext/>
+        <w:spacing w:after="40"/>
+        <w:ind w:left="240"/>
+        <w:rPr>
+          <w:rFonts w:ascii="Calibri" w:hAnsi="Calibri" w:cs="Calibri"/>
+          <w:sz w:val="20"/>
+          <w:szCs w:val="20"/>
+        </w:rPr>
+      </w:pPr>
+      <w:r>
+        <w:rPr>
+          <w:rFonts w:ascii="Calibri" w:hAnsi="Calibri" w:cs="Calibri"/>
+          <w:b/>
+          <w:sz w:val="20"/>
+          <w:szCs w:val="20"/>
+        </w:rPr>
+        <w:t xml:space="preserve">Utah — state page</w:t>
+      </w:r>
+    </w:p>
+    <w:p>
+      <w:pPr>
+        <w:spacing w:after="120"/>
+        <w:ind w:left="240"/>
+        <w:rPr>
+          <w:rFonts w:ascii="Calibri" w:hAnsi="Calibri" w:cs="Calibri"/>
+          <w:sz w:val="20"/>
+          <w:szCs w:val="20"/>
+        </w:rPr>
+      </w:pPr>
+      <w:hyperlink r:id="rId58">
+        <w:r>
+          <w:rPr>
+            <w:rFonts w:ascii="Calibri" w:hAnsi="Calibri" w:cs="Calibri"/>
+            <w:color w:val="1F4FD8"/>
+            <w:sz w:val="20"/>
+            <w:szCs w:val="20"/>
+            <w:u w:val="single"/>
+          </w:rPr>
+          <w:t>https://196969.github.io/DashRite-Advisory-/state-utah.html</w:t>
+        </w:r>
+      </w:hyperlink>
+    </w:p>
+    <w:p>
+      <w:pPr>
+        <w:keepNext/>
+        <w:spacing w:after="40"/>
+        <w:ind w:left="240"/>
+        <w:rPr>
+          <w:rFonts w:ascii="Calibri" w:hAnsi="Calibri" w:cs="Calibri"/>
+          <w:sz w:val="20"/>
+          <w:szCs w:val="20"/>
+        </w:rPr>
+      </w:pPr>
+      <w:r>
+        <w:rPr>
+          <w:rFonts w:ascii="Calibri" w:hAnsi="Calibri" w:cs="Calibri"/>
+          <w:b/>
+          <w:sz w:val="20"/>
+          <w:szCs w:val="20"/>
+        </w:rPr>
+        <w:t xml:space="preserve">Virginia — state page</w:t>
+      </w:r>
+    </w:p>
+    <w:p>
+      <w:pPr>
+        <w:spacing w:after="120"/>
+        <w:ind w:left="240"/>
+        <w:rPr>
+          <w:rFonts w:ascii="Calibri" w:hAnsi="Calibri" w:cs="Calibri"/>
+          <w:sz w:val="20"/>
+          <w:szCs w:val="20"/>
+        </w:rPr>
+      </w:pPr>
+      <w:hyperlink r:id="rId59">
+        <w:r>
+          <w:rPr>
+            <w:rFonts w:ascii="Calibri" w:hAnsi="Calibri" w:cs="Calibri"/>
+            <w:color w:val="1F4FD8"/>
+            <w:sz w:val="20"/>
+            <w:szCs w:val="20"/>
+            <w:u w:val="single"/>
+          </w:rPr>
+          <w:t>https://196969.github.io/DashRite-Advisory-/state-virginia.html</w:t>
+        </w:r>
+      </w:hyperlink>
+    </w:p>
+    <w:p>
+      <w:pPr>
+        <w:keepNext/>
+        <w:spacing w:after="40"/>
+        <w:ind w:left="240"/>
+        <w:rPr>
+          <w:rFonts w:ascii="Calibri" w:hAnsi="Calibri" w:cs="Calibri"/>
+          <w:sz w:val="20"/>
+          <w:szCs w:val="20"/>
+        </w:rPr>
+      </w:pPr>
+      <w:r>
+        <w:rPr>
+          <w:rFonts w:ascii="Calibri" w:hAnsi="Calibri" w:cs="Calibri"/>
+          <w:b/>
+          <w:sz w:val="20"/>
+          <w:szCs w:val="20"/>
+        </w:rPr>
+        <w:t xml:space="preserve">Washington — state page</w:t>
+      </w:r>
+    </w:p>
+    <w:p>
+      <w:pPr>
+        <w:spacing w:after="120"/>
+        <w:ind w:left="240"/>
+        <w:rPr>
+          <w:rFonts w:ascii="Calibri" w:hAnsi="Calibri" w:cs="Calibri"/>
+          <w:sz w:val="20"/>
+          <w:szCs w:val="20"/>
+        </w:rPr>
+      </w:pPr>
+      <w:hyperlink r:id="rId60">
+        <w:r>
+          <w:rPr>
+            <w:rFonts w:ascii="Calibri" w:hAnsi="Calibri" w:cs="Calibri"/>
+            <w:color w:val="1F4FD8"/>
+            <w:sz w:val="20"/>
+            <w:szCs w:val="20"/>
+            <w:u w:val="single"/>
+          </w:rPr>
+          <w:t>https://196969.github.io/DashRite-Advisory-/state-washington.html</w:t>
+        </w:r>
+      </w:hyperlink>
+    </w:p>
+    <w:p>
+      <w:pPr>
+        <w:keepNext/>
+        <w:spacing w:after="40"/>
+        <w:ind w:left="240"/>
+        <w:rPr>
+          <w:rFonts w:ascii="Calibri" w:hAnsi="Calibri" w:cs="Calibri"/>
+          <w:sz w:val="20"/>
+          <w:szCs w:val="20"/>
+        </w:rPr>
+      </w:pPr>
+      <w:r>
+        <w:rPr>
+          <w:rFonts w:ascii="Calibri" w:hAnsi="Calibri" w:cs="Calibri"/>
+          <w:b/>
+          <w:sz w:val="20"/>
+          <w:szCs w:val="20"/>
+        </w:rPr>
+        <w:t xml:space="preserve">Wisconsin — state page</w:t>
+      </w:r>
+    </w:p>
+    <w:p>
+      <w:pPr>
+        <w:spacing w:after="120"/>
+        <w:ind w:left="240"/>
+        <w:rPr>
+          <w:rFonts w:ascii="Calibri" w:hAnsi="Calibri" w:cs="Calibri"/>
+          <w:sz w:val="20"/>
+          <w:szCs w:val="20"/>
+        </w:rPr>
+      </w:pPr>
+      <w:hyperlink r:id="rId61">
+        <w:r>
+          <w:rPr>
+            <w:rFonts w:ascii="Calibri" w:hAnsi="Calibri" w:cs="Calibri"/>
+            <w:color w:val="1F4FD8"/>
+            <w:sz w:val="20"/>
+            <w:szCs w:val="20"/>
+            <w:u w:val="single"/>
+          </w:rPr>
+          <w:t>https://196969.github.io/DashRite-Advisory-/state-wisconsin.html</w:t>
+        </w:r>
+      </w:hyperlink>
+    </w:p>
+    <w:p>
+      <w:pPr>
+        <w:pageBreakBefore/>
+        <w:spacing w:after="80"/>
+        <w:rPr>
+          <w:rFonts w:ascii="Calibri" w:hAnsi="Calibri" w:cs="Calibri"/>
+          <w:sz w:val="20"/>
+          <w:szCs w:val="20"/>
+        </w:rPr>
+      </w:pPr>
+      <w:r>
+        <w:rPr>
+          <w:rFonts w:ascii="Calibri" w:hAnsi="Calibri" w:cs="Calibri"/>
+          <w:b/>
+          <w:color w:val="1F3864"/>
+          <w:sz w:val="20"/>
+          <w:szCs w:val="20"/>
+        </w:rPr>
+        <w:lastRenderedPageBreak/>
+        <w:t>HOT Leads — hubs</w:t>
+      </w:r>
+    </w:p>
+    <w:p>
+      <w:pPr>
+        <w:rPr>
+          <w:rFonts w:ascii="Calibri" w:hAnsi="Calibri" w:cs="Calibri"/>
+          <w:sz w:val="20"/>
+          <w:szCs w:val="20"/>
+        </w:rPr>
+      </w:pPr>
+      <w:r>
+        <w:rPr>
+          <w:rFonts w:ascii="Calibri" w:hAnsi="Calibri" w:cs="Calibri"/>
+          <w:color w:val="555555"/>
+          <w:sz w:val="20"/>
+          <w:szCs w:val="20"/>
+        </w:rPr>
+        <w:t>Verified decision-maker lists across 27 markets.</w:t>
+      </w:r>
+    </w:p>
+    <w:p>
+      <w:pPr>
+        <w:keepNext/>
+        <w:spacing w:after="40"/>
+        <w:ind w:left="240"/>
+        <w:rPr>
+          <w:rFonts w:ascii="Calibri" w:hAnsi="Calibri" w:cs="Calibri"/>
+          <w:sz w:val="20"/>
+          <w:szCs w:val="20"/>
+        </w:rPr>
+      </w:pPr>
+      <w:r>
+        <w:rPr>
+          <w:rFonts w:ascii="Calibri" w:hAnsi="Calibri" w:cs="Calibri"/>
+          <w:b/>
+          <w:sz w:val="20"/>
+          <w:szCs w:val="20"/>
+        </w:rPr>
+        <w:t>Market index</w:t>
+      </w:r>
+    </w:p>
+    <w:p>
+      <w:pPr>
+        <w:spacing w:after="120"/>
+        <w:ind w:left="240"/>
+        <w:rPr>
+          <w:rFonts w:ascii="Calibri" w:hAnsi="Calibri" w:cs="Calibri"/>
+          <w:sz w:val="20"/>
+          <w:szCs w:val="20"/>
+        </w:rPr>
+      </w:pPr>
+      <w:hyperlink r:id="rId62">
+        <w:r>
+          <w:rPr>
+            <w:rFonts w:ascii="Calibri" w:hAnsi="Calibri" w:cs="Calibri"/>
+            <w:color w:val="1F4FD8"/>
+            <w:sz w:val="20"/>
+            <w:szCs w:val="20"/>
+            <w:u w:val="single"/>
+          </w:rPr>
+          <w:t>https://196969.github.io/hotleads-repo/</w:t>
+        </w:r>
+      </w:hyperlink>
+    </w:p>
+    <w:p>
+      <w:pPr>
+        <w:keepNext/>
+        <w:spacing w:after="40"/>
+        <w:ind w:left="240"/>
+        <w:rPr>
+          <w:rFonts w:ascii="Calibri" w:hAnsi="Calibri" w:cs="Calibri"/>
+          <w:sz w:val="20"/>
+          <w:szCs w:val="20"/>
+        </w:rPr>
+      </w:pPr>
+      <w:r>
+        <w:rPr>
+          <w:rFonts w:ascii="Calibri" w:hAnsi="Calibri" w:cs="Calibri"/>
+          <w:b/>
+          <w:sz w:val="20"/>
+          <w:szCs w:val="20"/>
+        </w:rPr>
+        <w:t>Master call sheet</w:t>
+      </w:r>
+    </w:p>
+    <w:p>
+      <w:pPr>
+        <w:spacing w:after="120"/>
+        <w:ind w:left="240"/>
+        <w:rPr>
+          <w:rFonts w:ascii="Calibri" w:hAnsi="Calibri" w:cs="Calibri"/>
+          <w:sz w:val="20"/>
+          <w:szCs w:val="20"/>
+        </w:rPr>
+      </w:pPr>
+      <w:hyperlink r:id="rId63">
+        <w:r>
+          <w:rPr>
+            <w:rFonts w:ascii="Calibri" w:hAnsi="Calibri" w:cs="Calibri"/>
+            <w:color w:val="1F4FD8"/>
+            <w:sz w:val="20"/>
+            <w:szCs w:val="20"/>
+            <w:u w:val="single"/>
+          </w:rPr>
+          <w:t>https://196969.github.io/hotleads-repo/master-call-sheet.html</w:t>
+        </w:r>
+      </w:hyperlink>
+    </w:p>
+    <w:p>
+      <w:pPr>
+        <w:keepNext/>
+        <w:spacing w:after="40"/>
+        <w:ind w:left="240"/>
+        <w:rPr>
+          <w:rFonts w:ascii="Calibri" w:hAnsi="Calibri" w:cs="Calibri"/>
+          <w:sz w:val="20"/>
+          <w:szCs w:val="20"/>
+        </w:rPr>
+      </w:pPr>
+      <w:r>
+        <w:rPr>
+          <w:rFonts w:ascii="Calibri" w:hAnsi="Calibri" w:cs="Calibri"/>
+          <w:b/>
+          <w:sz w:val="20"/>
+          <w:szCs w:val="20"/>
+        </w:rPr>
+        <w:t>Pipeline cockpit</w:t>
+      </w:r>
+    </w:p>
+    <w:p>
+      <w:pPr>
+        <w:spacing w:after="120"/>
+        <w:ind w:left="240"/>
+        <w:rPr>
+          <w:rFonts w:ascii="Calibri" w:hAnsi="Calibri" w:cs="Calibri"/>
+          <w:sz w:val="20"/>
+          <w:szCs w:val="20"/>
+        </w:rPr>
+      </w:pPr>
+      <w:hyperlink r:id="rId64">
+        <w:r>
+          <w:rPr>
+            <w:rFonts w:ascii="Calibri" w:hAnsi="Calibri" w:cs="Calibri"/>
+            <w:color w:val="1F4FD8"/>
+            <w:sz w:val="20"/>
+            <w:szCs w:val="20"/>
+            <w:u w:val="single"/>
+          </w:rPr>
+          <w:t>https://196969.github.io/hotleads-repo/pipeline-cockpit.html</w:t>
+        </w:r>
+      </w:hyperlink>
+    </w:p>
+    <w:p>
+      <w:pPr>
+        <w:keepNext/>
+        <w:spacing w:after="40"/>
+        <w:ind w:left="240"/>
+        <w:rPr>
+          <w:rFonts w:ascii="Calibri" w:hAnsi="Calibri" w:cs="Calibri"/>
+          <w:sz w:val="20"/>
+          <w:szCs w:val="20"/>
+        </w:rPr>
+      </w:pPr>
+      <w:r>
+        <w:rPr>
+          <w:rFonts w:ascii="Calibri" w:hAnsi="Calibri" w:cs="Calibri"/>
+          <w:b/>
+          <w:sz w:val="20"/>
+          <w:szCs w:val="20"/>
+        </w:rPr>
+        <w:t>Master rollup</w:t>
+      </w:r>
+    </w:p>
+    <w:p>
+      <w:pPr>
+        <w:spacing w:after="120"/>
+        <w:ind w:left="240"/>
+        <w:rPr>
+          <w:rFonts w:ascii="Calibri" w:hAnsi="Calibri" w:cs="Calibri"/>
+          <w:sz w:val="20"/>
+          <w:szCs w:val="20"/>
+        </w:rPr>
+      </w:pPr>
+      <w:hyperlink r:id="rId65">
+        <w:r>
+          <w:rPr>
+            <w:rFonts w:ascii="Calibri" w:hAnsi="Calibri" w:cs="Calibri"/>
+            <w:color w:val="1F4FD8"/>
+            <w:sz w:val="20"/>
+            <w:szCs w:val="20"/>
+            <w:u w:val="single"/>
+          </w:rPr>
+          <w:t>https://196969.github.io/hotleads-repo/master-rollup.html</w:t>
+        </w:r>
+      </w:hyperlink>
+    </w:p>
+    <w:p>
+      <w:pPr>
+        <w:keepNext/>
+        <w:spacing w:after="40"/>
+        <w:ind w:left="240"/>
+        <w:rPr>
+          <w:rFonts w:ascii="Calibri" w:hAnsi="Calibri" w:cs="Calibri"/>
+          <w:sz w:val="20"/>
+          <w:szCs w:val="20"/>
+        </w:rPr>
+      </w:pPr>
+      <w:r>
+        <w:rPr>
+          <w:rFonts w:ascii="Calibri" w:hAnsi="Calibri" w:cs="Calibri"/>
+          <w:b/>
+          <w:sz w:val="20"/>
+          <w:szCs w:val="20"/>
+        </w:rPr>
+        <w:t>Who we are, what we do</w:t>
+      </w:r>
+    </w:p>
+    <w:p>
+      <w:pPr>
+        <w:spacing w:after="120"/>
+        <w:ind w:left="240"/>
+        <w:rPr>
+          <w:rFonts w:ascii="Calibri" w:hAnsi="Calibri" w:cs="Calibri"/>
+          <w:sz w:val="20"/>
+          <w:szCs w:val="20"/>
+        </w:rPr>
+      </w:pPr>
+      <w:hyperlink r:id="rId66">
+        <w:r>
+          <w:rPr>
+            <w:rFonts w:ascii="Calibri" w:hAnsi="Calibri" w:cs="Calibri"/>
+            <w:color w:val="1F4FD8"/>
+            <w:sz w:val="20"/>
+            <w:szCs w:val="20"/>
+            <w:u w:val="single"/>
+          </w:rPr>
+          <w:t>https://196969.github.io/hotleads-repo/who-we-are-what-we-do.html</w:t>
+        </w:r>
+      </w:hyperlink>
+    </w:p>
+    <w:p>
+      <w:pPr>
+        <w:pageBreakBefore/>
+        <w:spacing w:after="80"/>
+        <w:rPr>
+          <w:rFonts w:ascii="Calibri" w:hAnsi="Calibri" w:cs="Calibri"/>
+          <w:sz w:val="20"/>
+          <w:szCs w:val="20"/>
+        </w:rPr>
+      </w:pPr>
+      <w:r>
+        <w:rPr>
+          <w:rFonts w:ascii="Calibri" w:hAnsi="Calibri" w:cs="Calibri"/>
+          <w:b/>
+          <w:color w:val="1F3864"/>
+          <w:sz w:val="20"/>
+          <w:szCs w:val="20"/>
+        </w:rPr>
+        <w:lastRenderedPageBreak/>
         <w:t>HOT Leads — markets</w:t>
       </w:r>
     </w:p>
@@ -3027,6 +4592,7 @@
     </w:p>
     <w:p>
       <w:pPr>
+        <w:keepNext/>
         <w:spacing w:after="40"/>
         <w:ind w:left="240"/>
         <w:rPr>
@@ -3070,6 +4636,7 @@
     </w:p>
     <w:p>
       <w:pPr>
+        <w:keepNext/>
         <w:spacing w:after="40"/>
         <w:ind w:left="240"/>
         <w:rPr>
@@ -3113,6 +4680,7 @@
     </w:p>
     <w:p>
       <w:pPr>
+        <w:keepNext/>
         <w:spacing w:after="40"/>
         <w:ind w:left="240"/>
         <w:rPr>
@@ -3156,6 +4724,7 @@
     </w:p>
     <w:p>
       <w:pPr>
+        <w:keepNext/>
         <w:spacing w:after="40"/>
         <w:ind w:left="240"/>
         <w:rPr>
@@ -3199,6 +4768,7 @@
     </w:p>
     <w:p>
       <w:pPr>
+        <w:keepNext/>
         <w:spacing w:after="40"/>
         <w:ind w:left="240"/>
         <w:rPr>
@@ -3242,6 +4812,7 @@
     </w:p>
     <w:p>
       <w:pPr>
+        <w:keepNext/>
         <w:spacing w:after="40"/>
         <w:ind w:left="240"/>
         <w:rPr>
@@ -3285,6 +4856,7 @@
     </w:p>
     <w:p>
       <w:pPr>
+        <w:keepNext/>
         <w:spacing w:after="40"/>
         <w:ind w:left="240"/>
         <w:rPr>
@@ -3328,6 +4900,7 @@
     </w:p>
     <w:p>
       <w:pPr>
+        <w:keepNext/>
         <w:spacing w:after="40"/>
         <w:ind w:left="240"/>
         <w:rPr>
@@ -3371,6 +4944,7 @@
     </w:p>
     <w:p>
       <w:pPr>
+        <w:keepNext/>
         <w:spacing w:after="40"/>
         <w:ind w:left="240"/>
         <w:rPr>
@@ -3414,6 +4988,7 @@
     </w:p>
     <w:p>
       <w:pPr>
+        <w:keepNext/>
         <w:spacing w:after="40"/>
         <w:ind w:left="240"/>
         <w:rPr>
@@ -3457,6 +5032,7 @@
     </w:p>
     <w:p>
       <w:pPr>
+        <w:keepNext/>
         <w:spacing w:after="40"/>
         <w:ind w:left="240"/>
         <w:rPr>
@@ -3500,6 +5076,7 @@
     </w:p>
     <w:p>
       <w:pPr>
+        <w:keepNext/>
         <w:spacing w:after="40"/>
         <w:ind w:left="240"/>
         <w:rPr>
@@ -3543,6 +5120,7 @@
     </w:p>
     <w:p>
       <w:pPr>
+        <w:keepNext/>
         <w:spacing w:after="40"/>
         <w:ind w:left="240"/>
         <w:rPr>
@@ -3586,6 +5164,7 @@
     </w:p>
     <w:p>
       <w:pPr>
+        <w:keepNext/>
         <w:spacing w:after="40"/>
         <w:ind w:left="240"/>
         <w:rPr>
@@ -3629,6 +5208,7 @@
     </w:p>
     <w:p>
       <w:pPr>
+        <w:keepNext/>
         <w:spacing w:after="40"/>
         <w:ind w:left="240"/>
         <w:rPr>
@@ -3672,6 +5252,7 @@
     </w:p>
     <w:p>
       <w:pPr>
+        <w:keepNext/>
         <w:spacing w:after="40"/>
         <w:ind w:left="240"/>
         <w:rPr>
@@ -3715,6 +5296,7 @@
     </w:p>
     <w:p>
       <w:pPr>
+        <w:keepNext/>
         <w:spacing w:after="40"/>
         <w:ind w:left="240"/>
         <w:rPr>
@@ -3758,6 +5340,7 @@
     </w:p>
     <w:p>
       <w:pPr>
+        <w:keepNext/>
         <w:spacing w:after="40"/>
         <w:ind w:left="240"/>
         <w:rPr>
@@ -3813,6 +5396,7 @@
     </w:p>
     <w:p>
       <w:pPr>
+        <w:keepNext/>
         <w:spacing w:after="40"/>
         <w:ind w:left="240"/>
         <w:rPr>
@@ -3857,6 +5441,7 @@
     </w:p>
     <w:p>
       <w:pPr>
+        <w:keepNext/>
         <w:spacing w:after="40"/>
         <w:ind w:left="240"/>
         <w:rPr>
@@ -3900,6 +5485,7 @@
     </w:p>
     <w:p>
       <w:pPr>
+        <w:keepNext/>
         <w:spacing w:after="40"/>
         <w:ind w:left="240"/>
         <w:rPr>
@@ -3943,6 +5529,7 @@
     </w:p>
     <w:p>
       <w:pPr>
+        <w:keepNext/>
         <w:spacing w:after="40"/>
         <w:ind w:left="240"/>
         <w:rPr>
@@ -3986,6 +5573,7 @@
     </w:p>
     <w:p>
       <w:pPr>
+        <w:keepNext/>
         <w:spacing w:after="40"/>
         <w:ind w:left="240"/>
         <w:rPr>
@@ -4029,6 +5617,7 @@
     </w:p>
     <w:p>
       <w:pPr>
+        <w:keepNext/>
         <w:spacing w:after="40"/>
         <w:ind w:left="240"/>
         <w:rPr>
@@ -4072,6 +5661,7 @@
     </w:p>
     <w:p>
       <w:pPr>
+        <w:keepNext/>
         <w:spacing w:after="40"/>
         <w:ind w:left="240"/>
         <w:rPr>
@@ -4115,6 +5705,7 @@
     </w:p>
     <w:p>
       <w:pPr>
+        <w:keepNext/>
         <w:spacing w:after="40"/>
         <w:ind w:left="240"/>
         <w:rPr>
@@ -4158,6 +5749,7 @@
     </w:p>
     <w:p>
       <w:pPr>
+        <w:keepNext/>
         <w:spacing w:after="40"/>
         <w:ind w:left="240"/>
         <w:rPr>
@@ -4201,6 +5793,7 @@
     </w:p>
     <w:p>
       <w:pPr>
+        <w:keepNext/>
         <w:spacing w:after="40"/>
         <w:ind w:left="240"/>
         <w:rPr>
@@ -4244,6 +5837,7 @@
     </w:p>
     <w:p>
       <w:pPr>
+        <w:keepNext/>
         <w:spacing w:after="40"/>
         <w:ind w:left="240"/>
         <w:rPr>
@@ -4287,6 +5881,7 @@
     </w:p>
     <w:p>
       <w:pPr>
+        <w:keepNext/>
         <w:spacing w:after="40"/>
         <w:ind w:left="240"/>
         <w:rPr>
@@ -4330,6 +5925,7 @@
     </w:p>
     <w:p>
       <w:pPr>
+        <w:keepNext/>
         <w:spacing w:after="40"/>
         <w:ind w:left="240"/>
         <w:rPr>
@@ -4373,6 +5969,7 @@
     </w:p>
     <w:p>
       <w:pPr>
+        <w:keepNext/>
         <w:spacing w:after="40"/>
         <w:ind w:left="240"/>
         <w:rPr>
@@ -4416,6 +6013,7 @@
     </w:p>
     <w:p>
       <w:pPr>
+        <w:keepNext/>
         <w:spacing w:after="40"/>
         <w:ind w:left="240"/>
         <w:rPr>
@@ -4459,6 +6057,7 @@
     </w:p>
     <w:p>
       <w:pPr>
+        <w:keepNext/>
         <w:spacing w:after="40"/>
         <w:ind w:left="240"/>
         <w:rPr>
@@ -4502,6 +6101,7 @@
     </w:p>
     <w:p>
       <w:pPr>
+        <w:keepNext/>
         <w:spacing w:after="40"/>
         <w:ind w:left="240"/>
         <w:rPr>
@@ -4545,6 +6145,7 @@
     </w:p>
     <w:p>
       <w:pPr>
+        <w:keepNext/>
         <w:spacing w:after="40"/>
         <w:ind w:left="240"/>
         <w:rPr>
@@ -4588,6 +6189,7 @@
     </w:p>
     <w:p>
       <w:pPr>
+        <w:keepNext/>
         <w:spacing w:after="40"/>
         <w:ind w:left="240"/>
         <w:rPr>
@@ -4643,6 +6245,7 @@
     </w:p>
     <w:p>
       <w:pPr>
+        <w:keepNext/>
         <w:spacing w:after="40"/>
         <w:ind w:left="240"/>
         <w:rPr>
@@ -4687,6 +6290,7 @@
     </w:p>
     <w:p>
       <w:pPr>
+        <w:keepNext/>
         <w:spacing w:after="40"/>
         <w:ind w:left="240"/>
         <w:rPr>
@@ -4730,6 +6334,7 @@
     </w:p>
     <w:p>
       <w:pPr>
+        <w:keepNext/>
         <w:spacing w:after="40"/>
         <w:ind w:left="240"/>
         <w:rPr>
@@ -4773,6 +6378,7 @@
     </w:p>
     <w:p>
       <w:pPr>
+        <w:keepNext/>
         <w:spacing w:after="40"/>
         <w:ind w:left="240"/>
         <w:rPr>
@@ -4816,6 +6422,7 @@
     </w:p>
     <w:p>
       <w:pPr>
+        <w:keepNext/>
         <w:spacing w:after="40"/>
         <w:ind w:left="240"/>
         <w:rPr>
@@ -4859,6 +6466,7 @@
     </w:p>
     <w:p>
       <w:pPr>
+        <w:keepNext/>
         <w:spacing w:after="40"/>
         <w:ind w:left="240"/>
         <w:rPr>
@@ -4902,6 +6510,7 @@
     </w:p>
     <w:p>
       <w:pPr>
+        <w:keepNext/>
         <w:spacing w:after="40"/>
         <w:ind w:left="240"/>
         <w:rPr>
@@ -4945,6 +6554,7 @@
     </w:p>
     <w:p>
       <w:pPr>
+        <w:keepNext/>
         <w:spacing w:after="40"/>
         <w:ind w:left="240"/>
         <w:rPr>
@@ -4988,6 +6598,7 @@
     </w:p>
     <w:p>
       <w:pPr>
+        <w:keepNext/>
         <w:spacing w:after="40"/>
         <w:ind w:left="240"/>
         <w:rPr>
@@ -5031,6 +6642,7 @@
     </w:p>
     <w:p>
       <w:pPr>
+        <w:keepNext/>
         <w:spacing w:after="40"/>
         <w:ind w:left="240"/>
         <w:rPr>
@@ -5074,6 +6686,7 @@
     </w:p>
     <w:p>
       <w:pPr>
+        <w:keepNext/>
         <w:spacing w:after="40"/>
         <w:ind w:left="240"/>
         <w:rPr>
@@ -5117,6 +6730,7 @@
     </w:p>
     <w:p>
       <w:pPr>
+        <w:keepNext/>
         <w:spacing w:after="40"/>
         <w:ind w:left="240"/>
         <w:rPr>
@@ -5160,6 +6774,7 @@
     </w:p>
     <w:p>
       <w:pPr>
+        <w:keepNext/>
         <w:spacing w:after="40"/>
         <w:ind w:left="240"/>
         <w:rPr>
@@ -5203,6 +6818,7 @@
     </w:p>
     <w:p>
       <w:pPr>
+        <w:keepNext/>
         <w:spacing w:after="40"/>
         <w:ind w:left="240"/>
         <w:rPr>
@@ -5246,6 +6862,7 @@
     </w:p>
     <w:p>
       <w:pPr>
+        <w:keepNext/>
         <w:spacing w:after="40"/>
         <w:ind w:left="240"/>
         <w:rPr>
@@ -5289,6 +6906,7 @@
     </w:p>
     <w:p>
       <w:pPr>
+        <w:keepNext/>
         <w:spacing w:after="40"/>
         <w:ind w:left="240"/>
         <w:rPr>
@@ -5332,6 +6950,7 @@
     </w:p>
     <w:p>
       <w:pPr>
+        <w:keepNext/>
         <w:spacing w:after="40"/>
         <w:ind w:left="240"/>
         <w:rPr>
@@ -5375,6 +6994,7 @@
     </w:p>
     <w:p>
       <w:pPr>
+        <w:keepNext/>
         <w:spacing w:after="40"/>
         <w:ind w:left="240"/>
         <w:rPr>
@@ -5418,6 +7038,7 @@
     </w:p>
     <w:p>
       <w:pPr>
+        <w:keepNext/>
         <w:spacing w:after="40"/>
         <w:ind w:left="240"/>
         <w:rPr>
@@ -5473,6 +7094,7 @@
     </w:p>
     <w:p>
       <w:pPr>
+        <w:keepNext/>
         <w:spacing w:after="40"/>
         <w:ind w:left="240"/>
         <w:rPr>
@@ -5517,6 +7139,7 @@
     </w:p>
     <w:p>
       <w:pPr>
+        <w:keepNext/>
         <w:spacing w:after="40"/>
         <w:ind w:left="240"/>
         <w:rPr>
@@ -5560,6 +7183,7 @@
     </w:p>
     <w:p>
       <w:pPr>
+        <w:keepNext/>
         <w:spacing w:after="40"/>
         <w:ind w:left="240"/>
         <w:rPr>
@@ -5603,6 +7227,7 @@
     </w:p>
     <w:p>
       <w:pPr>
+        <w:keepNext/>
         <w:spacing w:after="40"/>
         <w:ind w:left="240"/>
         <w:rPr>
@@ -5646,6 +7271,7 @@
     </w:p>
     <w:p>
       <w:pPr>
+        <w:keepNext/>
         <w:spacing w:after="40"/>
         <w:ind w:left="240"/>
         <w:rPr>
@@ -5689,6 +7315,7 @@
     </w:p>
     <w:p>
       <w:pPr>
+        <w:keepNext/>
         <w:spacing w:after="40"/>
         <w:ind w:left="240"/>
         <w:rPr>
@@ -5732,6 +7359,7 @@
     </w:p>
     <w:p>
       <w:pPr>
+        <w:keepNext/>
         <w:spacing w:after="40"/>
         <w:ind w:left="240"/>
         <w:rPr>
@@ -5775,6 +7403,7 @@
     </w:p>
     <w:p>
       <w:pPr>
+        <w:keepNext/>
         <w:spacing w:after="40"/>
         <w:ind w:left="240"/>
         <w:rPr>
@@ -5818,6 +7447,7 @@
     </w:p>
     <w:p>
       <w:pPr>
+        <w:keepNext/>
         <w:spacing w:after="40"/>
         <w:ind w:left="240"/>
         <w:rPr>
@@ -5861,6 +7491,7 @@
     </w:p>
     <w:p>
       <w:pPr>
+        <w:keepNext/>
         <w:spacing w:after="40"/>
         <w:ind w:left="240"/>
         <w:rPr>
@@ -5904,6 +7535,7 @@
     </w:p>
     <w:p>
       <w:pPr>
+        <w:keepNext/>
         <w:spacing w:after="40"/>
         <w:ind w:left="240"/>
         <w:rPr>
@@ -5947,6 +7579,7 @@
     </w:p>
     <w:p>
       <w:pPr>
+        <w:keepNext/>
         <w:spacing w:after="40"/>
         <w:ind w:left="240"/>
         <w:rPr>
@@ -5990,6 +7623,7 @@
     </w:p>
     <w:p>
       <w:pPr>
+        <w:keepNext/>
         <w:spacing w:after="40"/>
         <w:ind w:left="240"/>
         <w:rPr>
@@ -6033,6 +7667,7 @@
     </w:p>
     <w:p>
       <w:pPr>
+        <w:keepNext/>
         <w:spacing w:after="40"/>
         <w:ind w:left="240"/>
         <w:rPr>
@@ -6076,6 +7711,7 @@
     </w:p>
     <w:p>
       <w:pPr>
+        <w:keepNext/>
         <w:spacing w:after="40"/>
         <w:ind w:left="240"/>
         <w:rPr>
@@ -6119,6 +7755,7 @@
     </w:p>
     <w:p>
       <w:pPr>
+        <w:keepNext/>
         <w:spacing w:after="40"/>
         <w:ind w:left="240"/>
         <w:rPr>
@@ -6162,6 +7799,7 @@
     </w:p>
     <w:p>
       <w:pPr>
+        <w:keepNext/>
         <w:spacing w:after="40"/>
         <w:ind w:left="240"/>
         <w:rPr>
@@ -6205,6 +7843,7 @@
     </w:p>
     <w:p>
       <w:pPr>
+        <w:keepNext/>
         <w:spacing w:after="40"/>
         <w:ind w:left="240"/>
         <w:rPr>
@@ -6248,6 +7887,7 @@
     </w:p>
     <w:p>
       <w:pPr>
+        <w:keepNext/>
         <w:spacing w:after="40"/>
         <w:ind w:left="240"/>
         <w:rPr>
@@ -6303,6 +7943,7 @@
     </w:p>
     <w:p>
       <w:pPr>
+        <w:keepNext/>
         <w:spacing w:after="40"/>
         <w:ind w:left="240"/>
         <w:rPr>
@@ -6347,6 +7988,7 @@
     </w:p>
     <w:p>
       <w:pPr>
+        <w:keepNext/>
         <w:spacing w:after="40"/>
         <w:ind w:left="240"/>
         <w:rPr>
@@ -6390,6 +8032,7 @@
     </w:p>
     <w:p>
       <w:pPr>
+        <w:keepNext/>
         <w:spacing w:after="40"/>
         <w:ind w:left="240"/>
         <w:rPr>
@@ -6433,6 +8076,7 @@
     </w:p>
     <w:p>
       <w:pPr>
+        <w:keepNext/>
         <w:spacing w:after="40"/>
         <w:ind w:left="240"/>
         <w:rPr>
@@ -6476,6 +8120,7 @@
     </w:p>
     <w:p>
       <w:pPr>
+        <w:keepNext/>
         <w:spacing w:after="40"/>
         <w:ind w:left="240"/>
         <w:rPr>
@@ -6519,6 +8164,7 @@
     </w:p>
     <w:p>
       <w:pPr>
+        <w:keepNext/>
         <w:spacing w:after="40"/>
         <w:ind w:left="240"/>
         <w:rPr>
@@ -6602,6 +8248,7 @@
     </w:p>
     <w:p>
       <w:pPr>
+        <w:keepNext/>
         <w:spacing w:after="40"/>
         <w:ind w:left="240"/>
         <w:rPr>
@@ -6645,6 +8292,7 @@
     </w:p>
     <w:p>
       <w:pPr>
+        <w:keepNext/>
         <w:spacing w:after="40"/>
         <w:ind w:left="240"/>
         <w:rPr>
@@ -6688,6 +8336,7 @@
     </w:p>
     <w:p>
       <w:pPr>
+        <w:keepNext/>
         <w:spacing w:after="40"/>
         <w:ind w:left="240"/>
         <w:rPr>
@@ -6731,6 +8380,7 @@
     </w:p>
     <w:p>
       <w:pPr>
+        <w:keepNext/>
         <w:spacing w:after="40"/>
         <w:ind w:left="240"/>
         <w:rPr>
@@ -6774,6 +8424,7 @@
     </w:p>
     <w:p>
       <w:pPr>
+        <w:keepNext/>
         <w:spacing w:after="40"/>
         <w:ind w:left="240"/>
         <w:rPr>
@@ -6817,6 +8468,7 @@
     </w:p>
     <w:p>
       <w:pPr>
+        <w:keepNext/>
         <w:spacing w:after="40"/>
         <w:ind w:left="240"/>
         <w:rPr>
@@ -6860,6 +8512,7 @@
     </w:p>
     <w:p>
       <w:pPr>
+        <w:keepNext/>
         <w:spacing w:after="40"/>
         <w:ind w:left="240"/>
         <w:rPr>
@@ -6903,6 +8556,7 @@
     </w:p>
     <w:p>
       <w:pPr>
+        <w:keepNext/>
         <w:spacing w:after="40"/>
         <w:ind w:left="240"/>
         <w:rPr>
@@ -6946,6 +8600,7 @@
     </w:p>
     <w:p>
       <w:pPr>
+        <w:keepNext/>
         <w:spacing w:after="40"/>
         <w:ind w:left="240"/>
         <w:rPr>
@@ -6989,6 +8644,7 @@
     </w:p>
     <w:p>
       <w:pPr>
+        <w:keepNext/>
         <w:spacing w:after="40"/>
         <w:ind w:left="240"/>
         <w:rPr>
@@ -7032,6 +8688,7 @@
     </w:p>
     <w:p>
       <w:pPr>
+        <w:keepNext/>
         <w:spacing w:after="40"/>
         <w:ind w:left="240"/>
         <w:rPr>
@@ -7075,6 +8732,7 @@
     </w:p>
     <w:p>
       <w:pPr>
+        <w:keepNext/>
         <w:spacing w:after="40"/>
         <w:ind w:left="240"/>
         <w:rPr>
@@ -7118,6 +8776,7 @@
     </w:p>
     <w:p>
       <w:pPr>
+        <w:keepNext/>
         <w:spacing w:after="40"/>
         <w:ind w:left="240"/>
         <w:rPr>
@@ -7161,6 +8820,7 @@
     </w:p>
     <w:p>
       <w:pPr>
+        <w:keepNext/>
         <w:spacing w:after="40"/>
         <w:ind w:left="240"/>
         <w:rPr>
@@ -7204,6 +8864,7 @@
     </w:p>
     <w:p>
       <w:pPr>
+        <w:keepNext/>
         <w:spacing w:after="40"/>
         <w:ind w:left="240"/>
         <w:rPr>
@@ -7247,6 +8908,7 @@
     </w:p>
     <w:p>
       <w:pPr>
+        <w:keepNext/>
         <w:spacing w:after="40"/>
         <w:ind w:left="240"/>
         <w:rPr>
@@ -7290,6 +8952,7 @@
     </w:p>
     <w:p>
       <w:pPr>
+        <w:keepNext/>
         <w:spacing w:after="40"/>
         <w:ind w:left="240"/>
         <w:rPr>
@@ -7333,6 +8996,7 @@
     </w:p>
     <w:p>
       <w:pPr>
+        <w:keepNext/>
         <w:spacing w:after="40"/>
         <w:ind w:left="240"/>
         <w:rPr>
@@ -7388,6 +9052,7 @@
     </w:p>
     <w:p>
       <w:pPr>
+        <w:keepNext/>
         <w:spacing w:after="40"/>
         <w:ind w:left="240"/>
         <w:rPr>
@@ -7432,6 +9097,7 @@
     </w:p>
     <w:p>
       <w:pPr>
+        <w:keepNext/>
         <w:spacing w:after="40"/>
         <w:ind w:left="240"/>
         <w:rPr>
@@ -7475,6 +9141,7 @@
     </w:p>
     <w:p>
       <w:pPr>
+        <w:keepNext/>
         <w:spacing w:after="40"/>
         <w:ind w:left="240"/>
         <w:rPr>
@@ -7518,6 +9185,7 @@
     </w:p>
     <w:p>
       <w:pPr>
+        <w:keepNext/>
         <w:spacing w:after="40"/>
         <w:ind w:left="240"/>
         <w:rPr>
@@ -7561,6 +9229,7 @@
     </w:p>
     <w:p>
       <w:pPr>
+        <w:keepNext/>
         <w:spacing w:after="40"/>
         <w:ind w:left="240"/>
         <w:rPr>
@@ -7604,6 +9273,7 @@
     </w:p>
     <w:p>
       <w:pPr>
+        <w:keepNext/>
         <w:spacing w:after="40"/>
         <w:ind w:left="240"/>
         <w:rPr>
@@ -7647,6 +9317,7 @@
     </w:p>
     <w:p>
       <w:pPr>
+        <w:keepNext/>
         <w:spacing w:after="40"/>
         <w:ind w:left="240"/>
         <w:rPr>
@@ -7690,6 +9361,7 @@
     </w:p>
     <w:p>
       <w:pPr>
+        <w:keepNext/>
         <w:spacing w:after="40"/>
         <w:ind w:left="240"/>
         <w:rPr>
@@ -7733,6 +9405,7 @@
     </w:p>
     <w:p>
       <w:pPr>
+        <w:keepNext/>
         <w:spacing w:after="40"/>
         <w:ind w:left="240"/>
         <w:rPr>
@@ -7776,6 +9449,7 @@
     </w:p>
     <w:p>
       <w:pPr>
+        <w:keepNext/>
         <w:spacing w:after="40"/>
         <w:ind w:left="240"/>
         <w:rPr>
@@ -7819,6 +9493,7 @@
     </w:p>
     <w:p>
       <w:pPr>
+        <w:keepNext/>
         <w:spacing w:after="40"/>
         <w:ind w:left="240"/>
         <w:rPr>
@@ -7862,6 +9537,7 @@
     </w:p>
     <w:p>
       <w:pPr>
+        <w:keepNext/>
         <w:spacing w:after="40"/>
         <w:ind w:left="240"/>
         <w:rPr>
@@ -7905,6 +9581,7 @@
     </w:p>
     <w:p>
       <w:pPr>
+        <w:keepNext/>
         <w:spacing w:after="40"/>
         <w:ind w:left="240"/>
         <w:rPr>
@@ -7948,6 +9625,7 @@
     </w:p>
     <w:p>
       <w:pPr>
+        <w:keepNext/>
         <w:spacing w:after="40"/>
         <w:ind w:left="240"/>
         <w:rPr>
@@ -7991,6 +9669,7 @@
     </w:p>
     <w:p>
       <w:pPr>
+        <w:keepNext/>
         <w:spacing w:after="40"/>
         <w:ind w:left="240"/>
         <w:rPr>
@@ -8034,6 +9713,7 @@
     </w:p>
     <w:p>
       <w:pPr>
+        <w:keepNext/>
         <w:spacing w:after="40"/>
         <w:ind w:left="240"/>
         <w:rPr>
@@ -8077,6 +9757,7 @@
     </w:p>
     <w:p>
       <w:pPr>
+        <w:keepNext/>
         <w:spacing w:after="40"/>
         <w:ind w:left="240"/>
         <w:rPr>
@@ -8120,6 +9801,7 @@
     </w:p>
     <w:p>
       <w:pPr>
+        <w:keepNext/>
         <w:spacing w:after="40"/>
         <w:ind w:left="240"/>
         <w:rPr>
@@ -8163,6 +9845,7 @@
     </w:p>
     <w:p>
       <w:pPr>
+        <w:keepNext/>
         <w:spacing w:after="40"/>
         <w:ind w:left="240"/>
         <w:rPr>
@@ -8218,6 +9901,7 @@
     </w:p>
     <w:p>
       <w:pPr>
+        <w:keepNext/>
         <w:spacing w:after="40"/>
         <w:ind w:left="240"/>
         <w:rPr>
@@ -8262,6 +9946,7 @@
     </w:p>
     <w:p>
       <w:pPr>
+        <w:keepNext/>
         <w:spacing w:after="40"/>
         <w:ind w:left="240"/>
         <w:rPr>
@@ -8305,6 +9990,7 @@
     </w:p>
     <w:p>
       <w:pPr>
+        <w:keepNext/>
         <w:spacing w:after="40"/>
         <w:ind w:left="240"/>
         <w:rPr>
@@ -8348,6 +10034,7 @@
     </w:p>
     <w:p>
       <w:pPr>
+        <w:keepNext/>
         <w:spacing w:after="40"/>
         <w:ind w:left="240"/>
         <w:rPr>
@@ -8391,6 +10078,7 @@
     </w:p>
     <w:p>
       <w:pPr>
+        <w:keepNext/>
         <w:spacing w:after="40"/>
         <w:ind w:left="240"/>
         <w:rPr>
@@ -8434,6 +10122,7 @@
     </w:p>
     <w:p>
       <w:pPr>
+        <w:keepNext/>
         <w:spacing w:after="40"/>
         <w:ind w:left="240"/>
         <w:rPr>
@@ -8477,6 +10166,7 @@
     </w:p>
     <w:p>
       <w:pPr>
+        <w:keepNext/>
         <w:spacing w:after="40"/>
         <w:ind w:left="240"/>
         <w:rPr>
@@ -8520,6 +10210,7 @@
     </w:p>
     <w:p>
       <w:pPr>
+        <w:keepNext/>
         <w:spacing w:after="40"/>
         <w:ind w:left="240"/>
         <w:rPr>
@@ -8563,6 +10254,7 @@
     </w:p>
     <w:p>
       <w:pPr>
+        <w:keepNext/>
         <w:spacing w:after="40"/>
         <w:ind w:left="240"/>
         <w:rPr>
@@ -8606,6 +10298,7 @@
     </w:p>
     <w:p>
       <w:pPr>
+        <w:keepNext/>
         <w:spacing w:after="40"/>
         <w:ind w:left="240"/>
         <w:rPr>
@@ -8649,6 +10342,7 @@
     </w:p>
     <w:p>
       <w:pPr>
+        <w:keepNext/>
         <w:spacing w:after="40"/>
         <w:ind w:left="240"/>
         <w:rPr>
@@ -8692,6 +10386,7 @@
     </w:p>
     <w:p>
       <w:pPr>
+        <w:keepNext/>
         <w:spacing w:after="40"/>
         <w:ind w:left="240"/>
         <w:rPr>
@@ -8735,6 +10430,7 @@
     </w:p>
     <w:p>
       <w:pPr>
+        <w:keepNext/>
         <w:spacing w:after="40"/>
         <w:ind w:left="240"/>
         <w:rPr>
@@ -8778,6 +10474,7 @@
     </w:p>
     <w:p>
       <w:pPr>
+        <w:keepNext/>
         <w:spacing w:after="40"/>
         <w:ind w:left="240"/>
         <w:rPr>
@@ -8821,6 +10518,7 @@
     </w:p>
     <w:p>
       <w:pPr>
+        <w:keepNext/>
         <w:spacing w:after="40"/>
         <w:ind w:left="240"/>
         <w:rPr>
@@ -8864,6 +10562,7 @@
     </w:p>
     <w:p>
       <w:pPr>
+        <w:keepNext/>
         <w:spacing w:after="40"/>
         <w:ind w:left="240"/>
         <w:rPr>
@@ -8907,6 +10606,7 @@
     </w:p>
     <w:p>
       <w:pPr>
+        <w:keepNext/>
         <w:spacing w:after="40"/>
         <w:ind w:left="240"/>
         <w:rPr>
@@ -8990,6 +10690,7 @@
     </w:p>
     <w:p>
       <w:pPr>
+        <w:keepNext/>
         <w:spacing w:after="40"/>
         <w:ind w:left="240"/>
         <w:rPr>
@@ -9033,6 +10734,7 @@
     </w:p>
     <w:p>
       <w:pPr>
+        <w:keepNext/>
         <w:spacing w:after="40"/>
         <w:ind w:left="240"/>
         <w:rPr>
@@ -9076,6 +10778,7 @@
     </w:p>
     <w:p>
       <w:pPr>
+        <w:keepNext/>
         <w:spacing w:after="40"/>
         <w:ind w:left="240"/>
         <w:rPr>
@@ -9119,6 +10822,7 @@
     </w:p>
     <w:p>
       <w:pPr>
+        <w:keepNext/>
         <w:spacing w:after="40"/>
         <w:ind w:left="240"/>
         <w:rPr>

--- a/DashRite-Live-Links-Directory.docx
+++ b/DashRite-Live-Links-Directory.docx
@@ -11312,6 +11312,883 @@
           <w:sz w:val="18"/>
         </w:rPr>
         <w:t>DashRite Advisory LLC · Built RITE!</w:t>
+      </w:r>
+    </w:p>
+    <w:p>
+      <w:r>
+        <w:br w:type="page"/>
+      </w:r>
+    </w:p>
+    <w:p>
+      <w:pPr>
+        <w:keepNext/>
+        <w:keepLines/>
+        <w:spacing w:before="0" w:after="60" w:line="276" w:lineRule="auto"/>
+      </w:pPr>
+      <w:r>
+        <w:rPr>
+          <w:rFonts w:ascii="Calibri" w:hAnsi="Calibri"/>
+          <w:b/>
+          <w:color w:val="1F3A93"/>
+          <w:sz w:val="32"/>
+        </w:rPr>
+        <w:t xml:space="preserve">Live Links Directory — update through 25 September 2026</w:t>
+      </w:r>
+    </w:p>
+    <w:p>
+      <w:pPr>
+        <w:keepLines/>
+        <w:spacing w:before="0" w:after="160" w:line="276" w:lineRule="auto"/>
+      </w:pPr>
+      <w:r>
+        <w:rPr>
+          <w:rFonts w:ascii="Calibri" w:hAnsi="Calibri"/>
+          <w:i/>
+          <w:color w:val="5A6178"/>
+          <w:sz w:val="22"/>
+        </w:rPr>
+        <w:t xml:space="preserve">This section brings the document current. Everything above it stands; this records what has changed across Dash and DashRite Advisory since it was last written.</w:t>
+      </w:r>
+    </w:p>
+    <w:p>
+      <w:pPr>
+        <w:keepNext/>
+        <w:keepLines/>
+        <w:spacing w:before="160" w:after="60" w:line="276" w:lineRule="auto"/>
+      </w:pPr>
+      <w:r>
+        <w:rPr>
+          <w:rFonts w:ascii="Calibri" w:hAnsi="Calibri"/>
+          <w:b/>
+          <w:color w:val="C81E3C"/>
+          <w:sz w:val="25"/>
+        </w:rPr>
+        <w:t xml:space="preserve">Directory status</w:t>
+      </w:r>
+    </w:p>
+    <w:p>
+      <w:pPr>
+        <w:keepLines/>
+        <w:ind w:left="360" w:hanging="240"/>
+        <w:spacing w:after="70"/>
+      </w:pPr>
+      <w:r>
+        <w:rPr>
+          <w:rFonts w:ascii="Calibri" w:hAnsi="Calibri"/>
+          <w:color w:val="1F3A93"/>
+          <w:sz w:val="22"/>
+        </w:rPr>
+        <w:t xml:space="preserve">• </w:t>
+      </w:r>
+      <w:r>
+        <w:rPr>
+          <w:rFonts w:ascii="Calibri" w:hAnsi="Calibri"/>
+          <w:color w:val="1F2433"/>
+          <w:sz w:val="22"/>
+        </w:rPr>
+        <w:t xml:space="preserve">21 public pages in four groups: Main sites, Dash apps, The Founders, and Tools and documents.</w:t>
+      </w:r>
+    </w:p>
+    <w:p>
+      <w:pPr>
+        <w:keepLines/>
+        <w:ind w:left="360" w:hanging="240"/>
+        <w:spacing w:after="70"/>
+      </w:pPr>
+      <w:r>
+        <w:rPr>
+          <w:rFonts w:ascii="Calibri" w:hAnsi="Calibri"/>
+          <w:color w:val="1F3A93"/>
+          <w:sz w:val="22"/>
+        </w:rPr>
+        <w:t xml:space="preserve">• </w:t>
+      </w:r>
+      <w:r>
+        <w:rPr>
+          <w:rFonts w:ascii="Calibri" w:hAnsi="Calibri"/>
+          <w:color w:val="1F2433"/>
+          <w:sz w:val="22"/>
+        </w:rPr>
+        <w:t xml:space="preserve">Link check on 441 addresses: 437 reachable. mytax.dc.gov and spirit.com block automated checks, and Detwiler's and Kellstrom are flagged in HOT Leads.</w:t>
+      </w:r>
+    </w:p>
+    <w:p>
+      <w:pPr>
+        <w:keepLines/>
+        <w:ind w:left="360" w:hanging="240"/>
+        <w:spacing w:after="70"/>
+      </w:pPr>
+      <w:r>
+        <w:rPr>
+          <w:rFonts w:ascii="Calibri" w:hAnsi="Calibri"/>
+          <w:color w:val="1F3A93"/>
+          <w:sz w:val="22"/>
+        </w:rPr>
+        <w:t xml:space="preserve">• </w:t>
+      </w:r>
+      <w:r>
+        <w:rPr>
+          <w:rFonts w:ascii="Calibri" w:hAnsi="Calibri"/>
+          <w:color w:val="1F2433"/>
+          <w:sz w:val="22"/>
+        </w:rPr>
+        <w:t xml:space="preserve">The directory is live on dash-app- as a download and listed inside Dash Live Links.</w:t>
+      </w:r>
+    </w:p>
+    <w:p>
+      <w:pPr>
+        <w:keepNext/>
+        <w:keepLines/>
+        <w:spacing w:before="160" w:after="60" w:line="276" w:lineRule="auto"/>
+      </w:pPr>
+      <w:r>
+        <w:rPr>
+          <w:rFonts w:ascii="Calibri" w:hAnsi="Calibri"/>
+          <w:b/>
+          <w:color w:val="C81E3C"/>
+          <w:sz w:val="25"/>
+        </w:rPr>
+        <w:t xml:space="preserve">Where Dash stands</w:t>
+      </w:r>
+    </w:p>
+    <w:p>
+      <w:pPr>
+        <w:keepLines/>
+        <w:ind w:left="360" w:hanging="240"/>
+        <w:spacing w:after="70"/>
+      </w:pPr>
+      <w:r>
+        <w:rPr>
+          <w:rFonts w:ascii="Calibri" w:hAnsi="Calibri"/>
+          <w:color w:val="1F3A93"/>
+          <w:sz w:val="22"/>
+        </w:rPr>
+        <w:t xml:space="preserve">• </w:t>
+      </w:r>
+      <w:r>
+        <w:rPr>
+          <w:rFonts w:ascii="Calibri" w:hAnsi="Calibri"/>
+          <w:color w:val="1F2433"/>
+          <w:sz w:val="22"/>
+        </w:rPr>
+        <w:t xml:space="preserve">Live build a45a2526 (8,241,110 bytes) on the dash-app- branch, 12 launchers, 180 nav screens, 419 screens crawled with 0 errors and 0 NaN.</w:t>
+      </w:r>
+    </w:p>
+    <w:p>
+      <w:pPr>
+        <w:keepLines/>
+        <w:ind w:left="360" w:hanging="240"/>
+        <w:spacing w:after="70"/>
+      </w:pPr>
+      <w:r>
+        <w:rPr>
+          <w:rFonts w:ascii="Calibri" w:hAnsi="Calibri"/>
+          <w:color w:val="1F3A93"/>
+          <w:sz w:val="22"/>
+        </w:rPr>
+        <w:t xml:space="preserve">• </w:t>
+      </w:r>
+      <w:r>
+        <w:rPr>
+          <w:rFonts w:ascii="Calibri" w:hAnsi="Calibri"/>
+          <w:color w:val="1F2433"/>
+          <w:sz w:val="22"/>
+        </w:rPr>
+        <w:t xml:space="preserve">The trial balance ties at $5,870.70 on both sides. Cash $3,000.00, the AMEX ••2002 card payable $1,336.62, net income $129.30 on $3,000.00 of revenue.</w:t>
+      </w:r>
+    </w:p>
+    <w:p>
+      <w:pPr>
+        <w:keepLines/>
+        <w:ind w:left="360" w:hanging="240"/>
+        <w:spacing w:after="70"/>
+      </w:pPr>
+      <w:r>
+        <w:rPr>
+          <w:rFonts w:ascii="Calibri" w:hAnsi="Calibri"/>
+          <w:color w:val="1F3A93"/>
+          <w:sz w:val="22"/>
+        </w:rPr>
+        <w:t xml:space="preserve">• </w:t>
+      </w:r>
+      <w:r>
+        <w:rPr>
+          <w:rFonts w:ascii="Calibri" w:hAnsi="Calibri"/>
+          <w:color w:val="1F2433"/>
+          <w:sz w:val="22"/>
+        </w:rPr>
+        <w:t xml:space="preserve">One edition only: the RITE Edition, with every screen, app and lens included. A trust line on every hub landing shows the TB tie and the date.</w:t>
+      </w:r>
+    </w:p>
+    <w:p>
+      <w:pPr>
+        <w:keepNext/>
+        <w:keepLines/>
+        <w:spacing w:before="160" w:after="60" w:line="276" w:lineRule="auto"/>
+      </w:pPr>
+      <w:r>
+        <w:rPr>
+          <w:rFonts w:ascii="Calibri" w:hAnsi="Calibri"/>
+          <w:b/>
+          <w:color w:val="C81E3C"/>
+          <w:sz w:val="25"/>
+        </w:rPr>
+        <w:t xml:space="preserve">Professional workspaces</w:t>
+      </w:r>
+    </w:p>
+    <w:p>
+      <w:pPr>
+        <w:keepLines/>
+        <w:ind w:left="360" w:hanging="240"/>
+        <w:spacing w:after="70"/>
+      </w:pPr>
+      <w:r>
+        <w:rPr>
+          <w:rFonts w:ascii="Calibri" w:hAnsi="Calibri"/>
+          <w:color w:val="1F3A93"/>
+          <w:sz w:val="22"/>
+        </w:rPr>
+        <w:t xml:space="preserve">• </w:t>
+      </w:r>
+      <w:r>
+        <w:rPr>
+          <w:rFonts w:ascii="Calibri" w:hAnsi="Calibri"/>
+          <w:color w:val="1F2433"/>
+          <w:sz w:val="22"/>
+        </w:rPr>
+        <w:t xml:space="preserve">Bookkeeper workspace: daily work queue, bank rules that learn from past coding, anomaly sense, reconciliation workbench, close timer and predictor, accrual helper and a 30-day cash warning with P10, P50 and P90 bands.</w:t>
+      </w:r>
+    </w:p>
+    <w:p>
+      <w:pPr>
+        <w:keepLines/>
+        <w:ind w:left="360" w:hanging="240"/>
+        <w:spacing w:after="70"/>
+      </w:pPr>
+      <w:r>
+        <w:rPr>
+          <w:rFonts w:ascii="Calibri" w:hAnsi="Calibri"/>
+          <w:color w:val="1F3A93"/>
+          <w:sz w:val="22"/>
+        </w:rPr>
+        <w:t xml:space="preserve">• </w:t>
+      </w:r>
+      <w:r>
+        <w:rPr>
+          <w:rFonts w:ascii="Calibri" w:hAnsi="Calibri"/>
+          <w:color w:val="1F2433"/>
+          <w:sz w:val="22"/>
+        </w:rPr>
+        <w:t xml:space="preserve">Auditor workspace: evidence binder, seal-chain verifier, materiality, sampling, exceptions register, analytical review, segregation of duties and an audit-ready score.</w:t>
+      </w:r>
+    </w:p>
+    <w:p>
+      <w:pPr>
+        <w:keepLines/>
+        <w:ind w:left="360" w:hanging="240"/>
+        <w:spacing w:after="70"/>
+      </w:pPr>
+      <w:r>
+        <w:rPr>
+          <w:rFonts w:ascii="Calibri" w:hAnsi="Calibri"/>
+          <w:color w:val="1F3A93"/>
+          <w:sz w:val="22"/>
+        </w:rPr>
+        <w:t xml:space="preserve">• </w:t>
+      </w:r>
+      <w:r>
+        <w:rPr>
+          <w:rFonts w:ascii="Calibri" w:hAnsi="Calibri"/>
+          <w:color w:val="1F2433"/>
+          <w:sz w:val="22"/>
+        </w:rPr>
+        <w:t xml:space="preserve">CPA workspace: tax-position tracker, year-end projection, entity planner, deduction checklist, adjusting-entries inbox with sealed approvals, CPA questions log, tax calendar and the year-end tax package.</w:t>
+      </w:r>
+    </w:p>
+    <w:p>
+      <w:pPr>
+        <w:keepLines/>
+        <w:ind w:left="360" w:hanging="240"/>
+        <w:spacing w:after="70"/>
+      </w:pPr>
+      <w:r>
+        <w:rPr>
+          <w:rFonts w:ascii="Calibri" w:hAnsi="Calibri"/>
+          <w:color w:val="1F3A93"/>
+          <w:sz w:val="22"/>
+        </w:rPr>
+        <w:t xml:space="preserve">• </w:t>
+      </w:r>
+      <w:r>
+        <w:rPr>
+          <w:rFonts w:ascii="Calibri" w:hAnsi="Calibri"/>
+          <w:color w:val="1F2433"/>
+          <w:sz w:val="22"/>
+        </w:rPr>
+        <w:t xml:space="preserve">Professional layer: the Books health dial (close readiness 70%, audit-ready 55%, tax coverage 25%, index 50%), sign-offs, a PBC list, the Books copilot and cross-role hand-offs.</w:t>
+      </w:r>
+    </w:p>
+    <w:p>
+      <w:pPr>
+        <w:keepNext/>
+        <w:keepLines/>
+        <w:spacing w:before="160" w:after="60" w:line="276" w:lineRule="auto"/>
+      </w:pPr>
+      <w:r>
+        <w:rPr>
+          <w:rFonts w:ascii="Calibri" w:hAnsi="Calibri"/>
+          <w:b/>
+          <w:color w:val="C81E3C"/>
+          <w:sz w:val="25"/>
+        </w:rPr>
+        <w:t xml:space="preserve">Cockpits and operating rhythm</w:t>
+      </w:r>
+    </w:p>
+    <w:p>
+      <w:pPr>
+        <w:keepLines/>
+        <w:ind w:left="360" w:hanging="240"/>
+        <w:spacing w:after="70"/>
+      </w:pPr>
+      <w:r>
+        <w:rPr>
+          <w:rFonts w:ascii="Calibri" w:hAnsi="Calibri"/>
+          <w:color w:val="1F3A93"/>
+          <w:sz w:val="22"/>
+        </w:rPr>
+        <w:t xml:space="preserve">• </w:t>
+      </w:r>
+      <w:r>
+        <w:rPr>
+          <w:rFonts w:ascii="Calibri" w:hAnsi="Calibri"/>
+          <w:color w:val="1F2433"/>
+          <w:sz w:val="22"/>
+        </w:rPr>
+        <w:t xml:space="preserve">Closing cockpit: checklist, TB tie, seal chain, lock date and linked charts, with the real Lock the month.</w:t>
+      </w:r>
+    </w:p>
+    <w:p>
+      <w:pPr>
+        <w:keepLines/>
+        <w:ind w:left="360" w:hanging="240"/>
+        <w:spacing w:after="70"/>
+      </w:pPr>
+      <w:r>
+        <w:rPr>
+          <w:rFonts w:ascii="Calibri" w:hAnsi="Calibri"/>
+          <w:color w:val="1F3A93"/>
+          <w:sz w:val="22"/>
+        </w:rPr>
+        <w:t xml:space="preserve">• </w:t>
+      </w:r>
+      <w:r>
+        <w:rPr>
+          <w:rFonts w:ascii="Calibri" w:hAnsi="Calibri"/>
+          <w:color w:val="1F2433"/>
+          <w:sz w:val="22"/>
+        </w:rPr>
+        <w:t xml:space="preserve">Cash-to-decision cockpit: cash, runway, receivables and weighted pipeline lead to one decision, with scenario sliders and "what would have to be true".</w:t>
+      </w:r>
+    </w:p>
+    <w:p>
+      <w:pPr>
+        <w:keepLines/>
+        <w:ind w:left="360" w:hanging="240"/>
+        <w:spacing w:after="70"/>
+      </w:pPr>
+      <w:r>
+        <w:rPr>
+          <w:rFonts w:ascii="Calibri" w:hAnsi="Calibri"/>
+          <w:color w:val="1F3A93"/>
+          <w:sz w:val="22"/>
+        </w:rPr>
+        <w:t xml:space="preserve">• </w:t>
+      </w:r>
+      <w:r>
+        <w:rPr>
+          <w:rFonts w:ascii="Calibri" w:hAnsi="Calibri"/>
+          <w:color w:val="1F2433"/>
+          <w:sz w:val="22"/>
+        </w:rPr>
+        <w:t xml:space="preserve">Weekly review: the seven blocks, lens deltas, the decision log, commitments, kill criteria, the pre-mortem and delete one thing.</w:t>
+      </w:r>
+    </w:p>
+    <w:p>
+      <w:pPr>
+        <w:keepLines/>
+        <w:ind w:left="360" w:hanging="240"/>
+        <w:spacing w:after="70"/>
+      </w:pPr>
+      <w:r>
+        <w:rPr>
+          <w:rFonts w:ascii="Calibri" w:hAnsi="Calibri"/>
+          <w:color w:val="1F3A93"/>
+          <w:sz w:val="22"/>
+        </w:rPr>
+        <w:t xml:space="preserve">• </w:t>
+      </w:r>
+      <w:r>
+        <w:rPr>
+          <w:rFonts w:ascii="Calibri" w:hAnsi="Calibri"/>
+          <w:color w:val="1F2433"/>
+          <w:sz w:val="22"/>
+        </w:rPr>
+        <w:t xml:space="preserve">KPI scorecard: 33 KPIs across four perspectives, matched to the CEO KPI Scorecard, with five to watch.</w:t>
+      </w:r>
+    </w:p>
+    <w:p>
+      <w:pPr>
+        <w:keepLines/>
+        <w:ind w:left="360" w:hanging="240"/>
+        <w:spacing w:after="70"/>
+      </w:pPr>
+      <w:r>
+        <w:rPr>
+          <w:rFonts w:ascii="Calibri" w:hAnsi="Calibri"/>
+          <w:color w:val="1F3A93"/>
+          <w:sz w:val="22"/>
+        </w:rPr>
+        <w:t xml:space="preserve">• </w:t>
+      </w:r>
+      <w:r>
+        <w:rPr>
+          <w:rFonts w:ascii="Calibri" w:hAnsi="Calibri"/>
+          <w:color w:val="1F2433"/>
+          <w:sz w:val="22"/>
+        </w:rPr>
+        <w:t xml:space="preserve">Meeting rhythm: seven meetings plus a weekly lens review, each with purpose, agenda, output, prep pack and "Log a decision".</w:t>
+      </w:r>
+    </w:p>
+    <w:p>
+      <w:pPr>
+        <w:keepNext/>
+        <w:keepLines/>
+        <w:spacing w:before="160" w:after="60" w:line="276" w:lineRule="auto"/>
+      </w:pPr>
+      <w:r>
+        <w:rPr>
+          <w:rFonts w:ascii="Calibri" w:hAnsi="Calibri"/>
+          <w:b/>
+          <w:color w:val="C81E3C"/>
+          <w:sz w:val="25"/>
+        </w:rPr>
+        <w:t xml:space="preserve">The Founders, now thirteen lenses</w:t>
+      </w:r>
+    </w:p>
+    <w:p>
+      <w:pPr>
+        <w:keepLines/>
+        <w:ind w:left="360" w:hanging="240"/>
+        <w:spacing w:after="70"/>
+      </w:pPr>
+      <w:r>
+        <w:rPr>
+          <w:rFonts w:ascii="Calibri" w:hAnsi="Calibri"/>
+          <w:color w:val="1F3A93"/>
+          <w:sz w:val="22"/>
+        </w:rPr>
+        <w:t xml:space="preserve">• </w:t>
+      </w:r>
+      <w:r>
+        <w:rPr>
+          <w:rFonts w:ascii="Calibri" w:hAnsi="Calibri"/>
+          <w:color w:val="1F2433"/>
+          <w:sz w:val="22"/>
+        </w:rPr>
+        <w:t xml:space="preserve">Four new lenses: People, process, product; Sell and protect; Sales cures all; Cash scoreboard. Each carries the full Part D standard.</w:t>
+      </w:r>
+    </w:p>
+    <w:p>
+      <w:pPr>
+        <w:keepLines/>
+        <w:ind w:left="360" w:hanging="240"/>
+        <w:spacing w:after="70"/>
+      </w:pPr>
+      <w:r>
+        <w:rPr>
+          <w:rFonts w:ascii="Calibri" w:hAnsi="Calibri"/>
+          <w:color w:val="1F3A93"/>
+          <w:sz w:val="22"/>
+        </w:rPr>
+        <w:t xml:space="preserve">• </w:t>
+      </w:r>
+      <w:r>
+        <w:rPr>
+          <w:rFonts w:ascii="Calibri" w:hAnsi="Calibri"/>
+          <w:color w:val="1F2433"/>
+          <w:sz w:val="22"/>
+        </w:rPr>
+        <w:t xml:space="preserve">Leverage is the geometric mean of floored factors: 30% today. The binding constraint is Platform leverage, proven by one connector live of 42 and no recurring revenue.</w:t>
+      </w:r>
+    </w:p>
+    <w:p>
+      <w:pPr>
+        <w:keepLines/>
+        <w:ind w:left="360" w:hanging="240"/>
+        <w:spacing w:after="70"/>
+      </w:pPr>
+      <w:r>
+        <w:rPr>
+          <w:rFonts w:ascii="Calibri" w:hAnsi="Calibri"/>
+          <w:color w:val="1F3A93"/>
+          <w:sz w:val="22"/>
+        </w:rPr>
+        <w:t xml:space="preserve">• </w:t>
+      </w:r>
+      <w:r>
+        <w:rPr>
+          <w:rFonts w:ascii="Calibri" w:hAnsi="Calibri"/>
+          <w:color w:val="1F2433"/>
+          <w:sz w:val="22"/>
+        </w:rPr>
+        <w:t xml:space="preserve">Calibration engine: every logged decision records a prediction for each lens, scored a week later, and the verdict weights each lens by its track record.</w:t>
+      </w:r>
+    </w:p>
+    <w:p>
+      <w:pPr>
+        <w:keepLines/>
+        <w:ind w:left="360" w:hanging="240"/>
+        <w:spacing w:after="70"/>
+      </w:pPr>
+      <w:r>
+        <w:rPr>
+          <w:rFonts w:ascii="Calibri" w:hAnsi="Calibri"/>
+          <w:color w:val="1F3A93"/>
+          <w:sz w:val="22"/>
+        </w:rPr>
+        <w:t xml:space="preserve">• </w:t>
+      </w:r>
+      <w:r>
+        <w:rPr>
+          <w:rFonts w:ascii="Calibri" w:hAnsi="Calibri"/>
+          <w:color w:val="1F2433"/>
+          <w:sz w:val="22"/>
+        </w:rPr>
+        <w:t xml:space="preserve">Every lens has seven live sources, its own confidence band, two leading indicators, a specific counter-case and routed flags from the Books workspaces.</w:t>
+      </w:r>
+    </w:p>
+    <w:p>
+      <w:pPr>
+        <w:keepLines/>
+        <w:ind w:left="360" w:hanging="240"/>
+        <w:spacing w:after="70"/>
+      </w:pPr>
+      <w:r>
+        <w:rPr>
+          <w:rFonts w:ascii="Calibri" w:hAnsi="Calibri"/>
+          <w:color w:val="1F3A93"/>
+          <w:sz w:val="22"/>
+        </w:rPr>
+        <w:t xml:space="preserve">• </w:t>
+      </w:r>
+      <w:r>
+        <w:rPr>
+          <w:rFonts w:ascii="Calibri" w:hAnsi="Calibri"/>
+          <w:color w:val="1F2433"/>
+          <w:sz w:val="22"/>
+        </w:rPr>
+        <w:t xml:space="preserve">The council holds the debate, the trust-weighted tension map, the simulator with a two-move scenario tree and the skills radar (3.79 of 5, up from 2.88).</w:t>
+      </w:r>
+    </w:p>
+    <w:p>
+      <w:pPr>
+        <w:keepLines/>
+        <w:ind w:left="360" w:hanging="240"/>
+        <w:spacing w:after="70"/>
+      </w:pPr>
+      <w:r>
+        <w:rPr>
+          <w:rFonts w:ascii="Calibri" w:hAnsi="Calibri"/>
+          <w:color w:val="1F3A93"/>
+          <w:sz w:val="22"/>
+        </w:rPr>
+        <w:t xml:space="preserve">• </w:t>
+      </w:r>
+      <w:r>
+        <w:rPr>
+          <w:rFonts w:ascii="Calibri" w:hAnsi="Calibri"/>
+          <w:color w:val="1F2433"/>
+          <w:sz w:val="22"/>
+        </w:rPr>
+        <w:t xml:space="preserve">The Founders standalone opens on the verdict, the calibration leaderboard, both radars, the unlock waterfall and the 13 lens tiles, with a Weekly lens review tab and a 12-slide Present deck.</w:t>
+      </w:r>
+    </w:p>
+    <w:p>
+      <w:pPr>
+        <w:keepNext/>
+        <w:keepLines/>
+        <w:spacing w:before="160" w:after="60" w:line="276" w:lineRule="auto"/>
+      </w:pPr>
+      <w:r>
+        <w:rPr>
+          <w:rFonts w:ascii="Calibri" w:hAnsi="Calibri"/>
+          <w:b/>
+          <w:color w:val="C81E3C"/>
+          <w:sz w:val="25"/>
+        </w:rPr>
+        <w:t xml:space="preserve">Money, outreach and delivery</w:t>
+      </w:r>
+    </w:p>
+    <w:p>
+      <w:pPr>
+        <w:keepLines/>
+        <w:ind w:left="360" w:hanging="240"/>
+        <w:spacing w:after="70"/>
+      </w:pPr>
+      <w:r>
+        <w:rPr>
+          <w:rFonts w:ascii="Calibri" w:hAnsi="Calibri"/>
+          <w:color w:val="1F3A93"/>
+          <w:sz w:val="22"/>
+        </w:rPr>
+        <w:t xml:space="preserve">• </w:t>
+      </w:r>
+      <w:r>
+        <w:rPr>
+          <w:rFonts w:ascii="Calibri" w:hAnsi="Calibri"/>
+          <w:color w:val="1F2433"/>
+          <w:sz w:val="22"/>
+        </w:rPr>
+        <w:t xml:space="preserve">Outreach cadence toward 50 touches a week, next best action per lead, a tax set-aside sweep and cash scenario sliders.</w:t>
+      </w:r>
+    </w:p>
+    <w:p>
+      <w:pPr>
+        <w:keepLines/>
+        <w:ind w:left="360" w:hanging="240"/>
+        <w:spacing w:after="70"/>
+      </w:pPr>
+      <w:r>
+        <w:rPr>
+          <w:rFonts w:ascii="Calibri" w:hAnsi="Calibri"/>
+          <w:color w:val="1F3A93"/>
+          <w:sz w:val="22"/>
+        </w:rPr>
+        <w:t xml:space="preserve">• </w:t>
+      </w:r>
+      <w:r>
+        <w:rPr>
+          <w:rFonts w:ascii="Calibri" w:hAnsi="Calibri"/>
+          <w:color w:val="1F2433"/>
+          <w:sz w:val="22"/>
+        </w:rPr>
+        <w:t xml:space="preserve">Card payoff planner, quarterly estimates, safe to draw, close readiness, receipt match, budget against actual with reasons, the 1099 vendor watch and a cash or accrual toggle.</w:t>
+      </w:r>
+    </w:p>
+    <w:p>
+      <w:pPr>
+        <w:keepLines/>
+        <w:ind w:left="360" w:hanging="240"/>
+        <w:spacing w:after="70"/>
+      </w:pPr>
+      <w:r>
+        <w:rPr>
+          <w:rFonts w:ascii="Calibri" w:hAnsi="Calibri"/>
+          <w:color w:val="1F3A93"/>
+          <w:sz w:val="22"/>
+        </w:rPr>
+        <w:t xml:space="preserve">• </w:t>
+      </w:r>
+      <w:r>
+        <w:rPr>
+          <w:rFonts w:ascii="Calibri" w:hAnsi="Calibri"/>
+          <w:color w:val="1F2433"/>
+          <w:sz w:val="22"/>
+        </w:rPr>
+        <w:t xml:space="preserve">Scope-creep detector, client value receipt, owner capacity signal and unit economics across all 23 service families.</w:t>
+      </w:r>
+    </w:p>
+    <w:p>
+      <w:pPr>
+        <w:keepNext/>
+        <w:keepLines/>
+        <w:spacing w:before="160" w:after="60" w:line="276" w:lineRule="auto"/>
+      </w:pPr>
+      <w:r>
+        <w:rPr>
+          <w:rFonts w:ascii="Calibri" w:hAnsi="Calibri"/>
+          <w:b/>
+          <w:color w:val="C81E3C"/>
+          <w:sz w:val="25"/>
+        </w:rPr>
+        <w:t xml:space="preserve">Links, documents and records</w:t>
+      </w:r>
+    </w:p>
+    <w:p>
+      <w:pPr>
+        <w:keepLines/>
+        <w:ind w:left="360" w:hanging="240"/>
+        <w:spacing w:after="70"/>
+      </w:pPr>
+      <w:r>
+        <w:rPr>
+          <w:rFonts w:ascii="Calibri" w:hAnsi="Calibri"/>
+          <w:color w:val="1F3A93"/>
+          <w:sz w:val="22"/>
+        </w:rPr>
+        <w:t xml:space="preserve">• </w:t>
+      </w:r>
+      <w:r>
+        <w:rPr>
+          <w:rFonts w:ascii="Calibri" w:hAnsi="Calibri"/>
+          <w:color w:val="1F2433"/>
+          <w:sz w:val="22"/>
+        </w:rPr>
+        <w:t xml:space="preserve">Dash Live Links is the 12th app, listing 21 public pages. Link check: 437 of 441 reachable, and the four exceptions are known.</w:t>
+      </w:r>
+    </w:p>
+    <w:p>
+      <w:pPr>
+        <w:keepLines/>
+        <w:ind w:left="360" w:hanging="240"/>
+        <w:spacing w:after="70"/>
+      </w:pPr>
+      <w:r>
+        <w:rPr>
+          <w:rFonts w:ascii="Calibri" w:hAnsi="Calibri"/>
+          <w:color w:val="1F3A93"/>
+          <w:sz w:val="22"/>
+        </w:rPr>
+        <w:t xml:space="preserve">• </w:t>
+      </w:r>
+      <w:r>
+        <w:rPr>
+          <w:rFonts w:ascii="Calibri" w:hAnsi="Calibri"/>
+          <w:color w:val="1F2433"/>
+          <w:sz w:val="22"/>
+        </w:rPr>
+        <w:t xml:space="preserve">New documents: About Tim bios, The Founders, and Frameworks for Better Decisions. The Live Links Directory was corrected and uploaded.</w:t>
+      </w:r>
+    </w:p>
+    <w:p>
+      <w:pPr>
+        <w:keepLines/>
+        <w:ind w:left="360" w:hanging="240"/>
+        <w:spacing w:after="70"/>
+      </w:pPr>
+      <w:r>
+        <w:rPr>
+          <w:rFonts w:ascii="Calibri" w:hAnsi="Calibri"/>
+          <w:color w:val="1F3A93"/>
+          <w:sz w:val="22"/>
+        </w:rPr>
+        <w:t xml:space="preserve">• </w:t>
+      </w:r>
+      <w:r>
+        <w:rPr>
+          <w:rFonts w:ascii="Calibri" w:hAnsi="Calibri"/>
+          <w:color w:val="1F2433"/>
+          <w:sz w:val="22"/>
+        </w:rPr>
+        <w:t xml:space="preserve">Still open: the Broward County receipt ($78, due 30 Sep), the Sunbiz annual report ($138), the AMEX payment once made, the vehicle appraisal and payoff, the QuickBooks live connector (waits on the backend) and the four decision methods brief.</w:t>
+      </w:r>
+    </w:p>
+    <w:p>
+      <w:pPr>
+        <w:keepNext/>
+        <w:keepLines/>
+        <w:spacing w:before="160" w:after="60" w:line="276" w:lineRule="auto"/>
+      </w:pPr>
+      <w:r>
+        <w:rPr>
+          <w:rFonts w:ascii="Calibri" w:hAnsi="Calibri"/>
+          <w:b/>
+          <w:color w:val="C81E3C"/>
+          <w:sz w:val="25"/>
+        </w:rPr>
+        <w:t xml:space="preserve">The Founders' read</w:t>
+      </w:r>
+    </w:p>
+    <w:p>
+      <w:pPr>
+        <w:keepLines/>
+        <w:spacing w:after="90" w:line="276" w:lineRule="auto"/>
+      </w:pPr>
+      <w:r>
+        <w:rPr>
+          <w:rFonts w:ascii="Calibri" w:hAnsi="Calibri"/>
+          <w:b/>
+          <w:color w:val="C81E3C"/>
+          <w:sz w:val="22"/>
+        </w:rPr>
+        <w:t xml:space="preserve">View  </w:t>
+      </w:r>
+      <w:r>
+        <w:rPr>
+          <w:rFonts w:ascii="Calibri" w:hAnsi="Calibri"/>
+          <w:color w:val="1F2433"/>
+          <w:sz w:val="22"/>
+        </w:rPr>
+        <w:t xml:space="preserve">Dash has moved from recording the business to reasoning about it, and every figure still ties to the books.</w:t>
+      </w:r>
+    </w:p>
+    <w:p>
+      <w:pPr>
+        <w:keepLines/>
+        <w:spacing w:after="90" w:line="276" w:lineRule="auto"/>
+      </w:pPr>
+      <w:r>
+        <w:rPr>
+          <w:rFonts w:ascii="Calibri" w:hAnsi="Calibri"/>
+          <w:b/>
+          <w:color w:val="C81E3C"/>
+          <w:sz w:val="22"/>
+        </w:rPr>
+        <w:t xml:space="preserve">Direction  </w:t>
+      </w:r>
+      <w:r>
+        <w:rPr>
+          <w:rFonts w:ascii="Calibri" w:hAnsi="Calibri"/>
+          <w:color w:val="1F2433"/>
+          <w:sz w:val="22"/>
+        </w:rPr>
+        <w:t xml:space="preserve">Use the rhythm: log one decision a week so the calibration engine has something to learn from.</w:t>
+      </w:r>
+    </w:p>
+    <w:p>
+      <w:pPr>
+        <w:keepLines/>
+        <w:spacing w:after="90" w:line="276" w:lineRule="auto"/>
+      </w:pPr>
+      <w:r>
+        <w:rPr>
+          <w:rFonts w:ascii="Calibri" w:hAnsi="Calibri"/>
+          <w:b/>
+          <w:color w:val="C81E3C"/>
+          <w:sz w:val="22"/>
+        </w:rPr>
+        <w:t xml:space="preserve">Task effectiveness  </w:t>
+      </w:r>
+      <w:r>
+        <w:rPr>
+          <w:rFonts w:ascii="Calibri" w:hAnsi="Calibri"/>
+          <w:color w:val="1F2433"/>
+          <w:sz w:val="22"/>
+        </w:rPr>
+        <w:t xml:space="preserve">High trust for low risk. Every new screen reads live data, writes only through the dialog and posts nothing without approval.</w:t>
+      </w:r>
+    </w:p>
+    <w:p>
+      <w:pPr>
+        <w:keepLines/>
+        <w:spacing w:after="90" w:line="276" w:lineRule="auto"/>
+      </w:pPr>
+      <w:r>
+        <w:rPr>
+          <w:rFonts w:ascii="Calibri" w:hAnsi="Calibri"/>
+          <w:b/>
+          <w:color w:val="C81E3C"/>
+          <w:sz w:val="22"/>
+        </w:rPr>
+        <w:t xml:space="preserve">Insight  </w:t>
+      </w:r>
+      <w:r>
+        <w:rPr>
+          <w:rFonts w:ascii="Calibri" w:hAnsi="Calibri"/>
+          <w:color w:val="1F2433"/>
+          <w:sz w:val="22"/>
+        </w:rPr>
+        <w:t xml:space="preserve">The constraint is proven, not guessed: land client two and build one recurring offer.</w:t>
       </w:r>
     </w:p>
     <w:sectPr>

--- a/DashRite-Live-Links-Directory.docx
+++ b/DashRite-Live-Links-Directory.docx
@@ -1172,28 +1172,28 @@
           <w:szCs w:val="20"/>
         </w:rPr>
         <w:lastRenderedPageBreak/>
-        <w:t xml:space="preserve">The Founders (2)</w:t>
-      </w:r>
-    </w:p>
-    <w:p>
-      <w:pPr>
-        <w:keepNext/>
-        <w:spacing w:after="40"/>
-        <w:ind w:left="240"/>
-        <w:rPr>
-          <w:rFonts w:ascii="Calibri" w:hAnsi="Calibri" w:cs="Calibri"/>
-          <w:sz w:val="20"/>
-          <w:szCs w:val="20"/>
-        </w:rPr>
-      </w:pPr>
-      <w:r>
-        <w:rPr>
-          <w:rFonts w:ascii="Calibri" w:hAnsi="Calibri" w:cs="Calibri"/>
-          <w:b/>
-          <w:sz w:val="20"/>
-          <w:szCs w:val="20"/>
-        </w:rPr>
-        <w:t xml:space="preserve">Founders — example figures</w:t>
+        <w:t xml:space="preserve">The Founders (4)</w:t>
+      </w:r>
+    </w:p>
+    <w:p>
+      <w:pPr>
+        <w:keepNext/>
+        <w:spacing w:after="40"/>
+        <w:ind w:left="240"/>
+        <w:rPr>
+          <w:rFonts w:ascii="Calibri" w:hAnsi="Calibri" w:cs="Calibri"/>
+          <w:sz w:val="20"/>
+          <w:szCs w:val="20"/>
+        </w:rPr>
+      </w:pPr>
+      <w:r>
+        <w:rPr>
+          <w:rFonts w:ascii="Calibri" w:hAnsi="Calibri" w:cs="Calibri"/>
+          <w:b/>
+          <w:sz w:val="20"/>
+          <w:szCs w:val="20"/>
+        </w:rPr>
+        <w:t xml:space="preserve">Founders, ten lenses — example figures</w:t>
       </w:r>
     </w:p>
     <w:p>
@@ -1212,7 +1212,7 @@
           <w:sz w:val="20"/>
           <w:szCs w:val="20"/>
         </w:rPr>
-        <w:t xml:space="preserve">The Founders app with illustrative numbers.</w:t>
+        <w:t xml:space="preserve">The ten-lens Founders app with illustrative numbers.</w:t>
       </w:r>
     </w:p>
     <w:p>
@@ -1256,7 +1256,7 @@
           <w:sz w:val="20"/>
           <w:szCs w:val="20"/>
         </w:rPr>
-        <w:t xml:space="preserve">Founders — true data</w:t>
+        <w:t xml:space="preserve">Founders, ten lenses — true data</w:t>
       </w:r>
     </w:p>
     <w:p>
@@ -1275,7 +1275,7 @@
           <w:sz w:val="20"/>
           <w:szCs w:val="20"/>
         </w:rPr>
-        <w:t xml:space="preserve">The Founders app on the live ledger.</w:t>
+        <w:t xml:space="preserve">The ten-lens Founders app, re-derived from the live ledger.</w:t>
       </w:r>
     </w:p>
     <w:p>
@@ -1298,6 +1298,132 @@
             <w:u w:val="single"/>
           </w:rPr>
           <w:t xml:space="preserve">https://196969.github.io/dash-app-/founders-true.html</w:t>
+        </w:r>
+      </w:hyperlink>
+    </w:p>
+    <w:p>
+      <w:pPr>
+        <w:keepNext/>
+        <w:spacing w:after="40"/>
+        <w:ind w:left="240"/>
+        <w:rPr>
+          <w:rFonts w:ascii="Calibri" w:hAnsi="Calibri" w:cs="Calibri"/>
+          <w:sz w:val="20"/>
+          <w:szCs w:val="20"/>
+        </w:rPr>
+      </w:pPr>
+      <w:r>
+        <w:rPr>
+          <w:rFonts w:ascii="Calibri" w:hAnsi="Calibri" w:cs="Calibri"/>
+          <w:b/>
+          <w:sz w:val="20"/>
+          <w:szCs w:val="20"/>
+        </w:rPr>
+        <w:t xml:space="preserve">Founders Council, 39 seats — example figures</w:t>
+      </w:r>
+    </w:p>
+    <w:p>
+      <w:pPr>
+        <w:keepNext/>
+        <w:rPr>
+          <w:rFonts w:ascii="Calibri" w:hAnsi="Calibri" w:cs="Calibri"/>
+          <w:sz w:val="20"/>
+          <w:szCs w:val="20"/>
+        </w:rPr>
+      </w:pPr>
+      <w:r>
+        <w:rPr>
+          <w:rFonts w:ascii="Calibri" w:hAnsi="Calibri" w:cs="Calibri"/>
+          <w:color w:val="555555"/>
+          <w:sz w:val="20"/>
+          <w:szCs w:val="20"/>
+        </w:rPr>
+        <w:t xml:space="preserve">The full council with illustrative numbers.</w:t>
+      </w:r>
+    </w:p>
+    <w:p>
+      <w:pPr>
+        <w:spacing w:after="120"/>
+        <w:ind w:left="240"/>
+        <w:rPr>
+          <w:rFonts w:ascii="Calibri" w:hAnsi="Calibri" w:cs="Calibri"/>
+          <w:sz w:val="20"/>
+          <w:szCs w:val="20"/>
+        </w:rPr>
+      </w:pPr>
+      <w:hyperlink r:id="rId210">
+        <w:r>
+          <w:rPr>
+            <w:rFonts w:ascii="Calibri" w:hAnsi="Calibri" w:cs="Calibri"/>
+            <w:color w:val="1F4FD8"/>
+            <w:sz w:val="20"/>
+            <w:szCs w:val="20"/>
+            <w:u w:val="single"/>
+          </w:rPr>
+          <w:t xml:space="preserve">https://196969.github.io/dash-app-/founders-council-example.html</w:t>
+        </w:r>
+      </w:hyperlink>
+    </w:p>
+    <w:p>
+      <w:pPr>
+        <w:keepNext/>
+        <w:spacing w:after="40"/>
+        <w:ind w:left="240"/>
+        <w:rPr>
+          <w:rFonts w:ascii="Calibri" w:hAnsi="Calibri" w:cs="Calibri"/>
+          <w:sz w:val="20"/>
+          <w:szCs w:val="20"/>
+        </w:rPr>
+      </w:pPr>
+      <w:r>
+        <w:rPr>
+          <w:rFonts w:ascii="Calibri" w:hAnsi="Calibri" w:cs="Calibri"/>
+          <w:b/>
+          <w:sz w:val="20"/>
+          <w:szCs w:val="20"/>
+        </w:rPr>
+        <w:t xml:space="preserve">Founders Council, 39 seats — from the ledger as built</w:t>
+      </w:r>
+    </w:p>
+    <w:p>
+      <w:pPr>
+        <w:keepNext/>
+        <w:rPr>
+          <w:rFonts w:ascii="Calibri" w:hAnsi="Calibri" w:cs="Calibri"/>
+          <w:sz w:val="20"/>
+          <w:szCs w:val="20"/>
+        </w:rPr>
+      </w:pPr>
+      <w:r>
+        <w:rPr>
+          <w:rFonts w:ascii="Calibri" w:hAnsi="Calibri" w:cs="Calibri"/>
+          <w:color w:val="555555"/>
+          <w:sz w:val="20"/>
+          <w:szCs w:val="20"/>
+        </w:rPr>
+        <w:t xml:space="preserve">The full council read from the ledger when the page was built; its own as-of line says when.</w:t>
+      </w:r>
+    </w:p>
+    <w:p>
+      <w:pPr>
+        <w:spacing w:after="120"/>
+        <w:ind w:left="240"/>
+        <w:rPr>
+          <w:rFonts w:ascii="Calibri" w:hAnsi="Calibri" w:cs="Calibri"/>
+          <w:sz w:val="20"/>
+          <w:szCs w:val="20"/>
+        </w:rPr>
+      </w:pPr>
+      <w:hyperlink r:id="rId211">
+        <w:r>
+          <w:rPr>
+            <w:rFonts w:ascii="Calibri" w:hAnsi="Calibri" w:cs="Calibri"/>
+            <w:color w:val="1F4FD8"/>
+            <w:sz w:val="20"/>
+            <w:szCs w:val="20"/>
+            <w:u w:val="single"/>
+          </w:rPr>
+          <w:t xml:space="preserve">https://196969.github.io/dash-app-/founders-council.html</w:t>
         </w:r>
       </w:hyperlink>
     </w:p>
@@ -11409,7 +11535,7 @@
           <w:color w:val="1F2433"/>
           <w:sz w:val="22"/>
         </w:rPr>
-        <w:t xml:space="preserve">Link check on 441 addresses: 437 reachable. mytax.dc.gov and spirit.com block automated checks, and Detwiler's and Kellstrom are flagged in HOT Leads.</w:t>
+        <w:t xml:space="preserve">Link check on 443 addresses: 437 reachable. mytax.dc.gov and spirit.com block automated checks, and Detwiler's and Kellstrom are flagged in HOT Leads.</w:t>
       </w:r>
     </w:p>
     <w:p>

--- a/DashRite-Live-Links-Directory.docx
+++ b/DashRite-Live-Links-Directory.docx
@@ -1382,7 +1382,7 @@
           <w:sz w:val="20"/>
           <w:szCs w:val="20"/>
         </w:rPr>
-        <w:t xml:space="preserve">Founders Council, 39 seats — from the ledger as built</w:t>
+        <w:t xml:space="preserve">Founders Council, 39 seats — from the ledger, derived 30 Sep 2026</w:t>
       </w:r>
     </w:p>
     <w:p>
@@ -1401,7 +1401,7 @@
           <w:sz w:val="20"/>
           <w:szCs w:val="20"/>
         </w:rPr>
-        <w:t xml:space="preserve">The full council read from the ledger when the page was built; its own as-of line says when.</w:t>
+        <w:t xml:space="preserve">The full council, rebuilt from the ledger by build_founders_council.py; its as-of line gives the read date.</w:t>
       </w:r>
     </w:p>
     <w:p>

--- a/DashRite-Live-Links-Directory.docx
+++ b/DashRite-Live-Links-Directory.docx
@@ -1319,7 +1319,7 @@
           <w:sz w:val="20"/>
           <w:szCs w:val="20"/>
         </w:rPr>
-        <w:t xml:space="preserve">Founders Council, 39 seats — example figures</w:t>
+        <w:t xml:space="preserve">Founders Council, 40 seats — example figures</w:t>
       </w:r>
     </w:p>
     <w:p>
@@ -1382,7 +1382,7 @@
           <w:sz w:val="20"/>
           <w:szCs w:val="20"/>
         </w:rPr>
-        <w:t xml:space="preserve">Founders Council, 39 seats — from the ledger, derived 30 Sep 2026</w:t>
+        <w:t xml:space="preserve">Founders Council, 40 seats — from the ledger, derived 30 Sep 2026</w:t>
       </w:r>
     </w:p>
     <w:p>

--- a/DashRite-Live-Links-Directory.docx
+++ b/DashRite-Live-Links-Directory.docx
@@ -10430,7 +10430,7 @@
           <w:sz w:val="20"/>
           <w:szCs w:val="20"/>
         </w:rPr>
-        <w:t>Email: dashriteadvisory@gmail.com</w:t>
+        <w:t>Email: TEdick@dashriteadvisory.com</w:t>
       </w:r>
     </w:p>
     <w:p>
@@ -10452,7 +10452,7 @@
             <w:szCs w:val="20"/>
             <w:u w:val="single"/>
           </w:rPr>
-          <w:t>mailto:dashriteadvisory@gmail.com</w:t>
+          <w:t>mailto:TEdick@dashriteadvisory.com</w:t>
         </w:r>
       </w:hyperlink>
     </w:p>
